--- a/S1-CL3-Cloud-Infrastructure-Improvement/assessments/AT1/AT1-Design-Student.docx
+++ b/S1-CL3-Cloud-Infrastructure-Improvement/assessments/AT1/AT1-Design-Student.docx
@@ -236,7 +236,7 @@
           </w:tcPr>
           <w:p>
             <w:r>
-              <w:t>ICTCLD504 Improve cloud-based infrastructure</w:t>
+              <w:t>ICTCLD504 Improve cloud infrastructure</w:t>
             </w:r>
           </w:p>
         </w:tc>
@@ -273,7 +273,7 @@
           </w:tcPr>
           <w:p>
             <w:r>
-              <w:t>AT1 – Design</w:t>
+              <w:t>AT1 — Cloud Infrastructure Improvement: Design</w:t>
             </w:r>
           </w:p>
         </w:tc>
@@ -506,7 +506,55 @@
               <w:pStyle w:val="Assessortext"/>
             </w:pPr>
             <w:r>
-              <w:t>Students are assessed individually on designing the cloud-infrastructure improvement for the YAT Ledgerline (Accounting) system. Working as an MP Tech Solutions (MTS) consultant, each student analyses the current single-Availability-Zone baseline and designs an improvement across all four optimisation concerns — security, reliability, scalability and cost — including the infrastructure changes needed to meet the applicable Indian regulatory requirements, then presents the proposed architecture for review and obtains sign-off to proceed. The deliverables are a Solution Design (Part A) and a design presentation (Part B). The improvement is to the cloud infrastructure only; the application and its data are out of scope. AT1 is completed individually.</w:t>
+              <w:t>Students are assessed on analysing the cloud infrastructure of YAT's Ledgerline accounting system, designing a proportionate improvement to it, and obtaining sign-off to proceed to deployment. AT1 is the first of three assessment tasks in the S1-CL3 Cloud Infrastructure Improvement cluster.</w:t>
+            </w:r>
+          </w:p>
+          <w:p>
+            <w:pPr>
+              <w:pStyle w:val="Assessortext"/>
+            </w:pPr>
+            <w:r>
+              <w:t>The assessment is one guided workbook of fifteen design tasks, three approval tasks and three knowledge questions, submitted as a single document. Part A leads the student through reviewing the current architecture, evaluating its business impact, assessing compliance against the Indian regulatory requirements, identifying architectural options, setting measurable business goals and metrics, designing the improvement across the four concerns, justifying each on cost versus benefit, and drawing the result. Part B is a live session in which the student presents the proposal and obtains sign-off.</w:t>
+            </w:r>
+          </w:p>
+          <w:p>
+            <w:pPr>
+              <w:pStyle w:val="Assessortext"/>
+            </w:pPr>
+            <w:r>
+              <w:t>THE IMPROVEMENT IS OPEN. There is no right answer waiting to be found. The Improvement Requirements are outcomes, not solutions, and IR-2 asks for improvements proportionate to an internal, business-hours finance system. Proposing everything available is not a better answer than proposing four you can justify — it is a worse one.</w:t>
+            </w:r>
+          </w:p>
+          <w:p>
+            <w:pPr>
+              <w:pStyle w:val="Assessortext"/>
+            </w:pPr>
+            <w:r>
+              <w:t>WHAT YOU SUBMIT. The completed workbook, with every task and question answered and the approval records from Part B filled in.</w:t>
+            </w:r>
+          </w:p>
+          <w:p>
+            <w:pPr>
+              <w:pStyle w:val="Assessortext"/>
+            </w:pPr>
+            <w:r>
+              <w:t>This is an open-book assessment. Students may use the YAT intranet, AWS documentation, course materials and external research (which must be cited). They may not use another student.</w:t>
+            </w:r>
+          </w:p>
+          <w:p>
+            <w:pPr>
+              <w:pStyle w:val="Assessortext"/>
+            </w:pPr>
+            <w:r>
+              <w:t>The assessment will not proceed if for any reason it is not safe to do so. You must advise the student of the reason for suspending the assessment, and what safety action should be taken. Advise the student of revised arrangements when it is safe to do so.</w:t>
+            </w:r>
+          </w:p>
+          <w:p>
+            <w:pPr>
+              <w:pStyle w:val="Assessortext"/>
+            </w:pPr>
+            <w:r>
+              <w:t>There is a zero tolerance for plagiarism, cheating and collusion. Students will be expected to make a declaration that all work is their own prior to submission. Refer to the Training and Assessment Policy for further information.</w:t>
             </w:r>
           </w:p>
         </w:tc>
@@ -545,7 +593,7 @@
               <w:pStyle w:val="Assessortext"/>
             </w:pPr>
             <w:r>
-              <w:t>In this project the student takes on the role of an MTS consultant engaged by YAT College to improve the cloud infrastructure of its Ledgerline (Accounting) system, following YAT's India-campus partnership. AT1 is completed individually and has two parts:</w:t>
+              <w:t>YAT College's offshore partnership in India has put a spotlight on the systems supporting it. Ledgerline — the finance and office-administration system — was migrated to AWS in an earlier engagement and has run there since, but it was migrated as-is: the whole workload sits in one availability zone and nothing has been revisited since cutover.</w:t>
             </w:r>
           </w:p>
           <w:p>
@@ -553,7 +601,7 @@
               <w:pStyle w:val="Assessortext"/>
             </w:pPr>
             <w:r>
-              <w:t>• Part A — Solution Design: analyse the current single-AZ baseline and design the improvement across the four components (network, compute, database, storage) and all four optimisation concerns (security, reliability, scalability, cost), including the infrastructure changes that meet the Indian regulatory requirements. Documented and justified in the YAT Solution Design template, with a Knowledge Evidence appendix.</w:t>
+              <w:t>MTS is engaged to confirm Ledgerline is stable, reliable, fit for purpose and compliant with the Indian regulatory requirements that now apply, and to improve it where it is not. What that improvement consists of is the student's analysis to make.</w:t>
             </w:r>
           </w:p>
           <w:p>
@@ -561,7 +609,7 @@
               <w:pStyle w:val="Assessortext"/>
             </w:pPr>
             <w:r>
-              <w:t>• Part B — Design presentation: present the proposed architecture to the required personnel for review, respond to questions, and obtain sign-off to proceed to deployment.</w:t>
+              <w:t>Part A — Analysis and design. Fifteen tasks: review the architecture and the decisions it represents, evaluate the business impact of those decisions, assess compliance against the Indian Regulatory Requirements, identify the design patterns and options available, assess their benefits against how this business actually runs, set measurable business goals across security, reliability, performance and cost, confirm the direction including what is NOT being proposed, confirm the metrics, design the improvements to compute, storage, database, network, security, reliability, scalability, cost and monitoring, justify each on cost versus benefit, draw the result, and write the justification.</w:t>
             </w:r>
           </w:p>
           <w:p>
@@ -569,7 +617,15 @@
               <w:pStyle w:val="Assessortext"/>
             </w:pPr>
             <w:r>
-              <w:t>The team-based implementation planning is AT2 and the deployment is AT3; AT1 is the individual design and its approval.</w:t>
+              <w:t>Part B — Review and approval. The student presents the proposal to the role-played YAT ICT Manager, answers questions, and obtains sign-off recording exactly which improvements are approved — that approved list is AT3's scope. The first task of Part B is the student's own preparation and is not marked.</w:t>
+            </w:r>
+          </w:p>
+          <w:p>
+            <w:pPr>
+              <w:pStyle w:val="Assessortext"/>
+            </w:pPr>
+            <w:r>
+              <w:t>MTS scope: cloud infrastructure only. The Ledgerline application and its financial data are out of scope (IR-4), as is legal interpretation of the India obligations — the student designs to the compliance area's determination.</w:t>
             </w:r>
           </w:p>
         </w:tc>
@@ -609,7 +665,7 @@
               <w:pStyle w:val="Assessortext"/>
             </w:pPr>
             <w:r>
-              <w:t>Insert the timeframe or time allowed for the assessment task.</w:t>
+              <w:t>Part A — Analysis and design: 6 hours</w:t>
             </w:r>
           </w:p>
           <w:p>
@@ -617,16 +673,15 @@
               <w:pStyle w:val="Assessortext"/>
             </w:pPr>
             <w:r>
-              <w:t xml:space="preserve">e.g. </w:t>
-            </w:r>
-            <w:r>
-              <w:t>‘</w:t>
-            </w:r>
-            <w:r>
-              <w:t>8 weeks</w:t>
-            </w:r>
-            <w:r>
-              <w:t>’</w:t>
+              <w:t>Part B — Presentation and approval: a 20-minute session, scheduled with the assessor</w:t>
+            </w:r>
+          </w:p>
+          <w:p>
+            <w:pPr>
+              <w:pStyle w:val="Assessortext"/>
+            </w:pPr>
+            <w:r>
+              <w:t>Time is indicative. A student who needs longer continues in the next session rather than submitting incomplete work.</w:t>
             </w:r>
           </w:p>
         </w:tc>
@@ -721,7 +776,7 @@
               <w:pStyle w:val="Assessortext"/>
             </w:pPr>
             <w:r>
-              <w:t>Teacher/assessor supplied resources / Access to:</w:t>
+              <w:t>Access to the YAT scenario site / intranet — every document you need is linked from the task it belongs to</w:t>
             </w:r>
           </w:p>
           <w:p>
@@ -729,7 +784,7 @@
               <w:pStyle w:val="Assessortext"/>
             </w:pPr>
             <w:r>
-              <w:t>• The YAT scenario site / intranet — the Ledgerline Cloud Infrastructure Improvement project (Engagement Role Brief, Improvement Requirements, ICT Manager Consultation Notes, Indian Regulatory Requirements) and the current-state ICT records (the Accounting System Cloud Architecture Baseline Design, Infrastructure Specifications, Application Specification, Operational Costing) — the baseline the student analyses and improves.</w:t>
+              <w:t>Your assessor will role-play Sam Walker, YAT ICT Manager, for the Part B session</w:t>
             </w:r>
           </w:p>
           <w:p>
@@ -737,7 +792,7 @@
               <w:pStyle w:val="Assessortext"/>
             </w:pPr>
             <w:r>
-              <w:t>• The YAT Solution Design template (intranet Templates section).</w:t>
+              <w:t>Computer with web browser</w:t>
             </w:r>
           </w:p>
           <w:p>
@@ -745,7 +800,7 @@
               <w:pStyle w:val="Assessortext"/>
             </w:pPr>
             <w:r>
-              <w:t>• A room and schedule for the Part B design presentation.</w:t>
+              <w:t>Word-processing software (e.g. Microsoft Word or equivalent)</w:t>
             </w:r>
           </w:p>
         </w:tc>
@@ -784,7 +839,25 @@
           </w:tcPr>
           <w:p>
             <w:r>
-              <w:t>To receive a Satisfactory outcome for this assessment task, the student must complete every criterion in the marking guide below to a satisfactory standard. Where a criterion is not yet satisfactory, the student is given feedback and a further attempt per the Second attempt provisions.</w:t>
+              <w:t>To receive a Satisfactory outcome for this assessment the student must:</w:t>
+            </w:r>
+          </w:p>
+          <w:p>
+            <w:pPr/>
+            <w:r>
+              <w:t>Achieve Satisfactory on every criterion in the Marking Guide below</w:t>
+            </w:r>
+          </w:p>
+          <w:p>
+            <w:pPr/>
+            <w:r>
+              <w:t>Submit the completed workbook (.docx) with every task and question answered</w:t>
+            </w:r>
+          </w:p>
+          <w:p>
+            <w:pPr/>
+            <w:r>
+              <w:t>Attend the Part B session and obtain sign-off</w:t>
             </w:r>
           </w:p>
         </w:tc>
@@ -984,10 +1057,7 @@
           </w:tcPr>
           <w:p>
             <w:r>
-              <w:rPr>
-                <w:b/>
-              </w:rPr>
-              <w:t>Part A — Solution Design</w:t>
+              <w:t>D1 Architecture reviewed and its business impact evaluated (tasks 1–2) — the student identifies every tier from the supplied records and the deliberate decision each represents, then states the business consequence of each in terms proportionate to an internal, business-hours system rather than as generic risk</w:t>
             </w:r>
           </w:p>
         </w:tc>
@@ -996,7 +1066,9 @@
             <w:tcW w:type="dxa" w:w="1943"/>
           </w:tcPr>
           <w:p>
-            <w:r/>
+            <w:r>
+              <w:t>☐ Yes  ☐ No</w:t>
+            </w:r>
           </w:p>
         </w:tc>
       </w:tr>
@@ -1007,7 +1079,7 @@
           </w:tcPr>
           <w:p>
             <w:r>
-              <w:t>D1 — Architecture review: reviews and evaluates the current single-AZ Ledgerline infrastructure and identifies the business impact of its design (single points of failure, the idle-profile cost, scalability headroom, the compliance position).</w:t>
+              <w:t>D2 Compliance assessed (task 3) — the student assesses the infrastructure against the supplied regulatory determination, identifies the gaps that actually apply, and proposes infrastructure changes rather than advising on the law</w:t>
             </w:r>
           </w:p>
         </w:tc>
@@ -1017,7 +1089,7 @@
           </w:tcPr>
           <w:p>
             <w:r>
-              <w:t>Yes        No</w:t>
+              <w:t>☐ Yes  ☐ No</w:t>
             </w:r>
           </w:p>
         </w:tc>
@@ -1029,7 +1101,7 @@
           </w:tcPr>
           <w:p>
             <w:r>
-              <w:t>D2 — Options and confirmed decisions: identifies architectural options and patterns, assesses their benefits and differences against the current business needs, and confirms the design decisions.</w:t>
+              <w:t>D3 Options identified and assessed (tasks 4–5) — a genuine range of design patterns with what each addresses, then assessed against how this business actually runs, including that an idle-overnight system changes the value of always-on redundancy</w:t>
             </w:r>
           </w:p>
         </w:tc>
@@ -1039,7 +1111,7 @@
           </w:tcPr>
           <w:p>
             <w:r>
-              <w:t>Yes        No</w:t>
+              <w:t>☐ Yes  ☐ No</w:t>
             </w:r>
           </w:p>
         </w:tc>
@@ -1051,7 +1123,7 @@
           </w:tcPr>
           <w:p>
             <w:r>
-              <w:t>D3 — Goals and metrics: sets measurable security, reliability, scalability and cost goals and confirms the performance metrics the design is measured against.</w:t>
+              <w:t>D4 Business goals set and direction confirmed (tasks 6–7) — a measurable goal in each of the four areas, defensible for this system, and a committed proposal set with its exclusions stated and justified</w:t>
             </w:r>
           </w:p>
         </w:tc>
@@ -1061,7 +1133,7 @@
           </w:tcPr>
           <w:p>
             <w:r>
-              <w:t>Yes        No</w:t>
+              <w:t>☐ Yes  ☐ No</w:t>
             </w:r>
           </w:p>
         </w:tc>
@@ -1073,7 +1145,7 @@
           </w:tcPr>
           <w:p>
             <w:r>
-              <w:t>D4 — Improvement design: improves compute, storage, database and network across all four optimisation concerns into one integrated architecture (Multi-AZ reliability, elastic-on-demand scalability, in-place security hardening, proportionate cost optimisation).</w:t>
+              <w:t>D5 Performance metrics confirmed (task 8) — each metric names a real measurable source and a target value, and pairs with a goal, so AT3 can demonstrate against them</w:t>
             </w:r>
           </w:p>
         </w:tc>
@@ -1083,7 +1155,7 @@
           </w:tcPr>
           <w:p>
             <w:r>
-              <w:t>Yes        No</w:t>
+              <w:t>☐ Yes  ☐ No</w:t>
             </w:r>
           </w:p>
         </w:tc>
@@ -1095,7 +1167,7 @@
           </w:tcPr>
           <w:p>
             <w:r>
-              <w:t>D5 — Regulatory compliance: assesses the infrastructure against the Indian Regulatory Requirements and includes the infrastructure changes that close the gaps (the light India residency slice — CERT-In logs and books-of-account retrievability).</w:t>
+              <w:t>D6 The improvement designed (tasks 9–12) — compute, storage, database and network addressed with decisions and reasons including explicit no-change decisions; security designed in layers, recognising what is already strong; reliability and scalability designed with the failure behaviour stated; and cost and monitoring designed together</w:t>
             </w:r>
           </w:p>
         </w:tc>
@@ -1105,7 +1177,7 @@
           </w:tcPr>
           <w:p>
             <w:r>
-              <w:t>Yes        No</w:t>
+              <w:t>☐ Yes  ☐ No</w:t>
             </w:r>
           </w:p>
         </w:tc>
@@ -1117,7 +1189,7 @@
           </w:tcPr>
           <w:p>
             <w:r>
-              <w:t>D6 — Documented and justified: the architecture is documented and justified in the Solution Design, each improvement carrying a proportionate cost-versus-benefit rationale (sound engineering, not gold-plating).</w:t>
+              <w:t>D7 Cost-benefit justification (task 13) — every proposed improvement carries a cost direction and a benefit, and the total is set against the cost goal</w:t>
             </w:r>
           </w:p>
         </w:tc>
@@ -1127,7 +1199,7 @@
           </w:tcPr>
           <w:p>
             <w:r>
-              <w:t>Yes        No</w:t>
+              <w:t>☐ Yes  ☐ No</w:t>
             </w:r>
           </w:p>
         </w:tc>
@@ -1139,7 +1211,7 @@
           </w:tcPr>
           <w:p>
             <w:r>
-              <w:t>D7 — Knowledge Evidence appendix: written contextual responses (object storage; avoiding single points of failure and testing for them; cloud features for each optimisation concern) about the student's own design.</w:t>
+              <w:t>D8 Improved architecture drawn (task 14) — a diagram consistent with the design tables, with both zones and the changed components identifiable</w:t>
             </w:r>
           </w:p>
         </w:tc>
@@ -1149,7 +1221,7 @@
           </w:tcPr>
           <w:p>
             <w:r>
-              <w:t>Yes        No</w:t>
+              <w:t>☐ Yes  ☐ No</w:t>
             </w:r>
           </w:p>
         </w:tc>
@@ -1161,10 +1233,7 @@
           </w:tcPr>
           <w:p>
             <w:r>
-              <w:rPr>
-                <w:b/>
-              </w:rPr>
-              <w:t>Part B — Design Presentation</w:t>
+              <w:t>D9 Design documented and justified (task 15) — a written justification tying each improvement to a business goal, naming rejected alternatives, and arguing the database decision explicitly</w:t>
             </w:r>
           </w:p>
         </w:tc>
@@ -1173,7 +1242,9 @@
             <w:tcW w:type="dxa" w:w="1943"/>
           </w:tcPr>
           <w:p>
-            <w:r/>
+            <w:r>
+              <w:t>☐ Yes  ☐ No</w:t>
+            </w:r>
           </w:p>
         </w:tc>
       </w:tr>
@@ -1184,7 +1255,7 @@
           </w:tcPr>
           <w:p>
             <w:r>
-              <w:t>D8 — Design presentation: presents the proposed architecture for review to the required personnel using appropriate industry language, and responds to questions to confirm the design.</w:t>
+              <w:t>D10 Proposal presented for review (task 17, observed) — the student presents their own proposal to the required person and can explain and defend the reasoning behind it in appropriate industry language</w:t>
             </w:r>
           </w:p>
         </w:tc>
@@ -1194,7 +1265,7 @@
           </w:tcPr>
           <w:p>
             <w:r>
-              <w:t>Yes        No</w:t>
+              <w:t>☐ Yes  ☐ No</w:t>
             </w:r>
           </w:p>
         </w:tc>
@@ -1206,7 +1277,7 @@
           </w:tcPr>
           <w:p>
             <w:r>
-              <w:t>D9 — Sign-off: obtains sign-off to proceed to deployment from the required personnel.</w:t>
+              <w:t>D11 Sign-off to proceed obtained (task 18) — sign-off recorded with a decision, a name and a date, and the approved scope unambiguous, since it is AT3's input</w:t>
             </w:r>
           </w:p>
         </w:tc>
@@ -1216,7 +1287,7 @@
           </w:tcPr>
           <w:p>
             <w:r>
-              <w:t>Yes        No</w:t>
+              <w:t>☐ Yes  ☐ No</w:t>
             </w:r>
           </w:p>
         </w:tc>
@@ -1228,10 +1299,7 @@
           </w:tcPr>
           <w:p>
             <w:r>
-              <w:rPr>
-                <w:b/>
-              </w:rPr>
-              <w:t>Document quality</w:t>
+              <w:t>D12 Knowledge (questions 1–3) — industry standards and standard products in the student's own design, where object storage is and is not the right answer, and what cloud adoption changed for Ledgerline</w:t>
             </w:r>
           </w:p>
         </w:tc>
@@ -1240,28 +1308,8 @@
             <w:tcW w:type="dxa" w:w="1943"/>
           </w:tcPr>
           <w:p>
-            <w:r/>
-          </w:p>
-        </w:tc>
-      </w:tr>
-      <w:tr>
-        <w:tc>
-          <w:tcPr>
-            <w:tcW w:type="dxa" w:w="8797"/>
-          </w:tcPr>
-          <w:p>
-            <w:r>
-              <w:t>D10 — Document quality: the Solution Design uses the YAT Solution Design template, plain professional English, and is complete and internally consistent.</w:t>
-            </w:r>
-          </w:p>
-        </w:tc>
-        <w:tc>
-          <w:tcPr>
-            <w:tcW w:type="dxa" w:w="1943"/>
-          </w:tcPr>
-          <w:p>
-            <w:r>
-              <w:t>Yes        No</w:t>
+            <w:r>
+              <w:t>☐ Yes  ☐ No</w:t>
             </w:r>
           </w:p>
         </w:tc>
@@ -1271,39 +1319,210 @@
       <w:pPr>
         <w:pStyle w:val="Assessortext"/>
       </w:pPr>
+    </w:p>
+    <w:bookmarkEnd w:id="5"/>
+    <w:p/>
+    <w:p>
+      <w:pPr>
+        <w:pStyle w:val="Heading1"/>
+      </w:pPr>
       <w:r>
-        <w:br/>
-        <w:t>Add or delete rows as required</w:t>
+        <w:t>Scenario</w:t>
       </w:r>
     </w:p>
     <w:p>
       <w:pPr>
-        <w:pStyle w:val="Assessortext"/>
-      </w:pPr>
+        <w:spacing w:after="160"/>
+      </w:pPr>
+      <w:r>
+        <w:rPr>
+          <w:b w:val="0"/>
+          <w:i w:val="0"/>
+          <w:sz w:val="21"/>
+        </w:rPr>
+        <w:t>YAT College's offshore partnership in India has put a spotlight on the systems that support it. Ledgerline — YAT's finance and office-administration system — was migrated to AWS in an earlier engagement and has run there since, but it was migrated as-is: everything sits in one availability zone, and nothing has been revisited since the cutover.</w:t>
+      </w:r>
     </w:p>
     <w:p>
       <w:pPr>
-        <w:pStyle w:val="Assessortext"/>
-      </w:pPr>
-      <w:r>
-        <w:t>If questioning or observation is incorporated into this assessme</w:t>
-      </w:r>
-      <w:r>
-        <w:t xml:space="preserve">nt task, you can incorporate a </w:t>
-      </w:r>
+        <w:spacing w:after="160"/>
+      </w:pPr>
       <w:r>
         <w:rPr>
-          <w:b/>
-          <w:i/>
+          <w:b w:val="0"/>
+          <w:i w:val="0"/>
+          <w:sz w:val="21"/>
         </w:rPr>
-        <w:t>Practical Observation Checklist</w:t>
-      </w:r>
-      <w:r>
-        <w:t>.</w:t>
+        <w:t>You are an MTS Consultant on this engagement, reporting to Pat Lin (MTS Senior Consultant). Sam Walker (YAT ICT Manager) is your primary stakeholder, with YAT Finance as the business owner of the system.</w:t>
       </w:r>
     </w:p>
-    <w:bookmarkEnd w:id="5"/>
-    <w:p/>
+    <w:p>
+      <w:pPr>
+        <w:spacing w:after="160"/>
+      </w:pPr>
+      <w:r>
+        <w:rPr>
+          <w:b w:val="0"/>
+          <w:i w:val="0"/>
+          <w:sz w:val="21"/>
+        </w:rPr>
+        <w:t>MTS has been engaged to confirm Ledgerline is stable, reliable, fit for purpose and compliant with the Indian regulatory requirements that now apply — and to improve it where it is not. What that improvement consists of is your analysis to make.</w:t>
+      </w:r>
+    </w:p>
+    <w:p>
+      <w:pPr>
+        <w:pStyle w:val="Heading1"/>
+      </w:pPr>
+      <w:r>
+        <w:t>Required resources (assessment conditions)</w:t>
+      </w:r>
+    </w:p>
+    <w:p>
+      <w:pPr>
+        <w:spacing w:after="120"/>
+        <w:ind w:left="340"/>
+      </w:pPr>
+      <w:r>
+        <w:rPr>
+          <w:sz w:val="21"/>
+        </w:rPr>
+        <w:t xml:space="preserve">•  </w:t>
+      </w:r>
+      <w:hyperlink r:id="rId17">
+        <w:r>
+          <w:rPr>
+            <w:sz w:val="21"/>
+            <w:color w:val="0563C1"/>
+            <w:u w:val="single"/>
+          </w:rPr>
+          <w:t>Improvement Requirements — the outcomes IR-1 to IR-7 this engagement is held to</w:t>
+        </w:r>
+      </w:hyperlink>
+    </w:p>
+    <w:p>
+      <w:pPr>
+        <w:spacing w:after="120"/>
+        <w:ind w:left="340"/>
+      </w:pPr>
+      <w:r>
+        <w:rPr>
+          <w:sz w:val="21"/>
+        </w:rPr>
+        <w:t xml:space="preserve">•  </w:t>
+      </w:r>
+      <w:hyperlink r:id="rId18">
+        <w:r>
+          <w:rPr>
+            <w:sz w:val="21"/>
+            <w:color w:val="0563C1"/>
+            <w:u w:val="single"/>
+          </w:rPr>
+          <w:t>Indian Regulatory Requirements — the obligations the infrastructure is assessed against</w:t>
+        </w:r>
+      </w:hyperlink>
+    </w:p>
+    <w:p>
+      <w:pPr>
+        <w:spacing w:after="120"/>
+        <w:ind w:left="340"/>
+      </w:pPr>
+      <w:r>
+        <w:rPr>
+          <w:sz w:val="21"/>
+        </w:rPr>
+        <w:t xml:space="preserve">•  </w:t>
+      </w:r>
+      <w:hyperlink r:id="rId19">
+        <w:r>
+          <w:rPr>
+            <w:sz w:val="21"/>
+            <w:color w:val="0563C1"/>
+            <w:u w:val="single"/>
+          </w:rPr>
+          <w:t>Accounting System Infrastructure Specifications — the current as-built environment</w:t>
+        </w:r>
+      </w:hyperlink>
+    </w:p>
+    <w:p>
+      <w:pPr>
+        <w:spacing w:after="120"/>
+        <w:ind w:left="340"/>
+      </w:pPr>
+      <w:r>
+        <w:rPr>
+          <w:sz w:val="21"/>
+        </w:rPr>
+        <w:t xml:space="preserve">•  </w:t>
+      </w:r>
+      <w:hyperlink r:id="rId20">
+        <w:r>
+          <w:rPr>
+            <w:sz w:val="21"/>
+            <w:color w:val="0563C1"/>
+            <w:u w:val="single"/>
+          </w:rPr>
+          <w:t>Accounting System Application Specification — the workload, its users and its patterns</w:t>
+        </w:r>
+      </w:hyperlink>
+    </w:p>
+    <w:p>
+      <w:pPr>
+        <w:spacing w:after="120"/>
+        <w:ind w:left="340"/>
+      </w:pPr>
+      <w:r>
+        <w:rPr>
+          <w:sz w:val="21"/>
+        </w:rPr>
+        <w:t xml:space="preserve">•  </w:t>
+      </w:r>
+      <w:hyperlink r:id="rId21">
+        <w:r>
+          <w:rPr>
+            <w:sz w:val="21"/>
+            <w:color w:val="0563C1"/>
+            <w:u w:val="single"/>
+          </w:rPr>
+          <w:t>Accounting System Operational Costing — what the environment costs to run today</w:t>
+        </w:r>
+      </w:hyperlink>
+    </w:p>
+    <w:p>
+      <w:pPr>
+        <w:spacing w:after="120"/>
+        <w:ind w:left="340"/>
+      </w:pPr>
+      <w:r>
+        <w:rPr>
+          <w:sz w:val="21"/>
+        </w:rPr>
+        <w:t xml:space="preserve">•  </w:t>
+      </w:r>
+      <w:hyperlink r:id="rId22">
+        <w:r>
+          <w:rPr>
+            <w:sz w:val="21"/>
+            <w:color w:val="0563C1"/>
+            <w:u w:val="single"/>
+          </w:rPr>
+          <w:t>Engagement Role Brief — your role, and what is in and out of scope for MTS</w:t>
+        </w:r>
+      </w:hyperlink>
+    </w:p>
+    <w:p>
+      <w:pPr>
+        <w:spacing w:after="160"/>
+      </w:pPr>
+      <w:r>
+        <w:rPr>
+          <w:b w:val="0"/>
+          <w:i/>
+          <w:color w:val="6B6660"/>
+          <w:sz w:val="19"/>
+        </w:rPr>
+        <w:t>Everything this part needs is on the YAT intranet. Your assessor will tell you the current address of the site.</w:t>
+      </w:r>
+    </w:p>
     <w:p>
       <w:pPr>
         <w:pStyle w:val="Heading1"/>
@@ -1314,114 +1533,1332 @@
     </w:p>
     <w:p>
       <w:pPr>
-        <w:pStyle w:val="Heading2"/>
+        <w:spacing w:after="160"/>
       </w:pPr>
       <w:r>
-        <w:t>The engagement and your role</w:t>
+        <w:rPr>
+          <w:b w:val="0"/>
+          <w:i w:val="0"/>
+          <w:sz w:val="21"/>
+        </w:rPr>
+        <w:t>This is an open-book assessment. You may use the YAT intranet, AWS documentation, and anything you have from class. What you may not use is another student.</w:t>
       </w:r>
     </w:p>
     <w:p>
       <w:pPr>
-        <w:pStyle w:val="Assessortext"/>
+        <w:spacing w:after="160"/>
       </w:pPr>
       <w:r>
-        <w:t>YAT College is a Registered Training Organisation (RTO) based at 175 Cremorne Street, Cremorne VIC. Following a new campus partnership in India, YAT wants the cloud infrastructure of its Ledgerline (Accounting) system confirmed as stable, reliable and fit for purpose, and compliant with the Indian regulatory requirements that now apply — and improved where it falls short. The improvement is to the cloud infrastructure only; the Ledgerline application and its data are not yours to change.</w:t>
+        <w:rPr>
+          <w:b w:val="0"/>
+          <w:i w:val="0"/>
+          <w:sz w:val="21"/>
+        </w:rPr>
+        <w:t>Work the tasks in order — each builds on the answer before it. They tell you what to decide; they do not tell you what to decide it to.</w:t>
       </w:r>
     </w:p>
     <w:p>
       <w:pPr>
-        <w:pStyle w:val="Assessortext"/>
+        <w:spacing w:after="160"/>
       </w:pPr>
       <w:r>
-        <w:t>You are an MP Tech Solutions (MTS) consultant, reporting to Pat Lin (MTS Senior Consultant), who liaises with Sam Walker, the YAT ICT Manager. In AT1 you analyse the current cloud infrastructure and design the improvement, then present it for approval. AT1 is your own individual work. (The team plans and builds the agreed design in AT2, and each engineer deploys it in AT3.)</w:t>
+        <w:rPr>
+          <w:b w:val="0"/>
+          <w:i w:val="0"/>
+          <w:sz w:val="21"/>
+        </w:rPr>
+        <w:t>There is no right answer waiting to be found. The Improvement Requirements are outcomes, not solutions, and IR-2 asks for improvements proportionate to an internal, business-hours finance system. Proposing every improvement available is not a better answer than proposing three you can justify — it is a worse one.</w:t>
       </w:r>
     </w:p>
     <w:p>
       <w:pPr>
-        <w:pStyle w:val="Assessortext"/>
+        <w:spacing w:after="160"/>
       </w:pPr>
       <w:r>
-        <w:t>The engagement framing and the current-state records are provided on the intranet (the Ledgerline Cloud Infrastructure Improvement project, and the Accounting System Baseline Design, Infrastructure Specifications, Application Specification and Operational Costing). The analysis and the design are yours to produce.</w:t>
+        <w:rPr>
+          <w:b w:val="0"/>
+          <w:i w:val="0"/>
+          <w:sz w:val="21"/>
+        </w:rPr>
+        <w:t>Every improvement you propose must carry a cost-versus-benefit justification (IR-6). An improvement with no cost stated is not a proposal, it is a wish.</w:t>
       </w:r>
     </w:p>
     <w:p>
       <w:pPr>
-        <w:pStyle w:val="Heading2"/>
+        <w:spacing w:after="160"/>
       </w:pPr>
       <w:r>
-        <w:t>Part A — your Solution Design</w:t>
+        <w:rPr>
+          <w:b w:val="0"/>
+          <w:i w:val="0"/>
+          <w:sz w:val="21"/>
+        </w:rPr>
+        <w:t>This part is analysis and design only. You are not deploying anything — AT3 deploys the improvement YAT approves.</w:t>
       </w:r>
     </w:p>
     <w:p>
       <w:pPr>
-        <w:pStyle w:val="Assessortext"/>
+        <w:pStyle w:val="Heading1"/>
       </w:pPr>
       <w:r>
-        <w:t>Using the YAT Solution Design template (download from the intranet's Templates section), analyse the current single-AZ Ledgerline infrastructure and design the improvement. Your Solution Design must:</w:t>
+        <w:t>Part A — Analysis and design</w:t>
       </w:r>
     </w:p>
     <w:p>
       <w:pPr>
-        <w:pStyle w:val="Assessortext"/>
+        <w:pStyle w:val="Heading2"/>
       </w:pPr>
       <w:r>
-        <w:t>• Review and evaluate the current architecture and identify the business impact of its design (its single points of failure, its idle-profile cost, its scalability headroom, and its position against the Indian regulatory requirements).</w:t>
+        <w:rPr>
+          <w:color w:val="1F5A5C"/>
+        </w:rPr>
+        <w:t>The environment you are improving</w:t>
       </w:r>
     </w:p>
     <w:p>
       <w:pPr>
-        <w:pStyle w:val="Assessortext"/>
+        <w:spacing w:after="120"/>
       </w:pPr>
       <w:r>
-        <w:t>• Set measurable security, reliability, scalability and cost goals and the performance metrics you will measure the design against.</w:t>
+        <w:rPr>
+          <w:b w:val="0"/>
+          <w:i w:val="0"/>
+          <w:sz w:val="21"/>
+        </w:rPr>
+        <w:t>This is the environment you are improving. It is what the migration built and handed over. Read it before you answer anything — several tasks below turn on noticing what is already there, and on not proposing to rebuild what already works.</w:t>
+      </w:r>
+    </w:p>
+    <w:tbl>
+      <w:tblPr>
+        <w:tblW w:type="auto" w:w="0"/>
+        <w:tblLook w:firstColumn="1" w:firstRow="1" w:lastColumn="0" w:lastRow="0" w:noHBand="0" w:noVBand="1" w:val="04A0"/>
+      </w:tblPr>
+      <w:tblGrid>
+        <w:gridCol w:w="5233"/>
+        <w:gridCol w:w="5233"/>
+      </w:tblGrid>
+      <w:tr>
+        <w:tc>
+          <w:tcPr>
+            <w:tcW w:type="dxa" w:w="2381"/>
+            <w:tcBorders>
+              <w:top w:val="single" w:sz="4" w:space="0" w:color="E4DED3"/>
+              <w:left w:val="single" w:sz="4" w:space="0" w:color="E4DED3"/>
+              <w:bottom w:val="single" w:sz="4" w:space="0" w:color="E4DED3"/>
+              <w:right w:val="single" w:sz="4" w:space="0" w:color="E4DED3"/>
+            </w:tcBorders>
+            <w:shd w:val="clear" w:color="auto" w:fill="F8F4ED"/>
+          </w:tcPr>
+          <w:p>
+            <w:r>
+              <w:rPr>
+                <w:b/>
+                <w:sz w:val="19"/>
+              </w:rPr>
+              <w:t>Region</w:t>
+            </w:r>
+          </w:p>
+        </w:tc>
+        <w:tc>
+          <w:tcPr>
+            <w:tcW w:type="dxa" w:w="6576"/>
+            <w:tcBorders>
+              <w:top w:val="single" w:sz="4" w:space="0" w:color="E4DED3"/>
+              <w:left w:val="single" w:sz="4" w:space="0" w:color="E4DED3"/>
+              <w:bottom w:val="single" w:sz="4" w:space="0" w:color="E4DED3"/>
+              <w:right w:val="single" w:sz="4" w:space="0" w:color="E4DED3"/>
+            </w:tcBorders>
+          </w:tcPr>
+          <w:p>
+            <w:r>
+              <w:rPr>
+                <w:b w:val="0"/>
+                <w:sz w:val="19"/>
+              </w:rPr>
+              <w:t>ap-southeast-2 (Sydney), with the whole workload in a single availability zone</w:t>
+            </w:r>
+          </w:p>
+        </w:tc>
+      </w:tr>
+      <w:tr>
+        <w:tc>
+          <w:tcPr>
+            <w:tcW w:type="dxa" w:w="2381"/>
+            <w:tcBorders>
+              <w:top w:val="single" w:sz="4" w:space="0" w:color="E4DED3"/>
+              <w:left w:val="single" w:sz="4" w:space="0" w:color="E4DED3"/>
+              <w:bottom w:val="single" w:sz="4" w:space="0" w:color="E4DED3"/>
+              <w:right w:val="single" w:sz="4" w:space="0" w:color="E4DED3"/>
+            </w:tcBorders>
+            <w:shd w:val="clear" w:color="auto" w:fill="F8F4ED"/>
+          </w:tcPr>
+          <w:p>
+            <w:r>
+              <w:rPr>
+                <w:b/>
+                <w:sz w:val="19"/>
+              </w:rPr>
+              <w:t>Workload</w:t>
+            </w:r>
+          </w:p>
+        </w:tc>
+        <w:tc>
+          <w:tcPr>
+            <w:tcW w:type="dxa" w:w="6576"/>
+            <w:tcBorders>
+              <w:top w:val="single" w:sz="4" w:space="0" w:color="E4DED3"/>
+              <w:left w:val="single" w:sz="4" w:space="0" w:color="E4DED3"/>
+              <w:bottom w:val="single" w:sz="4" w:space="0" w:color="E4DED3"/>
+              <w:right w:val="single" w:sz="4" w:space="0" w:color="E4DED3"/>
+            </w:tcBorders>
+          </w:tcPr>
+          <w:p>
+            <w:r>
+              <w:rPr>
+                <w:b w:val="0"/>
+                <w:sz w:val="19"/>
+              </w:rPr>
+              <w:t>Ledgerline Finance &amp; Office Suite — general ledger, accounts payable and receivable, student fee billing, procurement and asset management. Internal back-office system; payroll is outsourced and does not run here.</w:t>
+            </w:r>
+          </w:p>
+        </w:tc>
+      </w:tr>
+      <w:tr>
+        <w:tc>
+          <w:tcPr>
+            <w:tcW w:type="dxa" w:w="2381"/>
+            <w:tcBorders>
+              <w:top w:val="single" w:sz="4" w:space="0" w:color="E4DED3"/>
+              <w:left w:val="single" w:sz="4" w:space="0" w:color="E4DED3"/>
+              <w:bottom w:val="single" w:sz="4" w:space="0" w:color="E4DED3"/>
+              <w:right w:val="single" w:sz="4" w:space="0" w:color="E4DED3"/>
+            </w:tcBorders>
+            <w:shd w:val="clear" w:color="auto" w:fill="F8F4ED"/>
+          </w:tcPr>
+          <w:p>
+            <w:r>
+              <w:rPr>
+                <w:b/>
+                <w:sz w:val="19"/>
+              </w:rPr>
+              <w:t>Access path</w:t>
+            </w:r>
+          </w:p>
+        </w:tc>
+        <w:tc>
+          <w:tcPr>
+            <w:tcW w:type="dxa" w:w="6576"/>
+            <w:tcBorders>
+              <w:top w:val="single" w:sz="4" w:space="0" w:color="E4DED3"/>
+              <w:left w:val="single" w:sz="4" w:space="0" w:color="E4DED3"/>
+              <w:bottom w:val="single" w:sz="4" w:space="0" w:color="E4DED3"/>
+              <w:right w:val="single" w:sz="4" w:space="0" w:color="E4DED3"/>
+            </w:tcBorders>
+          </w:tcPr>
+          <w:p>
+            <w:r>
+              <w:rPr>
+                <w:b w:val="0"/>
+                <w:sz w:val="19"/>
+              </w:rPr>
+              <w:t>internal only — staff reach it from campus over the Site-to-Site VPN. No public ingress.</w:t>
+            </w:r>
+          </w:p>
+        </w:tc>
+      </w:tr>
+      <w:tr>
+        <w:tc>
+          <w:tcPr>
+            <w:tcW w:type="dxa" w:w="2381"/>
+            <w:tcBorders>
+              <w:top w:val="single" w:sz="4" w:space="0" w:color="E4DED3"/>
+              <w:left w:val="single" w:sz="4" w:space="0" w:color="E4DED3"/>
+              <w:bottom w:val="single" w:sz="4" w:space="0" w:color="E4DED3"/>
+              <w:right w:val="single" w:sz="4" w:space="0" w:color="E4DED3"/>
+            </w:tcBorders>
+            <w:shd w:val="clear" w:color="auto" w:fill="F8F4ED"/>
+          </w:tcPr>
+          <w:p>
+            <w:r>
+              <w:rPr>
+                <w:b/>
+                <w:sz w:val="19"/>
+              </w:rPr>
+              <w:t>Application tier</w:t>
+            </w:r>
+          </w:p>
+        </w:tc>
+        <w:tc>
+          <w:tcPr>
+            <w:tcW w:type="dxa" w:w="6576"/>
+            <w:tcBorders>
+              <w:top w:val="single" w:sz="4" w:space="0" w:color="E4DED3"/>
+              <w:left w:val="single" w:sz="4" w:space="0" w:color="E4DED3"/>
+              <w:bottom w:val="single" w:sz="4" w:space="0" w:color="E4DED3"/>
+              <w:right w:val="single" w:sz="4" w:space="0" w:color="E4DED3"/>
+            </w:tcBorders>
+          </w:tcPr>
+          <w:p>
+            <w:r>
+              <w:rPr>
+                <w:b w:val="0"/>
+                <w:sz w:val="19"/>
+              </w:rPr>
+              <w:t>Amazon Linux on general-purpose burstable instances, in an Auto Scaling group with min 1 / desired 1 / max 2, in ledgerline-app-a only; target tracking on CPU at 70%</w:t>
+            </w:r>
+          </w:p>
+        </w:tc>
+      </w:tr>
+      <w:tr>
+        <w:tc>
+          <w:tcPr>
+            <w:tcW w:type="dxa" w:w="2381"/>
+            <w:tcBorders>
+              <w:top w:val="single" w:sz="4" w:space="0" w:color="E4DED3"/>
+              <w:left w:val="single" w:sz="4" w:space="0" w:color="E4DED3"/>
+              <w:bottom w:val="single" w:sz="4" w:space="0" w:color="E4DED3"/>
+              <w:right w:val="single" w:sz="4" w:space="0" w:color="E4DED3"/>
+            </w:tcBorders>
+            <w:shd w:val="clear" w:color="auto" w:fill="F8F4ED"/>
+          </w:tcPr>
+          <w:p>
+            <w:r>
+              <w:rPr>
+                <w:b/>
+                <w:sz w:val="19"/>
+              </w:rPr>
+              <w:t>Load balancing</w:t>
+            </w:r>
+          </w:p>
+        </w:tc>
+        <w:tc>
+          <w:tcPr>
+            <w:tcW w:type="dxa" w:w="6576"/>
+            <w:tcBorders>
+              <w:top w:val="single" w:sz="4" w:space="0" w:color="E4DED3"/>
+              <w:left w:val="single" w:sz="4" w:space="0" w:color="E4DED3"/>
+              <w:bottom w:val="single" w:sz="4" w:space="0" w:color="E4DED3"/>
+              <w:right w:val="single" w:sz="4" w:space="0" w:color="E4DED3"/>
+            </w:tcBorders>
+          </w:tcPr>
+          <w:p>
+            <w:r>
+              <w:rPr>
+                <w:b w:val="0"/>
+                <w:sz w:val="19"/>
+              </w:rPr>
+              <w:t>Application Load Balancer across ledgerline-public-a and -b (a load balancer requires two zones), HTTP :80 to ledgerline-tg</w:t>
+            </w:r>
+          </w:p>
+        </w:tc>
+      </w:tr>
+      <w:tr>
+        <w:tc>
+          <w:tcPr>
+            <w:tcW w:type="dxa" w:w="2381"/>
+            <w:tcBorders>
+              <w:top w:val="single" w:sz="4" w:space="0" w:color="E4DED3"/>
+              <w:left w:val="single" w:sz="4" w:space="0" w:color="E4DED3"/>
+              <w:bottom w:val="single" w:sz="4" w:space="0" w:color="E4DED3"/>
+              <w:right w:val="single" w:sz="4" w:space="0" w:color="E4DED3"/>
+            </w:tcBorders>
+            <w:shd w:val="clear" w:color="auto" w:fill="F8F4ED"/>
+          </w:tcPr>
+          <w:p>
+            <w:r>
+              <w:rPr>
+                <w:b/>
+                <w:sz w:val="19"/>
+              </w:rPr>
+              <w:t>Database</w:t>
+            </w:r>
+          </w:p>
+        </w:tc>
+        <w:tc>
+          <w:tcPr>
+            <w:tcW w:type="dxa" w:w="6576"/>
+            <w:tcBorders>
+              <w:top w:val="single" w:sz="4" w:space="0" w:color="E4DED3"/>
+              <w:left w:val="single" w:sz="4" w:space="0" w:color="E4DED3"/>
+              <w:bottom w:val="single" w:sz="4" w:space="0" w:color="E4DED3"/>
+              <w:right w:val="single" w:sz="4" w:space="0" w:color="E4DED3"/>
+            </w:tcBorders>
+          </w:tcPr>
+          <w:p>
+            <w:r>
+              <w:rPr>
+                <w:b w:val="0"/>
+                <w:sz w:val="19"/>
+              </w:rPr>
+              <w:t>Amazon RDS for PostgreSQL, single-AZ with no standby, gp3 20 GB, encrypted, 7-day backup retention, in ledgerline-data-a</w:t>
+            </w:r>
+          </w:p>
+        </w:tc>
+      </w:tr>
+      <w:tr>
+        <w:tc>
+          <w:tcPr>
+            <w:tcW w:type="dxa" w:w="2381"/>
+            <w:tcBorders>
+              <w:top w:val="single" w:sz="4" w:space="0" w:color="E4DED3"/>
+              <w:left w:val="single" w:sz="4" w:space="0" w:color="E4DED3"/>
+              <w:bottom w:val="single" w:sz="4" w:space="0" w:color="E4DED3"/>
+              <w:right w:val="single" w:sz="4" w:space="0" w:color="E4DED3"/>
+            </w:tcBorders>
+            <w:shd w:val="clear" w:color="auto" w:fill="F8F4ED"/>
+          </w:tcPr>
+          <w:p>
+            <w:r>
+              <w:rPr>
+                <w:b/>
+                <w:sz w:val="19"/>
+              </w:rPr>
+              <w:t>Storage</w:t>
+            </w:r>
+          </w:p>
+        </w:tc>
+        <w:tc>
+          <w:tcPr>
+            <w:tcW w:type="dxa" w:w="6576"/>
+            <w:tcBorders>
+              <w:top w:val="single" w:sz="4" w:space="0" w:color="E4DED3"/>
+              <w:left w:val="single" w:sz="4" w:space="0" w:color="E4DED3"/>
+              <w:bottom w:val="single" w:sz="4" w:space="0" w:color="E4DED3"/>
+              <w:right w:val="single" w:sz="4" w:space="0" w:color="E4DED3"/>
+            </w:tcBorders>
+          </w:tcPr>
+          <w:p>
+            <w:r>
+              <w:rPr>
+                <w:b w:val="0"/>
+                <w:sz w:val="19"/>
+              </w:rPr>
+              <w:t>block storage only — the instance root volume and the database storage. No object storage is in use.</w:t>
+            </w:r>
+          </w:p>
+        </w:tc>
+      </w:tr>
+      <w:tr>
+        <w:tc>
+          <w:tcPr>
+            <w:tcW w:type="dxa" w:w="2381"/>
+            <w:tcBorders>
+              <w:top w:val="single" w:sz="4" w:space="0" w:color="E4DED3"/>
+              <w:left w:val="single" w:sz="4" w:space="0" w:color="E4DED3"/>
+              <w:bottom w:val="single" w:sz="4" w:space="0" w:color="E4DED3"/>
+              <w:right w:val="single" w:sz="4" w:space="0" w:color="E4DED3"/>
+            </w:tcBorders>
+            <w:shd w:val="clear" w:color="auto" w:fill="F8F4ED"/>
+          </w:tcPr>
+          <w:p>
+            <w:r>
+              <w:rPr>
+                <w:b/>
+                <w:sz w:val="19"/>
+              </w:rPr>
+              <w:t>Network</w:t>
+            </w:r>
+          </w:p>
+        </w:tc>
+        <w:tc>
+          <w:tcPr>
+            <w:tcW w:type="dxa" w:w="6576"/>
+            <w:tcBorders>
+              <w:top w:val="single" w:sz="4" w:space="0" w:color="E4DED3"/>
+              <w:left w:val="single" w:sz="4" w:space="0" w:color="E4DED3"/>
+              <w:bottom w:val="single" w:sz="4" w:space="0" w:color="E4DED3"/>
+              <w:right w:val="single" w:sz="4" w:space="0" w:color="E4DED3"/>
+            </w:tcBorders>
+          </w:tcPr>
+          <w:p>
+            <w:r>
+              <w:rPr>
+                <w:b w:val="0"/>
+                <w:sz w:val="19"/>
+              </w:rPr>
+              <w:t>ledgerline-vpc 10.20.0.0/16; public-a/-b, app-a, data-a/-b; a single NAT gateway in ledgerline-public-a</w:t>
+            </w:r>
+          </w:p>
+        </w:tc>
+      </w:tr>
+      <w:tr>
+        <w:tc>
+          <w:tcPr>
+            <w:tcW w:type="dxa" w:w="2381"/>
+            <w:tcBorders>
+              <w:top w:val="single" w:sz="4" w:space="0" w:color="E4DED3"/>
+              <w:left w:val="single" w:sz="4" w:space="0" w:color="E4DED3"/>
+              <w:bottom w:val="single" w:sz="4" w:space="0" w:color="E4DED3"/>
+              <w:right w:val="single" w:sz="4" w:space="0" w:color="E4DED3"/>
+            </w:tcBorders>
+            <w:shd w:val="clear" w:color="auto" w:fill="F8F4ED"/>
+          </w:tcPr>
+          <w:p>
+            <w:r>
+              <w:rPr>
+                <w:b/>
+                <w:sz w:val="19"/>
+              </w:rPr>
+              <w:t>Security groups</w:t>
+            </w:r>
+          </w:p>
+        </w:tc>
+        <w:tc>
+          <w:tcPr>
+            <w:tcW w:type="dxa" w:w="6576"/>
+            <w:tcBorders>
+              <w:top w:val="single" w:sz="4" w:space="0" w:color="E4DED3"/>
+              <w:left w:val="single" w:sz="4" w:space="0" w:color="E4DED3"/>
+              <w:bottom w:val="single" w:sz="4" w:space="0" w:color="E4DED3"/>
+              <w:right w:val="single" w:sz="4" w:space="0" w:color="E4DED3"/>
+            </w:tcBorders>
+          </w:tcPr>
+          <w:p>
+            <w:r>
+              <w:rPr>
+                <w:b w:val="0"/>
+                <w:sz w:val="19"/>
+              </w:rPr>
+              <w:t>ledgerline-alb-sg  HTTP 80 from anywhere  ·  ledgerline-app-sg  from the load balancer group  ·  ledgerline-db-sg  PostgreSQL 5432 from the app group only</w:t>
+            </w:r>
+          </w:p>
+        </w:tc>
+      </w:tr>
+      <w:tr>
+        <w:tc>
+          <w:tcPr>
+            <w:tcW w:type="dxa" w:w="2381"/>
+            <w:tcBorders>
+              <w:top w:val="single" w:sz="4" w:space="0" w:color="E4DED3"/>
+              <w:left w:val="single" w:sz="4" w:space="0" w:color="E4DED3"/>
+              <w:bottom w:val="single" w:sz="4" w:space="0" w:color="E4DED3"/>
+              <w:right w:val="single" w:sz="4" w:space="0" w:color="E4DED3"/>
+            </w:tcBorders>
+            <w:shd w:val="clear" w:color="auto" w:fill="F8F4ED"/>
+          </w:tcPr>
+          <w:p>
+            <w:r>
+              <w:rPr>
+                <w:b/>
+                <w:sz w:val="19"/>
+              </w:rPr>
+              <w:t>Monitoring</w:t>
+            </w:r>
+          </w:p>
+        </w:tc>
+        <w:tc>
+          <w:tcPr>
+            <w:tcW w:type="dxa" w:w="6576"/>
+            <w:tcBorders>
+              <w:top w:val="single" w:sz="4" w:space="0" w:color="E4DED3"/>
+              <w:left w:val="single" w:sz="4" w:space="0" w:color="E4DED3"/>
+              <w:bottom w:val="single" w:sz="4" w:space="0" w:color="E4DED3"/>
+              <w:right w:val="single" w:sz="4" w:space="0" w:color="E4DED3"/>
+            </w:tcBorders>
+          </w:tcPr>
+          <w:p>
+            <w:r>
+              <w:rPr>
+                <w:b w:val="0"/>
+                <w:sz w:val="19"/>
+              </w:rPr>
+              <w:t>two alarms — ledgerline-unhealthy-hosts (any unhealthy target) and ledgerline-db-storage-low (free storage below 15%)</w:t>
+            </w:r>
+          </w:p>
+        </w:tc>
+      </w:tr>
+      <w:tr>
+        <w:tc>
+          <w:tcPr>
+            <w:tcW w:type="dxa" w:w="2381"/>
+            <w:tcBorders>
+              <w:top w:val="single" w:sz="4" w:space="0" w:color="E4DED3"/>
+              <w:left w:val="single" w:sz="4" w:space="0" w:color="E4DED3"/>
+              <w:bottom w:val="single" w:sz="4" w:space="0" w:color="E4DED3"/>
+              <w:right w:val="single" w:sz="4" w:space="0" w:color="E4DED3"/>
+            </w:tcBorders>
+            <w:shd w:val="clear" w:color="auto" w:fill="F8F4ED"/>
+          </w:tcPr>
+          <w:p>
+            <w:r>
+              <w:rPr>
+                <w:b/>
+                <w:sz w:val="19"/>
+              </w:rPr>
+              <w:t>Usage</w:t>
+            </w:r>
+          </w:p>
+        </w:tc>
+        <w:tc>
+          <w:tcPr>
+            <w:tcW w:type="dxa" w:w="6576"/>
+            <w:tcBorders>
+              <w:top w:val="single" w:sz="4" w:space="0" w:color="E4DED3"/>
+              <w:left w:val="single" w:sz="4" w:space="0" w:color="E4DED3"/>
+              <w:bottom w:val="single" w:sz="4" w:space="0" w:color="E4DED3"/>
+              <w:right w:val="single" w:sz="4" w:space="0" w:color="E4DED3"/>
+            </w:tcBorders>
+          </w:tcPr>
+          <w:p>
+            <w:r>
+              <w:rPr>
+                <w:b w:val="0"/>
+                <w:sz w:val="19"/>
+              </w:rPr>
+              <w:t>business hours only, Monday to Friday, roughly 07:30–18:00; effectively idle overnight and at weekends. Month-end close is the monthly peak at 45–55 concurrent users; end of financial year is the annual peak.</w:t>
+            </w:r>
+          </w:p>
+        </w:tc>
+      </w:tr>
+      <w:tr>
+        <w:tc>
+          <w:tcPr>
+            <w:tcW w:type="dxa" w:w="2381"/>
+            <w:tcBorders>
+              <w:top w:val="single" w:sz="4" w:space="0" w:color="E4DED3"/>
+              <w:left w:val="single" w:sz="4" w:space="0" w:color="E4DED3"/>
+              <w:bottom w:val="single" w:sz="4" w:space="0" w:color="E4DED3"/>
+              <w:right w:val="single" w:sz="4" w:space="0" w:color="E4DED3"/>
+            </w:tcBorders>
+            <w:shd w:val="clear" w:color="auto" w:fill="F8F4ED"/>
+          </w:tcPr>
+          <w:p>
+            <w:r>
+              <w:rPr>
+                <w:b/>
+                <w:sz w:val="19"/>
+              </w:rPr>
+              <w:t>Target availability</w:t>
+            </w:r>
+          </w:p>
+        </w:tc>
+        <w:tc>
+          <w:tcPr>
+            <w:tcW w:type="dxa" w:w="6576"/>
+            <w:tcBorders>
+              <w:top w:val="single" w:sz="4" w:space="0" w:color="E4DED3"/>
+              <w:left w:val="single" w:sz="4" w:space="0" w:color="E4DED3"/>
+              <w:bottom w:val="single" w:sz="4" w:space="0" w:color="E4DED3"/>
+              <w:right w:val="single" w:sz="4" w:space="0" w:color="E4DED3"/>
+            </w:tcBorders>
+          </w:tcPr>
+          <w:p>
+            <w:r>
+              <w:rPr>
+                <w:b w:val="0"/>
+                <w:sz w:val="19"/>
+              </w:rPr>
+              <w:t>99.5% business-hours service</w:t>
+            </w:r>
+          </w:p>
+        </w:tc>
+      </w:tr>
+      <w:tr>
+        <w:tc>
+          <w:tcPr>
+            <w:tcW w:type="dxa" w:w="2381"/>
+            <w:tcBorders>
+              <w:top w:val="single" w:sz="4" w:space="0" w:color="E4DED3"/>
+              <w:left w:val="single" w:sz="4" w:space="0" w:color="E4DED3"/>
+              <w:bottom w:val="single" w:sz="4" w:space="0" w:color="E4DED3"/>
+              <w:right w:val="single" w:sz="4" w:space="0" w:color="E4DED3"/>
+            </w:tcBorders>
+            <w:shd w:val="clear" w:color="auto" w:fill="F8F4ED"/>
+          </w:tcPr>
+          <w:p>
+            <w:r>
+              <w:rPr>
+                <w:b/>
+                <w:sz w:val="19"/>
+              </w:rPr>
+              <w:t>Administrative access</w:t>
+            </w:r>
+          </w:p>
+        </w:tc>
+        <w:tc>
+          <w:tcPr>
+            <w:tcW w:type="dxa" w:w="6576"/>
+            <w:tcBorders>
+              <w:top w:val="single" w:sz="4" w:space="0" w:color="E4DED3"/>
+              <w:left w:val="single" w:sz="4" w:space="0" w:color="E4DED3"/>
+              <w:bottom w:val="single" w:sz="4" w:space="0" w:color="E4DED3"/>
+              <w:right w:val="single" w:sz="4" w:space="0" w:color="E4DED3"/>
+            </w:tcBorders>
+          </w:tcPr>
+          <w:p>
+            <w:r>
+              <w:rPr>
+                <w:b w:val="0"/>
+                <w:sz w:val="19"/>
+              </w:rPr>
+              <w:t>Systems Manager Session Manager — no key pair, no open management port, no bastion host</w:t>
+            </w:r>
+          </w:p>
+        </w:tc>
+      </w:tr>
+    </w:tbl>
+    <w:p/>
+    <w:p>
+      <w:pPr>
+        <w:spacing w:after="80"/>
+      </w:pPr>
+      <w:r>
+        <w:rPr>
+          <w:sz w:val="21"/>
+        </w:rPr>
+        <w:t xml:space="preserve">•  </w:t>
+      </w:r>
+      <w:hyperlink r:id="rId23">
+        <w:r>
+          <w:rPr>
+            <w:sz w:val="21"/>
+            <w:color w:val="0563C1"/>
+            <w:u w:val="single"/>
+          </w:rPr>
+          <w:t>Network Diagram — the environment drawn out, including the campus it connects back to</w:t>
+        </w:r>
+      </w:hyperlink>
+    </w:p>
+    <w:p>
+      <w:pPr>
+        <w:spacing w:after="120"/>
+      </w:pPr>
+      <w:r>
+        <w:rPr>
+          <w:b w:val="0"/>
+          <w:i/>
+          <w:color w:val="6B6660"/>
+          <w:sz w:val="19"/>
+        </w:rPr>
+        <w:t>Your work is the cloud infrastructure. The Ledgerline application and its financial data are out of scope (IR-4) — the application continues to run unchanged, and no financial data may be lost.</w:t>
       </w:r>
     </w:p>
     <w:p>
       <w:pPr>
-        <w:pStyle w:val="Assessortext"/>
+        <w:spacing w:before="80" w:after="160"/>
+        <w:ind w:left="227"/>
       </w:pPr>
       <w:r>
-        <w:t>• Design the improvement across the four components — network, compute, database and storage — improving each across all four concerns into one integrated architecture, and include the infrastructure changes that meet the Indian regulatory requirements.</w:t>
+        <w:rPr>
+          <w:b/>
+          <w:color w:val="C5613B"/>
+          <w:sz w:val="19"/>
+        </w:rPr>
+        <w:t xml:space="preserve">Environment constraint </w:t>
+      </w:r>
+      <w:r>
+        <w:rPr>
+          <w:i/>
+          <w:color w:val="C5613B"/>
+          <w:sz w:val="19"/>
+        </w:rPr>
+        <w:t>Instance and database classes throughout this environment are sized to what will actually launch in an AWS Academy Learner Lab, which caps what is available. Ledgerline's real finance workload would warrant considerably larger. Reason about sizing as you would at full scale — the reasoning is what is assessed, not the vCPU count.</w:t>
       </w:r>
     </w:p>
     <w:p>
       <w:pPr>
-        <w:pStyle w:val="Assessortext"/>
+        <w:spacing w:before="200" w:after="0"/>
       </w:pPr>
       <w:r>
-        <w:t>• Document and justify each improvement on a cost-versus-benefit basis — proportionate to an internal, business-hours finance system (sound engineering, not gold-plating).</w:t>
+        <w:rPr>
+          <w:b/>
+          <w:color w:val="1F5A5C"/>
+          <w:sz w:val="16"/>
+        </w:rPr>
+        <w:t>TASK 1</w:t>
       </w:r>
     </w:p>
     <w:p>
       <w:pPr>
-        <w:pStyle w:val="Assessortext"/>
+        <w:pStyle w:val="Heading2"/>
       </w:pPr>
       <w:r>
-        <w:t>Knowledge Evidence appendix (required). At the end of your Solution Design, add a Knowledge Evidence appendix and answer the following in your own words, about your own design:</w:t>
+        <w:rPr>
+          <w:color w:val="1F5A5C"/>
+        </w:rPr>
+        <w:t>Review the current architecture</w:t>
       </w:r>
     </w:p>
     <w:p>
       <w:pPr>
-        <w:pStyle w:val="Assessortext"/>
+        <w:spacing w:after="120"/>
       </w:pPr>
       <w:r>
-        <w:t>• How does the accounting system's use of object storage differ from a system that serves objects publicly (for example a website), and how would you provision that storage if it were needed here?</w:t>
+        <w:rPr>
+          <w:b w:val="0"/>
+          <w:i w:val="0"/>
+          <w:sz w:val="21"/>
+        </w:rPr>
+        <w:t>Identify and review the architecture as it stands. Go tier by tier and record what is there, how it is configured, and what design decision it represents. You are not judging it yet — this task is establishing what you are looking at.</w:t>
       </w:r>
     </w:p>
     <w:p>
       <w:pPr>
-        <w:pStyle w:val="Assessortext"/>
+        <w:spacing w:after="60"/>
       </w:pPr>
       <w:r>
-        <w:t>• How does your design avoid single points of failure, and how would you test that it does?</w:t>
+        <w:rPr>
+          <w:b/>
+          <w:i w:val="0"/>
+          <w:sz w:val="19"/>
+        </w:rPr>
+        <w:t>Related resources</w:t>
       </w:r>
     </w:p>
     <w:p>
       <w:pPr>
-        <w:pStyle w:val="Assessortext"/>
+        <w:spacing w:after="60"/>
+        <w:ind w:left="340"/>
       </w:pPr>
       <w:r>
-        <w:t>• For each of the four optimisation concerns, name a cloud feature your design uses and the improvement it delivers.</w:t>
+        <w:rPr>
+          <w:sz w:val="19"/>
+        </w:rPr>
+        <w:t xml:space="preserve">•  </w:t>
+      </w:r>
+      <w:hyperlink r:id="rId19">
+        <w:r>
+          <w:rPr>
+            <w:sz w:val="19"/>
+            <w:color w:val="0563C1"/>
+            <w:u w:val="single"/>
+          </w:rPr>
+          <w:t>Accounting System Infrastructure Specifications — the environment tier by tier</w:t>
+        </w:r>
+      </w:hyperlink>
+    </w:p>
+    <w:p>
+      <w:pPr>
+        <w:spacing w:after="60"/>
+        <w:ind w:left="340"/>
+      </w:pPr>
+      <w:r>
+        <w:rPr>
+          <w:sz w:val="19"/>
+        </w:rPr>
+        <w:t xml:space="preserve">•  </w:t>
+      </w:r>
+      <w:hyperlink r:id="rId24">
+        <w:r>
+          <w:rPr>
+            <w:sz w:val="19"/>
+            <w:color w:val="0563C1"/>
+            <w:u w:val="single"/>
+          </w:rPr>
+          <w:t>Accounting System Cloud Architecture — Baseline Design — how it was designed at migration, and why</w:t>
+        </w:r>
+      </w:hyperlink>
+    </w:p>
+    <w:p>
+      <w:pPr>
+        <w:spacing w:after="60"/>
+        <w:ind w:left="340"/>
+      </w:pPr>
+      <w:r>
+        <w:rPr>
+          <w:sz w:val="19"/>
+        </w:rPr>
+        <w:t xml:space="preserve">•  </w:t>
+      </w:r>
+      <w:hyperlink r:id="rId23">
+        <w:r>
+          <w:rPr>
+            <w:sz w:val="19"/>
+            <w:color w:val="0563C1"/>
+            <w:u w:val="single"/>
+          </w:rPr>
+          <w:t>Network Diagram — the environment drawn out</w:t>
+        </w:r>
+      </w:hyperlink>
+    </w:p>
+    <w:p/>
+    <w:tbl>
+      <w:tblPr>
+        <w:tblW w:type="auto" w:w="0"/>
+        <w:tblLook w:firstColumn="1" w:firstRow="1" w:lastColumn="0" w:lastRow="0" w:noHBand="0" w:noVBand="1" w:val="04A0"/>
+      </w:tblPr>
+      <w:tblGrid>
+        <w:gridCol w:w="3489"/>
+        <w:gridCol w:w="3489"/>
+        <w:gridCol w:w="3489"/>
+      </w:tblGrid>
+      <w:tr>
+        <w:tc>
+          <w:tcPr>
+            <w:tcW w:type="dxa" w:w="3489"/>
+            <w:tcBorders>
+              <w:top w:val="single" w:sz="4" w:space="0" w:color="E4DED3"/>
+              <w:left w:val="single" w:sz="4" w:space="0" w:color="E4DED3"/>
+              <w:bottom w:val="single" w:sz="4" w:space="0" w:color="E4DED3"/>
+              <w:right w:val="single" w:sz="4" w:space="0" w:color="E4DED3"/>
+            </w:tcBorders>
+            <w:shd w:val="clear" w:color="auto" w:fill="F8F4ED"/>
+          </w:tcPr>
+          <w:p>
+            <w:r>
+              <w:rPr>
+                <w:b/>
+                <w:sz w:val="18"/>
+              </w:rPr>
+              <w:t>Tier</w:t>
+            </w:r>
+          </w:p>
+        </w:tc>
+        <w:tc>
+          <w:tcPr>
+            <w:tcW w:type="dxa" w:w="3489"/>
+            <w:tcBorders>
+              <w:top w:val="single" w:sz="4" w:space="0" w:color="E4DED3"/>
+              <w:left w:val="single" w:sz="4" w:space="0" w:color="E4DED3"/>
+              <w:bottom w:val="single" w:sz="4" w:space="0" w:color="E4DED3"/>
+              <w:right w:val="single" w:sz="4" w:space="0" w:color="E4DED3"/>
+            </w:tcBorders>
+            <w:shd w:val="clear" w:color="auto" w:fill="F8F4ED"/>
+          </w:tcPr>
+          <w:p>
+            <w:r>
+              <w:rPr>
+                <w:b/>
+                <w:sz w:val="18"/>
+              </w:rPr>
+              <w:t>What is there</w:t>
+            </w:r>
+          </w:p>
+        </w:tc>
+        <w:tc>
+          <w:tcPr>
+            <w:tcW w:type="dxa" w:w="3489"/>
+            <w:tcBorders>
+              <w:top w:val="single" w:sz="4" w:space="0" w:color="E4DED3"/>
+              <w:left w:val="single" w:sz="4" w:space="0" w:color="E4DED3"/>
+              <w:bottom w:val="single" w:sz="4" w:space="0" w:color="E4DED3"/>
+              <w:right w:val="single" w:sz="4" w:space="0" w:color="E4DED3"/>
+            </w:tcBorders>
+            <w:shd w:val="clear" w:color="auto" w:fill="F8F4ED"/>
+          </w:tcPr>
+          <w:p>
+            <w:r>
+              <w:rPr>
+                <w:b/>
+                <w:sz w:val="18"/>
+              </w:rPr>
+              <w:t>The design decision it represents</w:t>
+            </w:r>
+          </w:p>
+        </w:tc>
+      </w:tr>
+      <w:tr>
+        <w:tc>
+          <w:tcPr>
+            <w:tcW w:type="dxa" w:w="3489"/>
+            <w:tcBorders>
+              <w:top w:val="single" w:sz="4" w:space="0" w:color="E4DED3"/>
+              <w:left w:val="single" w:sz="4" w:space="0" w:color="E4DED3"/>
+              <w:bottom w:val="single" w:sz="4" w:space="0" w:color="E4DED3"/>
+              <w:right w:val="single" w:sz="4" w:space="0" w:color="E4DED3"/>
+            </w:tcBorders>
+          </w:tcPr>
+          <w:p>
+            <w:r>
+              <w:rPr>
+                <w:sz w:val="18"/>
+              </w:rPr>
+              <w:t>Application</w:t>
+            </w:r>
+          </w:p>
+        </w:tc>
+        <w:tc>
+          <w:tcPr>
+            <w:tcW w:type="dxa" w:w="3489"/>
+            <w:tcBorders>
+              <w:top w:val="single" w:sz="4" w:space="0" w:color="E4DED3"/>
+              <w:left w:val="single" w:sz="4" w:space="0" w:color="E4DED3"/>
+              <w:bottom w:val="single" w:sz="4" w:space="0" w:color="E4DED3"/>
+              <w:right w:val="single" w:sz="4" w:space="0" w:color="E4DED3"/>
+            </w:tcBorders>
+          </w:tcPr>
+          <w:p>
+            <w:r>
+              <w:rPr>
+                <w:sz w:val="18"/>
+              </w:rPr>
+            </w:r>
+          </w:p>
+        </w:tc>
+        <w:tc>
+          <w:tcPr>
+            <w:tcW w:type="dxa" w:w="3489"/>
+            <w:tcBorders>
+              <w:top w:val="single" w:sz="4" w:space="0" w:color="E4DED3"/>
+              <w:left w:val="single" w:sz="4" w:space="0" w:color="E4DED3"/>
+              <w:bottom w:val="single" w:sz="4" w:space="0" w:color="E4DED3"/>
+              <w:right w:val="single" w:sz="4" w:space="0" w:color="E4DED3"/>
+            </w:tcBorders>
+          </w:tcPr>
+          <w:p>
+            <w:r>
+              <w:rPr>
+                <w:sz w:val="18"/>
+              </w:rPr>
+            </w:r>
+          </w:p>
+        </w:tc>
+      </w:tr>
+      <w:tr>
+        <w:tc>
+          <w:tcPr>
+            <w:tcW w:type="dxa" w:w="3489"/>
+            <w:tcBorders>
+              <w:top w:val="single" w:sz="4" w:space="0" w:color="E4DED3"/>
+              <w:left w:val="single" w:sz="4" w:space="0" w:color="E4DED3"/>
+              <w:bottom w:val="single" w:sz="4" w:space="0" w:color="E4DED3"/>
+              <w:right w:val="single" w:sz="4" w:space="0" w:color="E4DED3"/>
+            </w:tcBorders>
+          </w:tcPr>
+          <w:p>
+            <w:r>
+              <w:rPr>
+                <w:sz w:val="18"/>
+              </w:rPr>
+              <w:t>Load balancing</w:t>
+            </w:r>
+          </w:p>
+        </w:tc>
+        <w:tc>
+          <w:tcPr>
+            <w:tcW w:type="dxa" w:w="3489"/>
+            <w:tcBorders>
+              <w:top w:val="single" w:sz="4" w:space="0" w:color="E4DED3"/>
+              <w:left w:val="single" w:sz="4" w:space="0" w:color="E4DED3"/>
+              <w:bottom w:val="single" w:sz="4" w:space="0" w:color="E4DED3"/>
+              <w:right w:val="single" w:sz="4" w:space="0" w:color="E4DED3"/>
+            </w:tcBorders>
+          </w:tcPr>
+          <w:p>
+            <w:r>
+              <w:rPr>
+                <w:sz w:val="18"/>
+              </w:rPr>
+            </w:r>
+          </w:p>
+        </w:tc>
+        <w:tc>
+          <w:tcPr>
+            <w:tcW w:type="dxa" w:w="3489"/>
+            <w:tcBorders>
+              <w:top w:val="single" w:sz="4" w:space="0" w:color="E4DED3"/>
+              <w:left w:val="single" w:sz="4" w:space="0" w:color="E4DED3"/>
+              <w:bottom w:val="single" w:sz="4" w:space="0" w:color="E4DED3"/>
+              <w:right w:val="single" w:sz="4" w:space="0" w:color="E4DED3"/>
+            </w:tcBorders>
+          </w:tcPr>
+          <w:p>
+            <w:r>
+              <w:rPr>
+                <w:sz w:val="18"/>
+              </w:rPr>
+            </w:r>
+          </w:p>
+        </w:tc>
+      </w:tr>
+      <w:tr>
+        <w:tc>
+          <w:tcPr>
+            <w:tcW w:type="dxa" w:w="3489"/>
+            <w:tcBorders>
+              <w:top w:val="single" w:sz="4" w:space="0" w:color="E4DED3"/>
+              <w:left w:val="single" w:sz="4" w:space="0" w:color="E4DED3"/>
+              <w:bottom w:val="single" w:sz="4" w:space="0" w:color="E4DED3"/>
+              <w:right w:val="single" w:sz="4" w:space="0" w:color="E4DED3"/>
+            </w:tcBorders>
+          </w:tcPr>
+          <w:p>
+            <w:r>
+              <w:rPr>
+                <w:sz w:val="18"/>
+              </w:rPr>
+              <w:t>Database</w:t>
+            </w:r>
+          </w:p>
+        </w:tc>
+        <w:tc>
+          <w:tcPr>
+            <w:tcW w:type="dxa" w:w="3489"/>
+            <w:tcBorders>
+              <w:top w:val="single" w:sz="4" w:space="0" w:color="E4DED3"/>
+              <w:left w:val="single" w:sz="4" w:space="0" w:color="E4DED3"/>
+              <w:bottom w:val="single" w:sz="4" w:space="0" w:color="E4DED3"/>
+              <w:right w:val="single" w:sz="4" w:space="0" w:color="E4DED3"/>
+            </w:tcBorders>
+          </w:tcPr>
+          <w:p>
+            <w:r>
+              <w:rPr>
+                <w:sz w:val="18"/>
+              </w:rPr>
+            </w:r>
+          </w:p>
+        </w:tc>
+        <w:tc>
+          <w:tcPr>
+            <w:tcW w:type="dxa" w:w="3489"/>
+            <w:tcBorders>
+              <w:top w:val="single" w:sz="4" w:space="0" w:color="E4DED3"/>
+              <w:left w:val="single" w:sz="4" w:space="0" w:color="E4DED3"/>
+              <w:bottom w:val="single" w:sz="4" w:space="0" w:color="E4DED3"/>
+              <w:right w:val="single" w:sz="4" w:space="0" w:color="E4DED3"/>
+            </w:tcBorders>
+          </w:tcPr>
+          <w:p>
+            <w:r>
+              <w:rPr>
+                <w:sz w:val="18"/>
+              </w:rPr>
+            </w:r>
+          </w:p>
+        </w:tc>
+      </w:tr>
+      <w:tr>
+        <w:tc>
+          <w:tcPr>
+            <w:tcW w:type="dxa" w:w="3489"/>
+            <w:tcBorders>
+              <w:top w:val="single" w:sz="4" w:space="0" w:color="E4DED3"/>
+              <w:left w:val="single" w:sz="4" w:space="0" w:color="E4DED3"/>
+              <w:bottom w:val="single" w:sz="4" w:space="0" w:color="E4DED3"/>
+              <w:right w:val="single" w:sz="4" w:space="0" w:color="E4DED3"/>
+            </w:tcBorders>
+          </w:tcPr>
+          <w:p>
+            <w:r>
+              <w:rPr>
+                <w:sz w:val="18"/>
+              </w:rPr>
+              <w:t>Network</w:t>
+            </w:r>
+          </w:p>
+        </w:tc>
+        <w:tc>
+          <w:tcPr>
+            <w:tcW w:type="dxa" w:w="3489"/>
+            <w:tcBorders>
+              <w:top w:val="single" w:sz="4" w:space="0" w:color="E4DED3"/>
+              <w:left w:val="single" w:sz="4" w:space="0" w:color="E4DED3"/>
+              <w:bottom w:val="single" w:sz="4" w:space="0" w:color="E4DED3"/>
+              <w:right w:val="single" w:sz="4" w:space="0" w:color="E4DED3"/>
+            </w:tcBorders>
+          </w:tcPr>
+          <w:p>
+            <w:r>
+              <w:rPr>
+                <w:sz w:val="18"/>
+              </w:rPr>
+            </w:r>
+          </w:p>
+        </w:tc>
+        <w:tc>
+          <w:tcPr>
+            <w:tcW w:type="dxa" w:w="3489"/>
+            <w:tcBorders>
+              <w:top w:val="single" w:sz="4" w:space="0" w:color="E4DED3"/>
+              <w:left w:val="single" w:sz="4" w:space="0" w:color="E4DED3"/>
+              <w:bottom w:val="single" w:sz="4" w:space="0" w:color="E4DED3"/>
+              <w:right w:val="single" w:sz="4" w:space="0" w:color="E4DED3"/>
+            </w:tcBorders>
+          </w:tcPr>
+          <w:p>
+            <w:r>
+              <w:rPr>
+                <w:sz w:val="18"/>
+              </w:rPr>
+            </w:r>
+          </w:p>
+        </w:tc>
+      </w:tr>
+      <w:tr>
+        <w:tc>
+          <w:tcPr>
+            <w:tcW w:type="dxa" w:w="3489"/>
+            <w:tcBorders>
+              <w:top w:val="single" w:sz="4" w:space="0" w:color="E4DED3"/>
+              <w:left w:val="single" w:sz="4" w:space="0" w:color="E4DED3"/>
+              <w:bottom w:val="single" w:sz="4" w:space="0" w:color="E4DED3"/>
+              <w:right w:val="single" w:sz="4" w:space="0" w:color="E4DED3"/>
+            </w:tcBorders>
+          </w:tcPr>
+          <w:p>
+            <w:r>
+              <w:rPr>
+                <w:sz w:val="18"/>
+              </w:rPr>
+              <w:t>Access</w:t>
+            </w:r>
+          </w:p>
+        </w:tc>
+        <w:tc>
+          <w:tcPr>
+            <w:tcW w:type="dxa" w:w="3489"/>
+            <w:tcBorders>
+              <w:top w:val="single" w:sz="4" w:space="0" w:color="E4DED3"/>
+              <w:left w:val="single" w:sz="4" w:space="0" w:color="E4DED3"/>
+              <w:bottom w:val="single" w:sz="4" w:space="0" w:color="E4DED3"/>
+              <w:right w:val="single" w:sz="4" w:space="0" w:color="E4DED3"/>
+            </w:tcBorders>
+          </w:tcPr>
+          <w:p>
+            <w:r>
+              <w:rPr>
+                <w:sz w:val="18"/>
+              </w:rPr>
+            </w:r>
+          </w:p>
+        </w:tc>
+        <w:tc>
+          <w:tcPr>
+            <w:tcW w:type="dxa" w:w="3489"/>
+            <w:tcBorders>
+              <w:top w:val="single" w:sz="4" w:space="0" w:color="E4DED3"/>
+              <w:left w:val="single" w:sz="4" w:space="0" w:color="E4DED3"/>
+              <w:bottom w:val="single" w:sz="4" w:space="0" w:color="E4DED3"/>
+              <w:right w:val="single" w:sz="4" w:space="0" w:color="E4DED3"/>
+            </w:tcBorders>
+          </w:tcPr>
+          <w:p>
+            <w:r>
+              <w:rPr>
+                <w:sz w:val="18"/>
+              </w:rPr>
+            </w:r>
+          </w:p>
+        </w:tc>
+      </w:tr>
+      <w:tr>
+        <w:tc>
+          <w:tcPr>
+            <w:tcW w:type="dxa" w:w="3489"/>
+            <w:tcBorders>
+              <w:top w:val="single" w:sz="4" w:space="0" w:color="E4DED3"/>
+              <w:left w:val="single" w:sz="4" w:space="0" w:color="E4DED3"/>
+              <w:bottom w:val="single" w:sz="4" w:space="0" w:color="E4DED3"/>
+              <w:right w:val="single" w:sz="4" w:space="0" w:color="E4DED3"/>
+            </w:tcBorders>
+          </w:tcPr>
+          <w:p>
+            <w:r>
+              <w:rPr>
+                <w:sz w:val="18"/>
+              </w:rPr>
+              <w:t>Storage</w:t>
+            </w:r>
+          </w:p>
+        </w:tc>
+        <w:tc>
+          <w:tcPr>
+            <w:tcW w:type="dxa" w:w="3489"/>
+            <w:tcBorders>
+              <w:top w:val="single" w:sz="4" w:space="0" w:color="E4DED3"/>
+              <w:left w:val="single" w:sz="4" w:space="0" w:color="E4DED3"/>
+              <w:bottom w:val="single" w:sz="4" w:space="0" w:color="E4DED3"/>
+              <w:right w:val="single" w:sz="4" w:space="0" w:color="E4DED3"/>
+            </w:tcBorders>
+          </w:tcPr>
+          <w:p>
+            <w:r>
+              <w:rPr>
+                <w:sz w:val="18"/>
+              </w:rPr>
+            </w:r>
+          </w:p>
+        </w:tc>
+        <w:tc>
+          <w:tcPr>
+            <w:tcW w:type="dxa" w:w="3489"/>
+            <w:tcBorders>
+              <w:top w:val="single" w:sz="4" w:space="0" w:color="E4DED3"/>
+              <w:left w:val="single" w:sz="4" w:space="0" w:color="E4DED3"/>
+              <w:bottom w:val="single" w:sz="4" w:space="0" w:color="E4DED3"/>
+              <w:right w:val="single" w:sz="4" w:space="0" w:color="E4DED3"/>
+            </w:tcBorders>
+          </w:tcPr>
+          <w:p>
+            <w:r>
+              <w:rPr>
+                <w:sz w:val="18"/>
+              </w:rPr>
+            </w:r>
+          </w:p>
+        </w:tc>
+      </w:tr>
+      <w:tr>
+        <w:tc>
+          <w:tcPr>
+            <w:tcW w:type="dxa" w:w="3489"/>
+            <w:tcBorders>
+              <w:top w:val="single" w:sz="4" w:space="0" w:color="E4DED3"/>
+              <w:left w:val="single" w:sz="4" w:space="0" w:color="E4DED3"/>
+              <w:bottom w:val="single" w:sz="4" w:space="0" w:color="E4DED3"/>
+              <w:right w:val="single" w:sz="4" w:space="0" w:color="E4DED3"/>
+            </w:tcBorders>
+          </w:tcPr>
+          <w:p>
+            <w:r>
+              <w:rPr>
+                <w:sz w:val="18"/>
+              </w:rPr>
+              <w:t>Monitoring</w:t>
+            </w:r>
+          </w:p>
+        </w:tc>
+        <w:tc>
+          <w:tcPr>
+            <w:tcW w:type="dxa" w:w="3489"/>
+            <w:tcBorders>
+              <w:top w:val="single" w:sz="4" w:space="0" w:color="E4DED3"/>
+              <w:left w:val="single" w:sz="4" w:space="0" w:color="E4DED3"/>
+              <w:bottom w:val="single" w:sz="4" w:space="0" w:color="E4DED3"/>
+              <w:right w:val="single" w:sz="4" w:space="0" w:color="E4DED3"/>
+            </w:tcBorders>
+          </w:tcPr>
+          <w:p>
+            <w:r>
+              <w:rPr>
+                <w:sz w:val="18"/>
+              </w:rPr>
+            </w:r>
+          </w:p>
+        </w:tc>
+        <w:tc>
+          <w:tcPr>
+            <w:tcW w:type="dxa" w:w="3489"/>
+            <w:tcBorders>
+              <w:top w:val="single" w:sz="4" w:space="0" w:color="E4DED3"/>
+              <w:left w:val="single" w:sz="4" w:space="0" w:color="E4DED3"/>
+              <w:bottom w:val="single" w:sz="4" w:space="0" w:color="E4DED3"/>
+              <w:right w:val="single" w:sz="4" w:space="0" w:color="E4DED3"/>
+            </w:tcBorders>
+          </w:tcPr>
+          <w:p>
+            <w:r>
+              <w:rPr>
+                <w:sz w:val="18"/>
+              </w:rPr>
+            </w:r>
+          </w:p>
+        </w:tc>
+      </w:tr>
+    </w:tbl>
+    <w:p/>
+    <w:p>
+      <w:pPr>
+        <w:spacing w:before="200" w:after="0"/>
+      </w:pPr>
+      <w:r>
+        <w:rPr>
+          <w:b/>
+          <w:color w:val="1F5A5C"/>
+          <w:sz w:val="16"/>
+        </w:rPr>
+        <w:t>TASK 2</w:t>
       </w:r>
     </w:p>
     <w:p>
@@ -1429,73 +2866,7681 @@
         <w:pStyle w:val="Heading2"/>
       </w:pPr>
       <w:r>
-        <w:t>Part B — your design presentation</w:t>
+        <w:rPr>
+          <w:color w:val="1F5A5C"/>
+        </w:rPr>
+        <w:t>Evaluate the architecture and identify the business impact</w:t>
       </w:r>
     </w:p>
     <w:p>
       <w:pPr>
-        <w:pStyle w:val="Assessortext"/>
+        <w:spacing w:after="120"/>
       </w:pPr>
       <w:r>
-        <w:t>Present your proposed architecture to the required personnel (your assessor, in the role of the YAT ICT Manager / MTS Senior Consultant) for review. Walk through the design and its justification, respond to questions, and obtain sign-off to proceed to deployment.</w:t>
+        <w:rPr>
+          <w:b w:val="0"/>
+          <w:i w:val="0"/>
+          <w:sz w:val="21"/>
+        </w:rPr>
+        <w:t>Now evaluate it. For each design decision from task 1, say what it means for the business — not what it means technically. 'Single availability zone' is a fact; 'a zone failure stops month-end close and finance cannot pay suppliers' is a business impact.</w:t>
       </w:r>
     </w:p>
     <w:p>
       <w:pPr>
-        <w:pStyle w:val="Assessortext"/>
+        <w:spacing w:after="60"/>
       </w:pPr>
       <w:r>
-        <w:t>Submit the populated Solution Design (.docx) with the Knowledge Evidence appendix completed, and deliver the Part B presentation at the scheduled time.</w:t>
+        <w:rPr>
+          <w:b/>
+          <w:i w:val="0"/>
+          <w:sz w:val="19"/>
+        </w:rPr>
+        <w:t>Related resources</w:t>
       </w:r>
     </w:p>
     <w:p>
       <w:pPr>
-        <w:pStyle w:val="Heading2"/>
+        <w:spacing w:after="60"/>
+        <w:ind w:left="340"/>
       </w:pPr>
       <w:r>
-        <w:t>Tips for success</w:t>
+        <w:rPr>
+          <w:sz w:val="19"/>
+        </w:rPr>
+        <w:t xml:space="preserve">•  </w:t>
+      </w:r>
+      <w:hyperlink r:id="rId20">
+        <w:r>
+          <w:rPr>
+            <w:sz w:val="19"/>
+            <w:color w:val="0563C1"/>
+            <w:u w:val="single"/>
+          </w:rPr>
+          <w:t>Accounting System Application Specification — who uses it, when, and how heavily</w:t>
+        </w:r>
+      </w:hyperlink>
+    </w:p>
+    <w:p>
+      <w:pPr>
+        <w:spacing w:after="60"/>
+        <w:ind w:left="340"/>
+      </w:pPr>
+      <w:r>
+        <w:rPr>
+          <w:sz w:val="19"/>
+        </w:rPr>
+        <w:t xml:space="preserve">•  </w:t>
+      </w:r>
+      <w:hyperlink r:id="rId17">
+        <w:r>
+          <w:rPr>
+            <w:sz w:val="19"/>
+            <w:color w:val="0563C1"/>
+            <w:u w:val="single"/>
+          </w:rPr>
+          <w:t>Improvement Requirements — the outcomes the current state is judged against</w:t>
+        </w:r>
+      </w:hyperlink>
+    </w:p>
+    <w:p/>
+    <w:tbl>
+      <w:tblPr>
+        <w:tblW w:type="auto" w:w="0"/>
+        <w:tblLook w:firstColumn="1" w:firstRow="1" w:lastColumn="0" w:lastRow="0" w:noHBand="0" w:noVBand="1" w:val="04A0"/>
+      </w:tblPr>
+      <w:tblGrid>
+        <w:gridCol w:w="3489"/>
+        <w:gridCol w:w="3489"/>
+        <w:gridCol w:w="3489"/>
+      </w:tblGrid>
+      <w:tr>
+        <w:tc>
+          <w:tcPr>
+            <w:tcW w:type="dxa" w:w="3489"/>
+            <w:tcBorders>
+              <w:top w:val="single" w:sz="4" w:space="0" w:color="E4DED3"/>
+              <w:left w:val="single" w:sz="4" w:space="0" w:color="E4DED3"/>
+              <w:bottom w:val="single" w:sz="4" w:space="0" w:color="E4DED3"/>
+              <w:right w:val="single" w:sz="4" w:space="0" w:color="E4DED3"/>
+            </w:tcBorders>
+            <w:shd w:val="clear" w:color="auto" w:fill="F8F4ED"/>
+          </w:tcPr>
+          <w:p>
+            <w:r>
+              <w:rPr>
+                <w:b/>
+                <w:sz w:val="18"/>
+              </w:rPr>
+              <w:t>Design decision</w:t>
+            </w:r>
+          </w:p>
+        </w:tc>
+        <w:tc>
+          <w:tcPr>
+            <w:tcW w:type="dxa" w:w="3489"/>
+            <w:tcBorders>
+              <w:top w:val="single" w:sz="4" w:space="0" w:color="E4DED3"/>
+              <w:left w:val="single" w:sz="4" w:space="0" w:color="E4DED3"/>
+              <w:bottom w:val="single" w:sz="4" w:space="0" w:color="E4DED3"/>
+              <w:right w:val="single" w:sz="4" w:space="0" w:color="E4DED3"/>
+            </w:tcBorders>
+            <w:shd w:val="clear" w:color="auto" w:fill="F8F4ED"/>
+          </w:tcPr>
+          <w:p>
+            <w:r>
+              <w:rPr>
+                <w:b/>
+                <w:sz w:val="18"/>
+              </w:rPr>
+              <w:t>Business impact if it fails or falls short</w:t>
+            </w:r>
+          </w:p>
+        </w:tc>
+        <w:tc>
+          <w:tcPr>
+            <w:tcW w:type="dxa" w:w="3489"/>
+            <w:tcBorders>
+              <w:top w:val="single" w:sz="4" w:space="0" w:color="E4DED3"/>
+              <w:left w:val="single" w:sz="4" w:space="0" w:color="E4DED3"/>
+              <w:bottom w:val="single" w:sz="4" w:space="0" w:color="E4DED3"/>
+              <w:right w:val="single" w:sz="4" w:space="0" w:color="E4DED3"/>
+            </w:tcBorders>
+            <w:shd w:val="clear" w:color="auto" w:fill="F8F4ED"/>
+          </w:tcPr>
+          <w:p>
+            <w:r>
+              <w:rPr>
+                <w:b/>
+                <w:sz w:val="18"/>
+              </w:rPr>
+              <w:t>How serious</w:t>
+            </w:r>
+          </w:p>
+        </w:tc>
+      </w:tr>
+      <w:tr>
+        <w:tc>
+          <w:tcPr>
+            <w:tcW w:type="dxa" w:w="3489"/>
+            <w:tcBorders>
+              <w:top w:val="single" w:sz="4" w:space="0" w:color="E4DED3"/>
+              <w:left w:val="single" w:sz="4" w:space="0" w:color="E4DED3"/>
+              <w:bottom w:val="single" w:sz="4" w:space="0" w:color="E4DED3"/>
+              <w:right w:val="single" w:sz="4" w:space="0" w:color="E4DED3"/>
+            </w:tcBorders>
+          </w:tcPr>
+          <w:p>
+            <w:r>
+              <w:rPr>
+                <w:sz w:val="18"/>
+              </w:rPr>
+              <w:t>Single availability zone</w:t>
+            </w:r>
+          </w:p>
+        </w:tc>
+        <w:tc>
+          <w:tcPr>
+            <w:tcW w:type="dxa" w:w="3489"/>
+            <w:tcBorders>
+              <w:top w:val="single" w:sz="4" w:space="0" w:color="E4DED3"/>
+              <w:left w:val="single" w:sz="4" w:space="0" w:color="E4DED3"/>
+              <w:bottom w:val="single" w:sz="4" w:space="0" w:color="E4DED3"/>
+              <w:right w:val="single" w:sz="4" w:space="0" w:color="E4DED3"/>
+            </w:tcBorders>
+          </w:tcPr>
+          <w:p>
+            <w:r>
+              <w:rPr>
+                <w:sz w:val="18"/>
+              </w:rPr>
+            </w:r>
+          </w:p>
+        </w:tc>
+        <w:tc>
+          <w:tcPr>
+            <w:tcW w:type="dxa" w:w="3489"/>
+            <w:tcBorders>
+              <w:top w:val="single" w:sz="4" w:space="0" w:color="E4DED3"/>
+              <w:left w:val="single" w:sz="4" w:space="0" w:color="E4DED3"/>
+              <w:bottom w:val="single" w:sz="4" w:space="0" w:color="E4DED3"/>
+              <w:right w:val="single" w:sz="4" w:space="0" w:color="E4DED3"/>
+            </w:tcBorders>
+          </w:tcPr>
+          <w:p>
+            <w:r>
+              <w:rPr>
+                <w:sz w:val="18"/>
+              </w:rPr>
+            </w:r>
+          </w:p>
+        </w:tc>
+      </w:tr>
+      <w:tr>
+        <w:tc>
+          <w:tcPr>
+            <w:tcW w:type="dxa" w:w="3489"/>
+            <w:tcBorders>
+              <w:top w:val="single" w:sz="4" w:space="0" w:color="E4DED3"/>
+              <w:left w:val="single" w:sz="4" w:space="0" w:color="E4DED3"/>
+              <w:bottom w:val="single" w:sz="4" w:space="0" w:color="E4DED3"/>
+              <w:right w:val="single" w:sz="4" w:space="0" w:color="E4DED3"/>
+            </w:tcBorders>
+          </w:tcPr>
+          <w:p>
+            <w:r>
+              <w:rPr>
+                <w:sz w:val="18"/>
+              </w:rPr>
+              <w:t>Single application instance</w:t>
+            </w:r>
+          </w:p>
+        </w:tc>
+        <w:tc>
+          <w:tcPr>
+            <w:tcW w:type="dxa" w:w="3489"/>
+            <w:tcBorders>
+              <w:top w:val="single" w:sz="4" w:space="0" w:color="E4DED3"/>
+              <w:left w:val="single" w:sz="4" w:space="0" w:color="E4DED3"/>
+              <w:bottom w:val="single" w:sz="4" w:space="0" w:color="E4DED3"/>
+              <w:right w:val="single" w:sz="4" w:space="0" w:color="E4DED3"/>
+            </w:tcBorders>
+          </w:tcPr>
+          <w:p>
+            <w:r>
+              <w:rPr>
+                <w:sz w:val="18"/>
+              </w:rPr>
+            </w:r>
+          </w:p>
+        </w:tc>
+        <w:tc>
+          <w:tcPr>
+            <w:tcW w:type="dxa" w:w="3489"/>
+            <w:tcBorders>
+              <w:top w:val="single" w:sz="4" w:space="0" w:color="E4DED3"/>
+              <w:left w:val="single" w:sz="4" w:space="0" w:color="E4DED3"/>
+              <w:bottom w:val="single" w:sz="4" w:space="0" w:color="E4DED3"/>
+              <w:right w:val="single" w:sz="4" w:space="0" w:color="E4DED3"/>
+            </w:tcBorders>
+          </w:tcPr>
+          <w:p>
+            <w:r>
+              <w:rPr>
+                <w:sz w:val="18"/>
+              </w:rPr>
+            </w:r>
+          </w:p>
+        </w:tc>
+      </w:tr>
+      <w:tr>
+        <w:tc>
+          <w:tcPr>
+            <w:tcW w:type="dxa" w:w="3489"/>
+            <w:tcBorders>
+              <w:top w:val="single" w:sz="4" w:space="0" w:color="E4DED3"/>
+              <w:left w:val="single" w:sz="4" w:space="0" w:color="E4DED3"/>
+              <w:bottom w:val="single" w:sz="4" w:space="0" w:color="E4DED3"/>
+              <w:right w:val="single" w:sz="4" w:space="0" w:color="E4DED3"/>
+            </w:tcBorders>
+          </w:tcPr>
+          <w:p>
+            <w:r>
+              <w:rPr>
+                <w:sz w:val="18"/>
+              </w:rPr>
+              <w:t>Single-AZ database with 7-day backups</w:t>
+            </w:r>
+          </w:p>
+        </w:tc>
+        <w:tc>
+          <w:tcPr>
+            <w:tcW w:type="dxa" w:w="3489"/>
+            <w:tcBorders>
+              <w:top w:val="single" w:sz="4" w:space="0" w:color="E4DED3"/>
+              <w:left w:val="single" w:sz="4" w:space="0" w:color="E4DED3"/>
+              <w:bottom w:val="single" w:sz="4" w:space="0" w:color="E4DED3"/>
+              <w:right w:val="single" w:sz="4" w:space="0" w:color="E4DED3"/>
+            </w:tcBorders>
+          </w:tcPr>
+          <w:p>
+            <w:r>
+              <w:rPr>
+                <w:sz w:val="18"/>
+              </w:rPr>
+            </w:r>
+          </w:p>
+        </w:tc>
+        <w:tc>
+          <w:tcPr>
+            <w:tcW w:type="dxa" w:w="3489"/>
+            <w:tcBorders>
+              <w:top w:val="single" w:sz="4" w:space="0" w:color="E4DED3"/>
+              <w:left w:val="single" w:sz="4" w:space="0" w:color="E4DED3"/>
+              <w:bottom w:val="single" w:sz="4" w:space="0" w:color="E4DED3"/>
+              <w:right w:val="single" w:sz="4" w:space="0" w:color="E4DED3"/>
+            </w:tcBorders>
+          </w:tcPr>
+          <w:p>
+            <w:r>
+              <w:rPr>
+                <w:sz w:val="18"/>
+              </w:rPr>
+            </w:r>
+          </w:p>
+        </w:tc>
+      </w:tr>
+      <w:tr>
+        <w:tc>
+          <w:tcPr>
+            <w:tcW w:type="dxa" w:w="3489"/>
+            <w:tcBorders>
+              <w:top w:val="single" w:sz="4" w:space="0" w:color="E4DED3"/>
+              <w:left w:val="single" w:sz="4" w:space="0" w:color="E4DED3"/>
+              <w:bottom w:val="single" w:sz="4" w:space="0" w:color="E4DED3"/>
+              <w:right w:val="single" w:sz="4" w:space="0" w:color="E4DED3"/>
+            </w:tcBorders>
+          </w:tcPr>
+          <w:p>
+            <w:r>
+              <w:rPr>
+                <w:sz w:val="18"/>
+              </w:rPr>
+              <w:t>Single NAT gateway</w:t>
+            </w:r>
+          </w:p>
+        </w:tc>
+        <w:tc>
+          <w:tcPr>
+            <w:tcW w:type="dxa" w:w="3489"/>
+            <w:tcBorders>
+              <w:top w:val="single" w:sz="4" w:space="0" w:color="E4DED3"/>
+              <w:left w:val="single" w:sz="4" w:space="0" w:color="E4DED3"/>
+              <w:bottom w:val="single" w:sz="4" w:space="0" w:color="E4DED3"/>
+              <w:right w:val="single" w:sz="4" w:space="0" w:color="E4DED3"/>
+            </w:tcBorders>
+          </w:tcPr>
+          <w:p>
+            <w:r>
+              <w:rPr>
+                <w:sz w:val="18"/>
+              </w:rPr>
+            </w:r>
+          </w:p>
+        </w:tc>
+        <w:tc>
+          <w:tcPr>
+            <w:tcW w:type="dxa" w:w="3489"/>
+            <w:tcBorders>
+              <w:top w:val="single" w:sz="4" w:space="0" w:color="E4DED3"/>
+              <w:left w:val="single" w:sz="4" w:space="0" w:color="E4DED3"/>
+              <w:bottom w:val="single" w:sz="4" w:space="0" w:color="E4DED3"/>
+              <w:right w:val="single" w:sz="4" w:space="0" w:color="E4DED3"/>
+            </w:tcBorders>
+          </w:tcPr>
+          <w:p>
+            <w:r>
+              <w:rPr>
+                <w:sz w:val="18"/>
+              </w:rPr>
+            </w:r>
+          </w:p>
+        </w:tc>
+      </w:tr>
+      <w:tr>
+        <w:tc>
+          <w:tcPr>
+            <w:tcW w:type="dxa" w:w="3489"/>
+            <w:tcBorders>
+              <w:top w:val="single" w:sz="4" w:space="0" w:color="E4DED3"/>
+              <w:left w:val="single" w:sz="4" w:space="0" w:color="E4DED3"/>
+              <w:bottom w:val="single" w:sz="4" w:space="0" w:color="E4DED3"/>
+              <w:right w:val="single" w:sz="4" w:space="0" w:color="E4DED3"/>
+            </w:tcBorders>
+          </w:tcPr>
+          <w:p>
+            <w:r>
+              <w:rPr>
+                <w:sz w:val="18"/>
+              </w:rPr>
+              <w:t>HTTP only, no TLS</w:t>
+            </w:r>
+          </w:p>
+        </w:tc>
+        <w:tc>
+          <w:tcPr>
+            <w:tcW w:type="dxa" w:w="3489"/>
+            <w:tcBorders>
+              <w:top w:val="single" w:sz="4" w:space="0" w:color="E4DED3"/>
+              <w:left w:val="single" w:sz="4" w:space="0" w:color="E4DED3"/>
+              <w:bottom w:val="single" w:sz="4" w:space="0" w:color="E4DED3"/>
+              <w:right w:val="single" w:sz="4" w:space="0" w:color="E4DED3"/>
+            </w:tcBorders>
+          </w:tcPr>
+          <w:p>
+            <w:r>
+              <w:rPr>
+                <w:sz w:val="18"/>
+              </w:rPr>
+            </w:r>
+          </w:p>
+        </w:tc>
+        <w:tc>
+          <w:tcPr>
+            <w:tcW w:type="dxa" w:w="3489"/>
+            <w:tcBorders>
+              <w:top w:val="single" w:sz="4" w:space="0" w:color="E4DED3"/>
+              <w:left w:val="single" w:sz="4" w:space="0" w:color="E4DED3"/>
+              <w:bottom w:val="single" w:sz="4" w:space="0" w:color="E4DED3"/>
+              <w:right w:val="single" w:sz="4" w:space="0" w:color="E4DED3"/>
+            </w:tcBorders>
+          </w:tcPr>
+          <w:p>
+            <w:r>
+              <w:rPr>
+                <w:sz w:val="18"/>
+              </w:rPr>
+            </w:r>
+          </w:p>
+        </w:tc>
+      </w:tr>
+      <w:tr>
+        <w:tc>
+          <w:tcPr>
+            <w:tcW w:type="dxa" w:w="3489"/>
+            <w:tcBorders>
+              <w:top w:val="single" w:sz="4" w:space="0" w:color="E4DED3"/>
+              <w:left w:val="single" w:sz="4" w:space="0" w:color="E4DED3"/>
+              <w:bottom w:val="single" w:sz="4" w:space="0" w:color="E4DED3"/>
+              <w:right w:val="single" w:sz="4" w:space="0" w:color="E4DED3"/>
+            </w:tcBorders>
+          </w:tcPr>
+          <w:p>
+            <w:r>
+              <w:rPr>
+                <w:sz w:val="18"/>
+              </w:rPr>
+              <w:t>Two alarms only</w:t>
+            </w:r>
+          </w:p>
+        </w:tc>
+        <w:tc>
+          <w:tcPr>
+            <w:tcW w:type="dxa" w:w="3489"/>
+            <w:tcBorders>
+              <w:top w:val="single" w:sz="4" w:space="0" w:color="E4DED3"/>
+              <w:left w:val="single" w:sz="4" w:space="0" w:color="E4DED3"/>
+              <w:bottom w:val="single" w:sz="4" w:space="0" w:color="E4DED3"/>
+              <w:right w:val="single" w:sz="4" w:space="0" w:color="E4DED3"/>
+            </w:tcBorders>
+          </w:tcPr>
+          <w:p>
+            <w:r>
+              <w:rPr>
+                <w:sz w:val="18"/>
+              </w:rPr>
+            </w:r>
+          </w:p>
+        </w:tc>
+        <w:tc>
+          <w:tcPr>
+            <w:tcW w:type="dxa" w:w="3489"/>
+            <w:tcBorders>
+              <w:top w:val="single" w:sz="4" w:space="0" w:color="E4DED3"/>
+              <w:left w:val="single" w:sz="4" w:space="0" w:color="E4DED3"/>
+              <w:bottom w:val="single" w:sz="4" w:space="0" w:color="E4DED3"/>
+              <w:right w:val="single" w:sz="4" w:space="0" w:color="E4DED3"/>
+            </w:tcBorders>
+          </w:tcPr>
+          <w:p>
+            <w:r>
+              <w:rPr>
+                <w:sz w:val="18"/>
+              </w:rPr>
+            </w:r>
+          </w:p>
+        </w:tc>
+      </w:tr>
+    </w:tbl>
+    <w:p/>
+    <w:p>
+      <w:pPr>
+        <w:spacing w:before="200" w:after="0"/>
+      </w:pPr>
+      <w:r>
+        <w:rPr>
+          <w:b/>
+          <w:color w:val="1F5A5C"/>
+          <w:sz w:val="16"/>
+        </w:rPr>
+        <w:t>TASK 3</w:t>
       </w:r>
     </w:p>
     <w:p>
       <w:pPr>
-        <w:pStyle w:val="Assessortext"/>
+        <w:pStyle w:val="Heading2"/>
       </w:pPr>
       <w:r>
-        <w:t>Improve the infrastructure, not the application. The Ledgerline application and its data are fixed inputs — you are improving the cloud infrastructure underneath them.</w:t>
+        <w:rPr>
+          <w:color w:val="1F5A5C"/>
+        </w:rPr>
+        <w:t>Assess compliance against the Indian regulatory requirements</w:t>
       </w:r>
     </w:p>
     <w:p>
       <w:pPr>
-        <w:pStyle w:val="Assessortext"/>
+        <w:spacing w:after="120"/>
       </w:pPr>
       <w:r>
-        <w:t>Cover all four concerns on the whole system. Security, reliability, scalability and cost each need to be addressed — don't leave one out.</w:t>
+        <w:rPr>
+          <w:b w:val="0"/>
+          <w:i w:val="0"/>
+          <w:sz w:val="21"/>
+        </w:rPr>
+        <w:t>Assess the current infrastructure against the Indian Regulatory Requirements that now apply to the India-campus operation. Identify any gaps, and say what infrastructure change would close each one. You are designing to the compliance area's determination — you are not interpreting the law.</w:t>
       </w:r>
     </w:p>
     <w:p>
       <w:pPr>
-        <w:pStyle w:val="Assessortext"/>
+        <w:spacing w:after="60"/>
       </w:pPr>
       <w:r>
-        <w:t>Be proportionate. This is an internal, business-hours finance system; justify each improvement against the business need rather than adding capability by default.</w:t>
+        <w:rPr>
+          <w:b/>
+          <w:i w:val="0"/>
+          <w:sz w:val="19"/>
+        </w:rPr>
+        <w:t>Related resources</w:t>
       </w:r>
     </w:p>
     <w:p>
       <w:pPr>
-        <w:pStyle w:val="Assessortext"/>
+        <w:spacing w:after="60"/>
+        <w:ind w:left="340"/>
       </w:pPr>
       <w:r>
-        <w:t>Scalability means the ability to scale on demand, not a forecast that load will grow — design for elastic headroom, and be ready to explain how you would demonstrate it.</w:t>
+        <w:rPr>
+          <w:sz w:val="19"/>
+        </w:rPr>
+        <w:t xml:space="preserve">•  </w:t>
+      </w:r>
+      <w:hyperlink r:id="rId18">
+        <w:r>
+          <w:rPr>
+            <w:sz w:val="19"/>
+            <w:color w:val="0563C1"/>
+            <w:u w:val="single"/>
+          </w:rPr>
+          <w:t>Indian Regulatory Requirements — the applicable instruments and what they oblige</w:t>
+        </w:r>
+      </w:hyperlink>
+    </w:p>
+    <w:p>
+      <w:pPr>
+        <w:spacing w:after="60"/>
+        <w:ind w:left="340"/>
+      </w:pPr>
+      <w:r>
+        <w:rPr>
+          <w:sz w:val="19"/>
+        </w:rPr>
+        <w:t xml:space="preserve">•  </w:t>
+      </w:r>
+      <w:hyperlink r:id="rId25">
+        <w:r>
+          <w:rPr>
+            <w:sz w:val="19"/>
+            <w:color w:val="0563C1"/>
+            <w:u w:val="single"/>
+          </w:rPr>
+          <w:t>Privacy / Data Handling Policy — YAT's own obligations for the data held here</w:t>
+        </w:r>
+      </w:hyperlink>
+    </w:p>
+    <w:p/>
+    <w:tbl>
+      <w:tblPr>
+        <w:tblW w:type="auto" w:w="0"/>
+        <w:tblLook w:firstColumn="1" w:firstRow="1" w:lastColumn="0" w:lastRow="0" w:noHBand="0" w:noVBand="1" w:val="04A0"/>
+      </w:tblPr>
+      <w:tblGrid>
+        <w:gridCol w:w="2616"/>
+        <w:gridCol w:w="2616"/>
+        <w:gridCol w:w="2616"/>
+        <w:gridCol w:w="2616"/>
+      </w:tblGrid>
+      <w:tr>
+        <w:tc>
+          <w:tcPr>
+            <w:tcW w:type="dxa" w:w="2616"/>
+            <w:tcBorders>
+              <w:top w:val="single" w:sz="4" w:space="0" w:color="E4DED3"/>
+              <w:left w:val="single" w:sz="4" w:space="0" w:color="E4DED3"/>
+              <w:bottom w:val="single" w:sz="4" w:space="0" w:color="E4DED3"/>
+              <w:right w:val="single" w:sz="4" w:space="0" w:color="E4DED3"/>
+            </w:tcBorders>
+            <w:shd w:val="clear" w:color="auto" w:fill="F8F4ED"/>
+          </w:tcPr>
+          <w:p>
+            <w:r>
+              <w:rPr>
+                <w:b/>
+                <w:sz w:val="18"/>
+              </w:rPr>
+              <w:t>Requirement</w:t>
+            </w:r>
+          </w:p>
+        </w:tc>
+        <w:tc>
+          <w:tcPr>
+            <w:tcW w:type="dxa" w:w="2616"/>
+            <w:tcBorders>
+              <w:top w:val="single" w:sz="4" w:space="0" w:color="E4DED3"/>
+              <w:left w:val="single" w:sz="4" w:space="0" w:color="E4DED3"/>
+              <w:bottom w:val="single" w:sz="4" w:space="0" w:color="E4DED3"/>
+              <w:right w:val="single" w:sz="4" w:space="0" w:color="E4DED3"/>
+            </w:tcBorders>
+            <w:shd w:val="clear" w:color="auto" w:fill="F8F4ED"/>
+          </w:tcPr>
+          <w:p>
+            <w:r>
+              <w:rPr>
+                <w:b/>
+                <w:sz w:val="18"/>
+              </w:rPr>
+              <w:t>Current position</w:t>
+            </w:r>
+          </w:p>
+        </w:tc>
+        <w:tc>
+          <w:tcPr>
+            <w:tcW w:type="dxa" w:w="2616"/>
+            <w:tcBorders>
+              <w:top w:val="single" w:sz="4" w:space="0" w:color="E4DED3"/>
+              <w:left w:val="single" w:sz="4" w:space="0" w:color="E4DED3"/>
+              <w:bottom w:val="single" w:sz="4" w:space="0" w:color="E4DED3"/>
+              <w:right w:val="single" w:sz="4" w:space="0" w:color="E4DED3"/>
+            </w:tcBorders>
+            <w:shd w:val="clear" w:color="auto" w:fill="F8F4ED"/>
+          </w:tcPr>
+          <w:p>
+            <w:r>
+              <w:rPr>
+                <w:b/>
+                <w:sz w:val="18"/>
+              </w:rPr>
+              <w:t>Gap</w:t>
+            </w:r>
+          </w:p>
+        </w:tc>
+        <w:tc>
+          <w:tcPr>
+            <w:tcW w:type="dxa" w:w="2616"/>
+            <w:tcBorders>
+              <w:top w:val="single" w:sz="4" w:space="0" w:color="E4DED3"/>
+              <w:left w:val="single" w:sz="4" w:space="0" w:color="E4DED3"/>
+              <w:bottom w:val="single" w:sz="4" w:space="0" w:color="E4DED3"/>
+              <w:right w:val="single" w:sz="4" w:space="0" w:color="E4DED3"/>
+            </w:tcBorders>
+            <w:shd w:val="clear" w:color="auto" w:fill="F8F4ED"/>
+          </w:tcPr>
+          <w:p>
+            <w:r>
+              <w:rPr>
+                <w:b/>
+                <w:sz w:val="18"/>
+              </w:rPr>
+              <w:t>Infrastructure change that closes it</w:t>
+            </w:r>
+          </w:p>
+        </w:tc>
+      </w:tr>
+      <w:tr>
+        <w:tc>
+          <w:tcPr>
+            <w:tcW w:type="dxa" w:w="2616"/>
+            <w:tcBorders>
+              <w:top w:val="single" w:sz="4" w:space="0" w:color="E4DED3"/>
+              <w:left w:val="single" w:sz="4" w:space="0" w:color="E4DED3"/>
+              <w:bottom w:val="single" w:sz="4" w:space="0" w:color="E4DED3"/>
+              <w:right w:val="single" w:sz="4" w:space="0" w:color="E4DED3"/>
+            </w:tcBorders>
+          </w:tcPr>
+          <w:p>
+            <w:r>
+              <w:rPr>
+                <w:sz w:val="18"/>
+              </w:rPr>
+              <w:t>Log retention in-jurisdiction</w:t>
+            </w:r>
+          </w:p>
+        </w:tc>
+        <w:tc>
+          <w:tcPr>
+            <w:tcW w:type="dxa" w:w="2616"/>
+            <w:tcBorders>
+              <w:top w:val="single" w:sz="4" w:space="0" w:color="E4DED3"/>
+              <w:left w:val="single" w:sz="4" w:space="0" w:color="E4DED3"/>
+              <w:bottom w:val="single" w:sz="4" w:space="0" w:color="E4DED3"/>
+              <w:right w:val="single" w:sz="4" w:space="0" w:color="E4DED3"/>
+            </w:tcBorders>
+          </w:tcPr>
+          <w:p>
+            <w:r>
+              <w:rPr>
+                <w:sz w:val="18"/>
+              </w:rPr>
+            </w:r>
+          </w:p>
+        </w:tc>
+        <w:tc>
+          <w:tcPr>
+            <w:tcW w:type="dxa" w:w="2616"/>
+            <w:tcBorders>
+              <w:top w:val="single" w:sz="4" w:space="0" w:color="E4DED3"/>
+              <w:left w:val="single" w:sz="4" w:space="0" w:color="E4DED3"/>
+              <w:bottom w:val="single" w:sz="4" w:space="0" w:color="E4DED3"/>
+              <w:right w:val="single" w:sz="4" w:space="0" w:color="E4DED3"/>
+            </w:tcBorders>
+          </w:tcPr>
+          <w:p>
+            <w:r>
+              <w:rPr>
+                <w:sz w:val="18"/>
+              </w:rPr>
+            </w:r>
+          </w:p>
+        </w:tc>
+        <w:tc>
+          <w:tcPr>
+            <w:tcW w:type="dxa" w:w="2616"/>
+            <w:tcBorders>
+              <w:top w:val="single" w:sz="4" w:space="0" w:color="E4DED3"/>
+              <w:left w:val="single" w:sz="4" w:space="0" w:color="E4DED3"/>
+              <w:bottom w:val="single" w:sz="4" w:space="0" w:color="E4DED3"/>
+              <w:right w:val="single" w:sz="4" w:space="0" w:color="E4DED3"/>
+            </w:tcBorders>
+          </w:tcPr>
+          <w:p>
+            <w:r>
+              <w:rPr>
+                <w:sz w:val="18"/>
+              </w:rPr>
+            </w:r>
+          </w:p>
+        </w:tc>
+      </w:tr>
+      <w:tr>
+        <w:tc>
+          <w:tcPr>
+            <w:tcW w:type="dxa" w:w="2616"/>
+            <w:tcBorders>
+              <w:top w:val="single" w:sz="4" w:space="0" w:color="E4DED3"/>
+              <w:left w:val="single" w:sz="4" w:space="0" w:color="E4DED3"/>
+              <w:bottom w:val="single" w:sz="4" w:space="0" w:color="E4DED3"/>
+              <w:right w:val="single" w:sz="4" w:space="0" w:color="E4DED3"/>
+            </w:tcBorders>
+          </w:tcPr>
+          <w:p>
+            <w:r>
+              <w:rPr>
+                <w:sz w:val="18"/>
+              </w:rPr>
+              <w:t>Retrievability for incident reporting</w:t>
+            </w:r>
+          </w:p>
+        </w:tc>
+        <w:tc>
+          <w:tcPr>
+            <w:tcW w:type="dxa" w:w="2616"/>
+            <w:tcBorders>
+              <w:top w:val="single" w:sz="4" w:space="0" w:color="E4DED3"/>
+              <w:left w:val="single" w:sz="4" w:space="0" w:color="E4DED3"/>
+              <w:bottom w:val="single" w:sz="4" w:space="0" w:color="E4DED3"/>
+              <w:right w:val="single" w:sz="4" w:space="0" w:color="E4DED3"/>
+            </w:tcBorders>
+          </w:tcPr>
+          <w:p>
+            <w:r>
+              <w:rPr>
+                <w:sz w:val="18"/>
+              </w:rPr>
+            </w:r>
+          </w:p>
+        </w:tc>
+        <w:tc>
+          <w:tcPr>
+            <w:tcW w:type="dxa" w:w="2616"/>
+            <w:tcBorders>
+              <w:top w:val="single" w:sz="4" w:space="0" w:color="E4DED3"/>
+              <w:left w:val="single" w:sz="4" w:space="0" w:color="E4DED3"/>
+              <w:bottom w:val="single" w:sz="4" w:space="0" w:color="E4DED3"/>
+              <w:right w:val="single" w:sz="4" w:space="0" w:color="E4DED3"/>
+            </w:tcBorders>
+          </w:tcPr>
+          <w:p>
+            <w:r>
+              <w:rPr>
+                <w:sz w:val="18"/>
+              </w:rPr>
+            </w:r>
+          </w:p>
+        </w:tc>
+        <w:tc>
+          <w:tcPr>
+            <w:tcW w:type="dxa" w:w="2616"/>
+            <w:tcBorders>
+              <w:top w:val="single" w:sz="4" w:space="0" w:color="E4DED3"/>
+              <w:left w:val="single" w:sz="4" w:space="0" w:color="E4DED3"/>
+              <w:bottom w:val="single" w:sz="4" w:space="0" w:color="E4DED3"/>
+              <w:right w:val="single" w:sz="4" w:space="0" w:color="E4DED3"/>
+            </w:tcBorders>
+          </w:tcPr>
+          <w:p>
+            <w:r>
+              <w:rPr>
+                <w:sz w:val="18"/>
+              </w:rPr>
+            </w:r>
+          </w:p>
+        </w:tc>
+      </w:tr>
+      <w:tr>
+        <w:tc>
+          <w:tcPr>
+            <w:tcW w:type="dxa" w:w="2616"/>
+            <w:tcBorders>
+              <w:top w:val="single" w:sz="4" w:space="0" w:color="E4DED3"/>
+              <w:left w:val="single" w:sz="4" w:space="0" w:color="E4DED3"/>
+              <w:bottom w:val="single" w:sz="4" w:space="0" w:color="E4DED3"/>
+              <w:right w:val="single" w:sz="4" w:space="0" w:color="E4DED3"/>
+            </w:tcBorders>
+          </w:tcPr>
+          <w:p>
+            <w:r>
+              <w:rPr>
+                <w:sz w:val="18"/>
+              </w:rPr>
+              <w:t>Data handling and security safeguards</w:t>
+            </w:r>
+          </w:p>
+        </w:tc>
+        <w:tc>
+          <w:tcPr>
+            <w:tcW w:type="dxa" w:w="2616"/>
+            <w:tcBorders>
+              <w:top w:val="single" w:sz="4" w:space="0" w:color="E4DED3"/>
+              <w:left w:val="single" w:sz="4" w:space="0" w:color="E4DED3"/>
+              <w:bottom w:val="single" w:sz="4" w:space="0" w:color="E4DED3"/>
+              <w:right w:val="single" w:sz="4" w:space="0" w:color="E4DED3"/>
+            </w:tcBorders>
+          </w:tcPr>
+          <w:p>
+            <w:r>
+              <w:rPr>
+                <w:sz w:val="18"/>
+              </w:rPr>
+            </w:r>
+          </w:p>
+        </w:tc>
+        <w:tc>
+          <w:tcPr>
+            <w:tcW w:type="dxa" w:w="2616"/>
+            <w:tcBorders>
+              <w:top w:val="single" w:sz="4" w:space="0" w:color="E4DED3"/>
+              <w:left w:val="single" w:sz="4" w:space="0" w:color="E4DED3"/>
+              <w:bottom w:val="single" w:sz="4" w:space="0" w:color="E4DED3"/>
+              <w:right w:val="single" w:sz="4" w:space="0" w:color="E4DED3"/>
+            </w:tcBorders>
+          </w:tcPr>
+          <w:p>
+            <w:r>
+              <w:rPr>
+                <w:sz w:val="18"/>
+              </w:rPr>
+            </w:r>
+          </w:p>
+        </w:tc>
+        <w:tc>
+          <w:tcPr>
+            <w:tcW w:type="dxa" w:w="2616"/>
+            <w:tcBorders>
+              <w:top w:val="single" w:sz="4" w:space="0" w:color="E4DED3"/>
+              <w:left w:val="single" w:sz="4" w:space="0" w:color="E4DED3"/>
+              <w:bottom w:val="single" w:sz="4" w:space="0" w:color="E4DED3"/>
+              <w:right w:val="single" w:sz="4" w:space="0" w:color="E4DED3"/>
+            </w:tcBorders>
+          </w:tcPr>
+          <w:p>
+            <w:r>
+              <w:rPr>
+                <w:sz w:val="18"/>
+              </w:rPr>
+            </w:r>
+          </w:p>
+        </w:tc>
+      </w:tr>
+      <w:tr>
+        <w:tc>
+          <w:tcPr>
+            <w:tcW w:type="dxa" w:w="2616"/>
+            <w:tcBorders>
+              <w:top w:val="single" w:sz="4" w:space="0" w:color="E4DED3"/>
+              <w:left w:val="single" w:sz="4" w:space="0" w:color="E4DED3"/>
+              <w:bottom w:val="single" w:sz="4" w:space="0" w:color="E4DED3"/>
+              <w:right w:val="single" w:sz="4" w:space="0" w:color="E4DED3"/>
+            </w:tcBorders>
+          </w:tcPr>
+          <w:p>
+            <w:r>
+              <w:rPr>
+                <w:sz w:val="18"/>
+              </w:rPr>
+            </w:r>
+          </w:p>
+        </w:tc>
+        <w:tc>
+          <w:tcPr>
+            <w:tcW w:type="dxa" w:w="2616"/>
+            <w:tcBorders>
+              <w:top w:val="single" w:sz="4" w:space="0" w:color="E4DED3"/>
+              <w:left w:val="single" w:sz="4" w:space="0" w:color="E4DED3"/>
+              <w:bottom w:val="single" w:sz="4" w:space="0" w:color="E4DED3"/>
+              <w:right w:val="single" w:sz="4" w:space="0" w:color="E4DED3"/>
+            </w:tcBorders>
+          </w:tcPr>
+          <w:p>
+            <w:r>
+              <w:rPr>
+                <w:sz w:val="18"/>
+              </w:rPr>
+            </w:r>
+          </w:p>
+        </w:tc>
+        <w:tc>
+          <w:tcPr>
+            <w:tcW w:type="dxa" w:w="2616"/>
+            <w:tcBorders>
+              <w:top w:val="single" w:sz="4" w:space="0" w:color="E4DED3"/>
+              <w:left w:val="single" w:sz="4" w:space="0" w:color="E4DED3"/>
+              <w:bottom w:val="single" w:sz="4" w:space="0" w:color="E4DED3"/>
+              <w:right w:val="single" w:sz="4" w:space="0" w:color="E4DED3"/>
+            </w:tcBorders>
+          </w:tcPr>
+          <w:p>
+            <w:r>
+              <w:rPr>
+                <w:sz w:val="18"/>
+              </w:rPr>
+            </w:r>
+          </w:p>
+        </w:tc>
+        <w:tc>
+          <w:tcPr>
+            <w:tcW w:type="dxa" w:w="2616"/>
+            <w:tcBorders>
+              <w:top w:val="single" w:sz="4" w:space="0" w:color="E4DED3"/>
+              <w:left w:val="single" w:sz="4" w:space="0" w:color="E4DED3"/>
+              <w:bottom w:val="single" w:sz="4" w:space="0" w:color="E4DED3"/>
+              <w:right w:val="single" w:sz="4" w:space="0" w:color="E4DED3"/>
+            </w:tcBorders>
+          </w:tcPr>
+          <w:p>
+            <w:r>
+              <w:rPr>
+                <w:sz w:val="18"/>
+              </w:rPr>
+            </w:r>
+          </w:p>
+        </w:tc>
+      </w:tr>
+      <w:tr>
+        <w:tc>
+          <w:tcPr>
+            <w:tcW w:type="dxa" w:w="2616"/>
+            <w:tcBorders>
+              <w:top w:val="single" w:sz="4" w:space="0" w:color="E4DED3"/>
+              <w:left w:val="single" w:sz="4" w:space="0" w:color="E4DED3"/>
+              <w:bottom w:val="single" w:sz="4" w:space="0" w:color="E4DED3"/>
+              <w:right w:val="single" w:sz="4" w:space="0" w:color="E4DED3"/>
+            </w:tcBorders>
+          </w:tcPr>
+          <w:p>
+            <w:r>
+              <w:rPr>
+                <w:sz w:val="18"/>
+              </w:rPr>
+            </w:r>
+          </w:p>
+        </w:tc>
+        <w:tc>
+          <w:tcPr>
+            <w:tcW w:type="dxa" w:w="2616"/>
+            <w:tcBorders>
+              <w:top w:val="single" w:sz="4" w:space="0" w:color="E4DED3"/>
+              <w:left w:val="single" w:sz="4" w:space="0" w:color="E4DED3"/>
+              <w:bottom w:val="single" w:sz="4" w:space="0" w:color="E4DED3"/>
+              <w:right w:val="single" w:sz="4" w:space="0" w:color="E4DED3"/>
+            </w:tcBorders>
+          </w:tcPr>
+          <w:p>
+            <w:r>
+              <w:rPr>
+                <w:sz w:val="18"/>
+              </w:rPr>
+            </w:r>
+          </w:p>
+        </w:tc>
+        <w:tc>
+          <w:tcPr>
+            <w:tcW w:type="dxa" w:w="2616"/>
+            <w:tcBorders>
+              <w:top w:val="single" w:sz="4" w:space="0" w:color="E4DED3"/>
+              <w:left w:val="single" w:sz="4" w:space="0" w:color="E4DED3"/>
+              <w:bottom w:val="single" w:sz="4" w:space="0" w:color="E4DED3"/>
+              <w:right w:val="single" w:sz="4" w:space="0" w:color="E4DED3"/>
+            </w:tcBorders>
+          </w:tcPr>
+          <w:p>
+            <w:r>
+              <w:rPr>
+                <w:sz w:val="18"/>
+              </w:rPr>
+            </w:r>
+          </w:p>
+        </w:tc>
+        <w:tc>
+          <w:tcPr>
+            <w:tcW w:type="dxa" w:w="2616"/>
+            <w:tcBorders>
+              <w:top w:val="single" w:sz="4" w:space="0" w:color="E4DED3"/>
+              <w:left w:val="single" w:sz="4" w:space="0" w:color="E4DED3"/>
+              <w:bottom w:val="single" w:sz="4" w:space="0" w:color="E4DED3"/>
+              <w:right w:val="single" w:sz="4" w:space="0" w:color="E4DED3"/>
+            </w:tcBorders>
+          </w:tcPr>
+          <w:p>
+            <w:r>
+              <w:rPr>
+                <w:sz w:val="18"/>
+              </w:rPr>
+            </w:r>
+          </w:p>
+        </w:tc>
+      </w:tr>
+    </w:tbl>
+    <w:p/>
+    <w:p>
+      <w:pPr>
+        <w:spacing w:before="200" w:after="0"/>
+      </w:pPr>
+      <w:r>
+        <w:rPr>
+          <w:b/>
+          <w:color w:val="1F5A5C"/>
+          <w:sz w:val="16"/>
+        </w:rPr>
+        <w:t>TASK 4</w:t>
       </w:r>
     </w:p>
     <w:p>
       <w:pPr>
-        <w:pStyle w:val="Assessortext"/>
+        <w:pStyle w:val="Heading2"/>
       </w:pPr>
       <w:r>
-        <w:t>Write to your own design. The Knowledge Evidence appendix and the presentation are about your own design choices — answer and present in your own words.</w:t>
+        <w:rPr>
+          <w:color w:val="1F5A5C"/>
+        </w:rPr>
+        <w:t>Identify design patterns and architectural options</w:t>
       </w:r>
     </w:p>
+    <w:p>
+      <w:pPr>
+        <w:spacing w:after="120"/>
+      </w:pPr>
+      <w:r>
+        <w:rPr>
+          <w:b w:val="0"/>
+          <w:i w:val="0"/>
+          <w:sz w:val="21"/>
+        </w:rPr>
+        <w:t>Identify the design patterns and architectural options available to address what you found in tasks 2 and 3. You are building the menu here, not choosing from it — include options you will later reject, because rejecting an option with a reason is part of the design.</w:t>
+      </w:r>
+    </w:p>
+    <w:p>
+      <w:pPr>
+        <w:spacing w:after="60"/>
+      </w:pPr>
+      <w:r>
+        <w:rPr>
+          <w:b/>
+          <w:i w:val="0"/>
+          <w:sz w:val="19"/>
+        </w:rPr>
+        <w:t>Related resources</w:t>
+      </w:r>
+    </w:p>
+    <w:p>
+      <w:pPr>
+        <w:spacing w:after="60"/>
+        <w:ind w:left="340"/>
+      </w:pPr>
+      <w:r>
+        <w:rPr>
+          <w:sz w:val="19"/>
+        </w:rPr>
+        <w:t xml:space="preserve">•  </w:t>
+      </w:r>
+      <w:hyperlink r:id="rId26">
+        <w:r>
+          <w:rPr>
+            <w:sz w:val="19"/>
+            <w:color w:val="0563C1"/>
+            <w:u w:val="single"/>
+          </w:rPr>
+          <w:t>Reference Architectures — the patterns YAT's architects work from</w:t>
+        </w:r>
+      </w:hyperlink>
+    </w:p>
+    <w:p/>
+    <w:tbl>
+      <w:tblPr>
+        <w:tblW w:type="auto" w:w="0"/>
+        <w:tblLook w:firstColumn="1" w:firstRow="1" w:lastColumn="0" w:lastRow="0" w:noHBand="0" w:noVBand="1" w:val="04A0"/>
+      </w:tblPr>
+      <w:tblGrid>
+        <w:gridCol w:w="3489"/>
+        <w:gridCol w:w="3489"/>
+        <w:gridCol w:w="3489"/>
+      </w:tblGrid>
+      <w:tr>
+        <w:tc>
+          <w:tcPr>
+            <w:tcW w:type="dxa" w:w="3489"/>
+            <w:tcBorders>
+              <w:top w:val="single" w:sz="4" w:space="0" w:color="E4DED3"/>
+              <w:left w:val="single" w:sz="4" w:space="0" w:color="E4DED3"/>
+              <w:bottom w:val="single" w:sz="4" w:space="0" w:color="E4DED3"/>
+              <w:right w:val="single" w:sz="4" w:space="0" w:color="E4DED3"/>
+            </w:tcBorders>
+            <w:shd w:val="clear" w:color="auto" w:fill="F8F4ED"/>
+          </w:tcPr>
+          <w:p>
+            <w:r>
+              <w:rPr>
+                <w:b/>
+                <w:sz w:val="18"/>
+              </w:rPr>
+              <w:t>Pattern or option</w:t>
+            </w:r>
+          </w:p>
+        </w:tc>
+        <w:tc>
+          <w:tcPr>
+            <w:tcW w:type="dxa" w:w="3489"/>
+            <w:tcBorders>
+              <w:top w:val="single" w:sz="4" w:space="0" w:color="E4DED3"/>
+              <w:left w:val="single" w:sz="4" w:space="0" w:color="E4DED3"/>
+              <w:bottom w:val="single" w:sz="4" w:space="0" w:color="E4DED3"/>
+              <w:right w:val="single" w:sz="4" w:space="0" w:color="E4DED3"/>
+            </w:tcBorders>
+            <w:shd w:val="clear" w:color="auto" w:fill="F8F4ED"/>
+          </w:tcPr>
+          <w:p>
+            <w:r>
+              <w:rPr>
+                <w:b/>
+                <w:sz w:val="18"/>
+              </w:rPr>
+              <w:t>What it addresses</w:t>
+            </w:r>
+          </w:p>
+        </w:tc>
+        <w:tc>
+          <w:tcPr>
+            <w:tcW w:type="dxa" w:w="3489"/>
+            <w:tcBorders>
+              <w:top w:val="single" w:sz="4" w:space="0" w:color="E4DED3"/>
+              <w:left w:val="single" w:sz="4" w:space="0" w:color="E4DED3"/>
+              <w:bottom w:val="single" w:sz="4" w:space="0" w:color="E4DED3"/>
+              <w:right w:val="single" w:sz="4" w:space="0" w:color="E4DED3"/>
+            </w:tcBorders>
+            <w:shd w:val="clear" w:color="auto" w:fill="F8F4ED"/>
+          </w:tcPr>
+          <w:p>
+            <w:r>
+              <w:rPr>
+                <w:b/>
+                <w:sz w:val="18"/>
+              </w:rPr>
+              <w:t>Where it would apply here</w:t>
+            </w:r>
+          </w:p>
+        </w:tc>
+      </w:tr>
+      <w:tr>
+        <w:tc>
+          <w:tcPr>
+            <w:tcW w:type="dxa" w:w="3489"/>
+            <w:tcBorders>
+              <w:top w:val="single" w:sz="4" w:space="0" w:color="E4DED3"/>
+              <w:left w:val="single" w:sz="4" w:space="0" w:color="E4DED3"/>
+              <w:bottom w:val="single" w:sz="4" w:space="0" w:color="E4DED3"/>
+              <w:right w:val="single" w:sz="4" w:space="0" w:color="E4DED3"/>
+            </w:tcBorders>
+          </w:tcPr>
+          <w:p>
+            <w:r>
+              <w:rPr>
+                <w:sz w:val="18"/>
+              </w:rPr>
+              <w:t>Multi-AZ application tier</w:t>
+            </w:r>
+          </w:p>
+        </w:tc>
+        <w:tc>
+          <w:tcPr>
+            <w:tcW w:type="dxa" w:w="3489"/>
+            <w:tcBorders>
+              <w:top w:val="single" w:sz="4" w:space="0" w:color="E4DED3"/>
+              <w:left w:val="single" w:sz="4" w:space="0" w:color="E4DED3"/>
+              <w:bottom w:val="single" w:sz="4" w:space="0" w:color="E4DED3"/>
+              <w:right w:val="single" w:sz="4" w:space="0" w:color="E4DED3"/>
+            </w:tcBorders>
+          </w:tcPr>
+          <w:p>
+            <w:r>
+              <w:rPr>
+                <w:sz w:val="18"/>
+              </w:rPr>
+            </w:r>
+          </w:p>
+        </w:tc>
+        <w:tc>
+          <w:tcPr>
+            <w:tcW w:type="dxa" w:w="3489"/>
+            <w:tcBorders>
+              <w:top w:val="single" w:sz="4" w:space="0" w:color="E4DED3"/>
+              <w:left w:val="single" w:sz="4" w:space="0" w:color="E4DED3"/>
+              <w:bottom w:val="single" w:sz="4" w:space="0" w:color="E4DED3"/>
+              <w:right w:val="single" w:sz="4" w:space="0" w:color="E4DED3"/>
+            </w:tcBorders>
+          </w:tcPr>
+          <w:p>
+            <w:r>
+              <w:rPr>
+                <w:sz w:val="18"/>
+              </w:rPr>
+            </w:r>
+          </w:p>
+        </w:tc>
+      </w:tr>
+      <w:tr>
+        <w:tc>
+          <w:tcPr>
+            <w:tcW w:type="dxa" w:w="3489"/>
+            <w:tcBorders>
+              <w:top w:val="single" w:sz="4" w:space="0" w:color="E4DED3"/>
+              <w:left w:val="single" w:sz="4" w:space="0" w:color="E4DED3"/>
+              <w:bottom w:val="single" w:sz="4" w:space="0" w:color="E4DED3"/>
+              <w:right w:val="single" w:sz="4" w:space="0" w:color="E4DED3"/>
+            </w:tcBorders>
+          </w:tcPr>
+          <w:p>
+            <w:r>
+              <w:rPr>
+                <w:sz w:val="18"/>
+              </w:rPr>
+              <w:t>Managed database failover standby</w:t>
+            </w:r>
+          </w:p>
+        </w:tc>
+        <w:tc>
+          <w:tcPr>
+            <w:tcW w:type="dxa" w:w="3489"/>
+            <w:tcBorders>
+              <w:top w:val="single" w:sz="4" w:space="0" w:color="E4DED3"/>
+              <w:left w:val="single" w:sz="4" w:space="0" w:color="E4DED3"/>
+              <w:bottom w:val="single" w:sz="4" w:space="0" w:color="E4DED3"/>
+              <w:right w:val="single" w:sz="4" w:space="0" w:color="E4DED3"/>
+            </w:tcBorders>
+          </w:tcPr>
+          <w:p>
+            <w:r>
+              <w:rPr>
+                <w:sz w:val="18"/>
+              </w:rPr>
+            </w:r>
+          </w:p>
+        </w:tc>
+        <w:tc>
+          <w:tcPr>
+            <w:tcW w:type="dxa" w:w="3489"/>
+            <w:tcBorders>
+              <w:top w:val="single" w:sz="4" w:space="0" w:color="E4DED3"/>
+              <w:left w:val="single" w:sz="4" w:space="0" w:color="E4DED3"/>
+              <w:bottom w:val="single" w:sz="4" w:space="0" w:color="E4DED3"/>
+              <w:right w:val="single" w:sz="4" w:space="0" w:color="E4DED3"/>
+            </w:tcBorders>
+          </w:tcPr>
+          <w:p>
+            <w:r>
+              <w:rPr>
+                <w:sz w:val="18"/>
+              </w:rPr>
+            </w:r>
+          </w:p>
+        </w:tc>
+      </w:tr>
+      <w:tr>
+        <w:tc>
+          <w:tcPr>
+            <w:tcW w:type="dxa" w:w="3489"/>
+            <w:tcBorders>
+              <w:top w:val="single" w:sz="4" w:space="0" w:color="E4DED3"/>
+              <w:left w:val="single" w:sz="4" w:space="0" w:color="E4DED3"/>
+              <w:bottom w:val="single" w:sz="4" w:space="0" w:color="E4DED3"/>
+              <w:right w:val="single" w:sz="4" w:space="0" w:color="E4DED3"/>
+            </w:tcBorders>
+          </w:tcPr>
+          <w:p>
+            <w:r>
+              <w:rPr>
+                <w:sz w:val="18"/>
+              </w:rPr>
+              <w:t>Automated backup and tested restore</w:t>
+            </w:r>
+          </w:p>
+        </w:tc>
+        <w:tc>
+          <w:tcPr>
+            <w:tcW w:type="dxa" w:w="3489"/>
+            <w:tcBorders>
+              <w:top w:val="single" w:sz="4" w:space="0" w:color="E4DED3"/>
+              <w:left w:val="single" w:sz="4" w:space="0" w:color="E4DED3"/>
+              <w:bottom w:val="single" w:sz="4" w:space="0" w:color="E4DED3"/>
+              <w:right w:val="single" w:sz="4" w:space="0" w:color="E4DED3"/>
+            </w:tcBorders>
+          </w:tcPr>
+          <w:p>
+            <w:r>
+              <w:rPr>
+                <w:sz w:val="18"/>
+              </w:rPr>
+            </w:r>
+          </w:p>
+        </w:tc>
+        <w:tc>
+          <w:tcPr>
+            <w:tcW w:type="dxa" w:w="3489"/>
+            <w:tcBorders>
+              <w:top w:val="single" w:sz="4" w:space="0" w:color="E4DED3"/>
+              <w:left w:val="single" w:sz="4" w:space="0" w:color="E4DED3"/>
+              <w:bottom w:val="single" w:sz="4" w:space="0" w:color="E4DED3"/>
+              <w:right w:val="single" w:sz="4" w:space="0" w:color="E4DED3"/>
+            </w:tcBorders>
+          </w:tcPr>
+          <w:p>
+            <w:r>
+              <w:rPr>
+                <w:sz w:val="18"/>
+              </w:rPr>
+            </w:r>
+          </w:p>
+        </w:tc>
+      </w:tr>
+      <w:tr>
+        <w:tc>
+          <w:tcPr>
+            <w:tcW w:type="dxa" w:w="3489"/>
+            <w:tcBorders>
+              <w:top w:val="single" w:sz="4" w:space="0" w:color="E4DED3"/>
+              <w:left w:val="single" w:sz="4" w:space="0" w:color="E4DED3"/>
+              <w:bottom w:val="single" w:sz="4" w:space="0" w:color="E4DED3"/>
+              <w:right w:val="single" w:sz="4" w:space="0" w:color="E4DED3"/>
+            </w:tcBorders>
+          </w:tcPr>
+          <w:p>
+            <w:r>
+              <w:rPr>
+                <w:sz w:val="18"/>
+              </w:rPr>
+              <w:t>Redundant outbound path</w:t>
+            </w:r>
+          </w:p>
+        </w:tc>
+        <w:tc>
+          <w:tcPr>
+            <w:tcW w:type="dxa" w:w="3489"/>
+            <w:tcBorders>
+              <w:top w:val="single" w:sz="4" w:space="0" w:color="E4DED3"/>
+              <w:left w:val="single" w:sz="4" w:space="0" w:color="E4DED3"/>
+              <w:bottom w:val="single" w:sz="4" w:space="0" w:color="E4DED3"/>
+              <w:right w:val="single" w:sz="4" w:space="0" w:color="E4DED3"/>
+            </w:tcBorders>
+          </w:tcPr>
+          <w:p>
+            <w:r>
+              <w:rPr>
+                <w:sz w:val="18"/>
+              </w:rPr>
+            </w:r>
+          </w:p>
+        </w:tc>
+        <w:tc>
+          <w:tcPr>
+            <w:tcW w:type="dxa" w:w="3489"/>
+            <w:tcBorders>
+              <w:top w:val="single" w:sz="4" w:space="0" w:color="E4DED3"/>
+              <w:left w:val="single" w:sz="4" w:space="0" w:color="E4DED3"/>
+              <w:bottom w:val="single" w:sz="4" w:space="0" w:color="E4DED3"/>
+              <w:right w:val="single" w:sz="4" w:space="0" w:color="E4DED3"/>
+            </w:tcBorders>
+          </w:tcPr>
+          <w:p>
+            <w:r>
+              <w:rPr>
+                <w:sz w:val="18"/>
+              </w:rPr>
+            </w:r>
+          </w:p>
+        </w:tc>
+      </w:tr>
+      <w:tr>
+        <w:tc>
+          <w:tcPr>
+            <w:tcW w:type="dxa" w:w="3489"/>
+            <w:tcBorders>
+              <w:top w:val="single" w:sz="4" w:space="0" w:color="E4DED3"/>
+              <w:left w:val="single" w:sz="4" w:space="0" w:color="E4DED3"/>
+              <w:bottom w:val="single" w:sz="4" w:space="0" w:color="E4DED3"/>
+              <w:right w:val="single" w:sz="4" w:space="0" w:color="E4DED3"/>
+            </w:tcBorders>
+          </w:tcPr>
+          <w:p>
+            <w:r>
+              <w:rPr>
+                <w:sz w:val="18"/>
+              </w:rPr>
+              <w:t>Transport encryption</w:t>
+            </w:r>
+          </w:p>
+        </w:tc>
+        <w:tc>
+          <w:tcPr>
+            <w:tcW w:type="dxa" w:w="3489"/>
+            <w:tcBorders>
+              <w:top w:val="single" w:sz="4" w:space="0" w:color="E4DED3"/>
+              <w:left w:val="single" w:sz="4" w:space="0" w:color="E4DED3"/>
+              <w:bottom w:val="single" w:sz="4" w:space="0" w:color="E4DED3"/>
+              <w:right w:val="single" w:sz="4" w:space="0" w:color="E4DED3"/>
+            </w:tcBorders>
+          </w:tcPr>
+          <w:p>
+            <w:r>
+              <w:rPr>
+                <w:sz w:val="18"/>
+              </w:rPr>
+            </w:r>
+          </w:p>
+        </w:tc>
+        <w:tc>
+          <w:tcPr>
+            <w:tcW w:type="dxa" w:w="3489"/>
+            <w:tcBorders>
+              <w:top w:val="single" w:sz="4" w:space="0" w:color="E4DED3"/>
+              <w:left w:val="single" w:sz="4" w:space="0" w:color="E4DED3"/>
+              <w:bottom w:val="single" w:sz="4" w:space="0" w:color="E4DED3"/>
+              <w:right w:val="single" w:sz="4" w:space="0" w:color="E4DED3"/>
+            </w:tcBorders>
+          </w:tcPr>
+          <w:p>
+            <w:r>
+              <w:rPr>
+                <w:sz w:val="18"/>
+              </w:rPr>
+            </w:r>
+          </w:p>
+        </w:tc>
+      </w:tr>
+      <w:tr>
+        <w:tc>
+          <w:tcPr>
+            <w:tcW w:type="dxa" w:w="3489"/>
+            <w:tcBorders>
+              <w:top w:val="single" w:sz="4" w:space="0" w:color="E4DED3"/>
+              <w:left w:val="single" w:sz="4" w:space="0" w:color="E4DED3"/>
+              <w:bottom w:val="single" w:sz="4" w:space="0" w:color="E4DED3"/>
+              <w:right w:val="single" w:sz="4" w:space="0" w:color="E4DED3"/>
+            </w:tcBorders>
+          </w:tcPr>
+          <w:p>
+            <w:r>
+              <w:rPr>
+                <w:sz w:val="18"/>
+              </w:rPr>
+              <w:t>Infrastructure as code</w:t>
+            </w:r>
+          </w:p>
+        </w:tc>
+        <w:tc>
+          <w:tcPr>
+            <w:tcW w:type="dxa" w:w="3489"/>
+            <w:tcBorders>
+              <w:top w:val="single" w:sz="4" w:space="0" w:color="E4DED3"/>
+              <w:left w:val="single" w:sz="4" w:space="0" w:color="E4DED3"/>
+              <w:bottom w:val="single" w:sz="4" w:space="0" w:color="E4DED3"/>
+              <w:right w:val="single" w:sz="4" w:space="0" w:color="E4DED3"/>
+            </w:tcBorders>
+          </w:tcPr>
+          <w:p>
+            <w:r>
+              <w:rPr>
+                <w:sz w:val="18"/>
+              </w:rPr>
+            </w:r>
+          </w:p>
+        </w:tc>
+        <w:tc>
+          <w:tcPr>
+            <w:tcW w:type="dxa" w:w="3489"/>
+            <w:tcBorders>
+              <w:top w:val="single" w:sz="4" w:space="0" w:color="E4DED3"/>
+              <w:left w:val="single" w:sz="4" w:space="0" w:color="E4DED3"/>
+              <w:bottom w:val="single" w:sz="4" w:space="0" w:color="E4DED3"/>
+              <w:right w:val="single" w:sz="4" w:space="0" w:color="E4DED3"/>
+            </w:tcBorders>
+          </w:tcPr>
+          <w:p>
+            <w:r>
+              <w:rPr>
+                <w:sz w:val="18"/>
+              </w:rPr>
+            </w:r>
+          </w:p>
+        </w:tc>
+      </w:tr>
+      <w:tr>
+        <w:tc>
+          <w:tcPr>
+            <w:tcW w:type="dxa" w:w="3489"/>
+            <w:tcBorders>
+              <w:top w:val="single" w:sz="4" w:space="0" w:color="E4DED3"/>
+              <w:left w:val="single" w:sz="4" w:space="0" w:color="E4DED3"/>
+              <w:bottom w:val="single" w:sz="4" w:space="0" w:color="E4DED3"/>
+              <w:right w:val="single" w:sz="4" w:space="0" w:color="E4DED3"/>
+            </w:tcBorders>
+          </w:tcPr>
+          <w:p>
+            <w:r>
+              <w:rPr>
+                <w:sz w:val="18"/>
+              </w:rPr>
+              <w:t>Broader monitoring and alerting</w:t>
+            </w:r>
+          </w:p>
+        </w:tc>
+        <w:tc>
+          <w:tcPr>
+            <w:tcW w:type="dxa" w:w="3489"/>
+            <w:tcBorders>
+              <w:top w:val="single" w:sz="4" w:space="0" w:color="E4DED3"/>
+              <w:left w:val="single" w:sz="4" w:space="0" w:color="E4DED3"/>
+              <w:bottom w:val="single" w:sz="4" w:space="0" w:color="E4DED3"/>
+              <w:right w:val="single" w:sz="4" w:space="0" w:color="E4DED3"/>
+            </w:tcBorders>
+          </w:tcPr>
+          <w:p>
+            <w:r>
+              <w:rPr>
+                <w:sz w:val="18"/>
+              </w:rPr>
+            </w:r>
+          </w:p>
+        </w:tc>
+        <w:tc>
+          <w:tcPr>
+            <w:tcW w:type="dxa" w:w="3489"/>
+            <w:tcBorders>
+              <w:top w:val="single" w:sz="4" w:space="0" w:color="E4DED3"/>
+              <w:left w:val="single" w:sz="4" w:space="0" w:color="E4DED3"/>
+              <w:bottom w:val="single" w:sz="4" w:space="0" w:color="E4DED3"/>
+              <w:right w:val="single" w:sz="4" w:space="0" w:color="E4DED3"/>
+            </w:tcBorders>
+          </w:tcPr>
+          <w:p>
+            <w:r>
+              <w:rPr>
+                <w:sz w:val="18"/>
+              </w:rPr>
+            </w:r>
+          </w:p>
+        </w:tc>
+      </w:tr>
+    </w:tbl>
+    <w:p/>
+    <w:p>
+      <w:pPr>
+        <w:spacing w:before="200" w:after="0"/>
+      </w:pPr>
+      <w:r>
+        <w:rPr>
+          <w:b/>
+          <w:color w:val="1F5A5C"/>
+          <w:sz w:val="16"/>
+        </w:rPr>
+        <w:t>TASK 5</w:t>
+      </w:r>
+    </w:p>
+    <w:p>
+      <w:pPr>
+        <w:pStyle w:val="Heading2"/>
+      </w:pPr>
+      <w:r>
+        <w:rPr>
+          <w:color w:val="1F5A5C"/>
+        </w:rPr>
+        <w:t>Assess the benefits against the current business model</w:t>
+      </w:r>
+    </w:p>
+    <w:p>
+      <w:pPr>
+        <w:spacing w:after="120"/>
+      </w:pPr>
+      <w:r>
+        <w:rPr>
+          <w:b w:val="0"/>
+          <w:i w:val="0"/>
+          <w:sz w:val="21"/>
+        </w:rPr>
+        <w:t>Determine and assess what the options from task 4 actually give YAT, against the way this business runs. Ledgerline is used by finance staff during business hours and is idle the rest of the time — that shapes what an improvement is worth. Say what each option costs and what it buys.</w:t>
+      </w:r>
+    </w:p>
+    <w:p>
+      <w:pPr>
+        <w:spacing w:after="60"/>
+      </w:pPr>
+      <w:r>
+        <w:rPr>
+          <w:b/>
+          <w:i w:val="0"/>
+          <w:sz w:val="19"/>
+        </w:rPr>
+        <w:t>Related resources</w:t>
+      </w:r>
+    </w:p>
+    <w:p>
+      <w:pPr>
+        <w:spacing w:after="60"/>
+        <w:ind w:left="340"/>
+      </w:pPr>
+      <w:r>
+        <w:rPr>
+          <w:sz w:val="19"/>
+        </w:rPr>
+        <w:t xml:space="preserve">•  </w:t>
+      </w:r>
+      <w:hyperlink r:id="rId21">
+        <w:r>
+          <w:rPr>
+            <w:sz w:val="19"/>
+            <w:color w:val="0563C1"/>
+            <w:u w:val="single"/>
+          </w:rPr>
+          <w:t>Accounting System Operational Costing — what this environment costs today</w:t>
+        </w:r>
+      </w:hyperlink>
+    </w:p>
+    <w:p/>
+    <w:tbl>
+      <w:tblPr>
+        <w:tblW w:type="auto" w:w="0"/>
+        <w:tblLook w:firstColumn="1" w:firstRow="1" w:lastColumn="0" w:lastRow="0" w:noHBand="0" w:noVBand="1" w:val="04A0"/>
+      </w:tblPr>
+      <w:tblGrid>
+        <w:gridCol w:w="3489"/>
+        <w:gridCol w:w="3489"/>
+        <w:gridCol w:w="3489"/>
+      </w:tblGrid>
+      <w:tr>
+        <w:tc>
+          <w:tcPr>
+            <w:tcW w:type="dxa" w:w="3489"/>
+            <w:tcBorders>
+              <w:top w:val="single" w:sz="4" w:space="0" w:color="E4DED3"/>
+              <w:left w:val="single" w:sz="4" w:space="0" w:color="E4DED3"/>
+              <w:bottom w:val="single" w:sz="4" w:space="0" w:color="E4DED3"/>
+              <w:right w:val="single" w:sz="4" w:space="0" w:color="E4DED3"/>
+            </w:tcBorders>
+            <w:shd w:val="clear" w:color="auto" w:fill="F8F4ED"/>
+          </w:tcPr>
+          <w:p>
+            <w:r>
+              <w:rPr>
+                <w:b/>
+                <w:sz w:val="18"/>
+              </w:rPr>
+              <w:t>Option</w:t>
+            </w:r>
+          </w:p>
+        </w:tc>
+        <w:tc>
+          <w:tcPr>
+            <w:tcW w:type="dxa" w:w="3489"/>
+            <w:tcBorders>
+              <w:top w:val="single" w:sz="4" w:space="0" w:color="E4DED3"/>
+              <w:left w:val="single" w:sz="4" w:space="0" w:color="E4DED3"/>
+              <w:bottom w:val="single" w:sz="4" w:space="0" w:color="E4DED3"/>
+              <w:right w:val="single" w:sz="4" w:space="0" w:color="E4DED3"/>
+            </w:tcBorders>
+            <w:shd w:val="clear" w:color="auto" w:fill="F8F4ED"/>
+          </w:tcPr>
+          <w:p>
+            <w:r>
+              <w:rPr>
+                <w:b/>
+                <w:sz w:val="18"/>
+              </w:rPr>
+              <w:t>What it costs</w:t>
+            </w:r>
+          </w:p>
+        </w:tc>
+        <w:tc>
+          <w:tcPr>
+            <w:tcW w:type="dxa" w:w="3489"/>
+            <w:tcBorders>
+              <w:top w:val="single" w:sz="4" w:space="0" w:color="E4DED3"/>
+              <w:left w:val="single" w:sz="4" w:space="0" w:color="E4DED3"/>
+              <w:bottom w:val="single" w:sz="4" w:space="0" w:color="E4DED3"/>
+              <w:right w:val="single" w:sz="4" w:space="0" w:color="E4DED3"/>
+            </w:tcBorders>
+            <w:shd w:val="clear" w:color="auto" w:fill="F8F4ED"/>
+          </w:tcPr>
+          <w:p>
+            <w:r>
+              <w:rPr>
+                <w:b/>
+                <w:sz w:val="18"/>
+              </w:rPr>
+              <w:t>What it buys, for this business</w:t>
+            </w:r>
+          </w:p>
+        </w:tc>
+      </w:tr>
+      <w:tr>
+        <w:tc>
+          <w:tcPr>
+            <w:tcW w:type="dxa" w:w="3489"/>
+            <w:tcBorders>
+              <w:top w:val="single" w:sz="4" w:space="0" w:color="E4DED3"/>
+              <w:left w:val="single" w:sz="4" w:space="0" w:color="E4DED3"/>
+              <w:bottom w:val="single" w:sz="4" w:space="0" w:color="E4DED3"/>
+              <w:right w:val="single" w:sz="4" w:space="0" w:color="E4DED3"/>
+            </w:tcBorders>
+          </w:tcPr>
+          <w:p>
+            <w:r>
+              <w:rPr>
+                <w:sz w:val="18"/>
+              </w:rPr>
+              <w:t>Multi-AZ application tier</w:t>
+            </w:r>
+          </w:p>
+        </w:tc>
+        <w:tc>
+          <w:tcPr>
+            <w:tcW w:type="dxa" w:w="3489"/>
+            <w:tcBorders>
+              <w:top w:val="single" w:sz="4" w:space="0" w:color="E4DED3"/>
+              <w:left w:val="single" w:sz="4" w:space="0" w:color="E4DED3"/>
+              <w:bottom w:val="single" w:sz="4" w:space="0" w:color="E4DED3"/>
+              <w:right w:val="single" w:sz="4" w:space="0" w:color="E4DED3"/>
+            </w:tcBorders>
+          </w:tcPr>
+          <w:p>
+            <w:r>
+              <w:rPr>
+                <w:sz w:val="18"/>
+              </w:rPr>
+            </w:r>
+          </w:p>
+        </w:tc>
+        <w:tc>
+          <w:tcPr>
+            <w:tcW w:type="dxa" w:w="3489"/>
+            <w:tcBorders>
+              <w:top w:val="single" w:sz="4" w:space="0" w:color="E4DED3"/>
+              <w:left w:val="single" w:sz="4" w:space="0" w:color="E4DED3"/>
+              <w:bottom w:val="single" w:sz="4" w:space="0" w:color="E4DED3"/>
+              <w:right w:val="single" w:sz="4" w:space="0" w:color="E4DED3"/>
+            </w:tcBorders>
+          </w:tcPr>
+          <w:p>
+            <w:r>
+              <w:rPr>
+                <w:sz w:val="18"/>
+              </w:rPr>
+            </w:r>
+          </w:p>
+        </w:tc>
+      </w:tr>
+      <w:tr>
+        <w:tc>
+          <w:tcPr>
+            <w:tcW w:type="dxa" w:w="3489"/>
+            <w:tcBorders>
+              <w:top w:val="single" w:sz="4" w:space="0" w:color="E4DED3"/>
+              <w:left w:val="single" w:sz="4" w:space="0" w:color="E4DED3"/>
+              <w:bottom w:val="single" w:sz="4" w:space="0" w:color="E4DED3"/>
+              <w:right w:val="single" w:sz="4" w:space="0" w:color="E4DED3"/>
+            </w:tcBorders>
+          </w:tcPr>
+          <w:p>
+            <w:r>
+              <w:rPr>
+                <w:sz w:val="18"/>
+              </w:rPr>
+              <w:t>Database standby</w:t>
+            </w:r>
+          </w:p>
+        </w:tc>
+        <w:tc>
+          <w:tcPr>
+            <w:tcW w:type="dxa" w:w="3489"/>
+            <w:tcBorders>
+              <w:top w:val="single" w:sz="4" w:space="0" w:color="E4DED3"/>
+              <w:left w:val="single" w:sz="4" w:space="0" w:color="E4DED3"/>
+              <w:bottom w:val="single" w:sz="4" w:space="0" w:color="E4DED3"/>
+              <w:right w:val="single" w:sz="4" w:space="0" w:color="E4DED3"/>
+            </w:tcBorders>
+          </w:tcPr>
+          <w:p>
+            <w:r>
+              <w:rPr>
+                <w:sz w:val="18"/>
+              </w:rPr>
+            </w:r>
+          </w:p>
+        </w:tc>
+        <w:tc>
+          <w:tcPr>
+            <w:tcW w:type="dxa" w:w="3489"/>
+            <w:tcBorders>
+              <w:top w:val="single" w:sz="4" w:space="0" w:color="E4DED3"/>
+              <w:left w:val="single" w:sz="4" w:space="0" w:color="E4DED3"/>
+              <w:bottom w:val="single" w:sz="4" w:space="0" w:color="E4DED3"/>
+              <w:right w:val="single" w:sz="4" w:space="0" w:color="E4DED3"/>
+            </w:tcBorders>
+          </w:tcPr>
+          <w:p>
+            <w:r>
+              <w:rPr>
+                <w:sz w:val="18"/>
+              </w:rPr>
+            </w:r>
+          </w:p>
+        </w:tc>
+      </w:tr>
+      <w:tr>
+        <w:tc>
+          <w:tcPr>
+            <w:tcW w:type="dxa" w:w="3489"/>
+            <w:tcBorders>
+              <w:top w:val="single" w:sz="4" w:space="0" w:color="E4DED3"/>
+              <w:left w:val="single" w:sz="4" w:space="0" w:color="E4DED3"/>
+              <w:bottom w:val="single" w:sz="4" w:space="0" w:color="E4DED3"/>
+              <w:right w:val="single" w:sz="4" w:space="0" w:color="E4DED3"/>
+            </w:tcBorders>
+          </w:tcPr>
+          <w:p>
+            <w:r>
+              <w:rPr>
+                <w:sz w:val="18"/>
+              </w:rPr>
+              <w:t>Automated backup and tested restore</w:t>
+            </w:r>
+          </w:p>
+        </w:tc>
+        <w:tc>
+          <w:tcPr>
+            <w:tcW w:type="dxa" w:w="3489"/>
+            <w:tcBorders>
+              <w:top w:val="single" w:sz="4" w:space="0" w:color="E4DED3"/>
+              <w:left w:val="single" w:sz="4" w:space="0" w:color="E4DED3"/>
+              <w:bottom w:val="single" w:sz="4" w:space="0" w:color="E4DED3"/>
+              <w:right w:val="single" w:sz="4" w:space="0" w:color="E4DED3"/>
+            </w:tcBorders>
+          </w:tcPr>
+          <w:p>
+            <w:r>
+              <w:rPr>
+                <w:sz w:val="18"/>
+              </w:rPr>
+            </w:r>
+          </w:p>
+        </w:tc>
+        <w:tc>
+          <w:tcPr>
+            <w:tcW w:type="dxa" w:w="3489"/>
+            <w:tcBorders>
+              <w:top w:val="single" w:sz="4" w:space="0" w:color="E4DED3"/>
+              <w:left w:val="single" w:sz="4" w:space="0" w:color="E4DED3"/>
+              <w:bottom w:val="single" w:sz="4" w:space="0" w:color="E4DED3"/>
+              <w:right w:val="single" w:sz="4" w:space="0" w:color="E4DED3"/>
+            </w:tcBorders>
+          </w:tcPr>
+          <w:p>
+            <w:r>
+              <w:rPr>
+                <w:sz w:val="18"/>
+              </w:rPr>
+            </w:r>
+          </w:p>
+        </w:tc>
+      </w:tr>
+      <w:tr>
+        <w:tc>
+          <w:tcPr>
+            <w:tcW w:type="dxa" w:w="3489"/>
+            <w:tcBorders>
+              <w:top w:val="single" w:sz="4" w:space="0" w:color="E4DED3"/>
+              <w:left w:val="single" w:sz="4" w:space="0" w:color="E4DED3"/>
+              <w:bottom w:val="single" w:sz="4" w:space="0" w:color="E4DED3"/>
+              <w:right w:val="single" w:sz="4" w:space="0" w:color="E4DED3"/>
+            </w:tcBorders>
+          </w:tcPr>
+          <w:p>
+            <w:r>
+              <w:rPr>
+                <w:sz w:val="18"/>
+              </w:rPr>
+              <w:t>NAT gateway per zone</w:t>
+            </w:r>
+          </w:p>
+        </w:tc>
+        <w:tc>
+          <w:tcPr>
+            <w:tcW w:type="dxa" w:w="3489"/>
+            <w:tcBorders>
+              <w:top w:val="single" w:sz="4" w:space="0" w:color="E4DED3"/>
+              <w:left w:val="single" w:sz="4" w:space="0" w:color="E4DED3"/>
+              <w:bottom w:val="single" w:sz="4" w:space="0" w:color="E4DED3"/>
+              <w:right w:val="single" w:sz="4" w:space="0" w:color="E4DED3"/>
+            </w:tcBorders>
+          </w:tcPr>
+          <w:p>
+            <w:r>
+              <w:rPr>
+                <w:sz w:val="18"/>
+              </w:rPr>
+            </w:r>
+          </w:p>
+        </w:tc>
+        <w:tc>
+          <w:tcPr>
+            <w:tcW w:type="dxa" w:w="3489"/>
+            <w:tcBorders>
+              <w:top w:val="single" w:sz="4" w:space="0" w:color="E4DED3"/>
+              <w:left w:val="single" w:sz="4" w:space="0" w:color="E4DED3"/>
+              <w:bottom w:val="single" w:sz="4" w:space="0" w:color="E4DED3"/>
+              <w:right w:val="single" w:sz="4" w:space="0" w:color="E4DED3"/>
+            </w:tcBorders>
+          </w:tcPr>
+          <w:p>
+            <w:r>
+              <w:rPr>
+                <w:sz w:val="18"/>
+              </w:rPr>
+            </w:r>
+          </w:p>
+        </w:tc>
+      </w:tr>
+      <w:tr>
+        <w:tc>
+          <w:tcPr>
+            <w:tcW w:type="dxa" w:w="3489"/>
+            <w:tcBorders>
+              <w:top w:val="single" w:sz="4" w:space="0" w:color="E4DED3"/>
+              <w:left w:val="single" w:sz="4" w:space="0" w:color="E4DED3"/>
+              <w:bottom w:val="single" w:sz="4" w:space="0" w:color="E4DED3"/>
+              <w:right w:val="single" w:sz="4" w:space="0" w:color="E4DED3"/>
+            </w:tcBorders>
+          </w:tcPr>
+          <w:p>
+            <w:r>
+              <w:rPr>
+                <w:sz w:val="18"/>
+              </w:rPr>
+              <w:t>TLS at the load balancer</w:t>
+            </w:r>
+          </w:p>
+        </w:tc>
+        <w:tc>
+          <w:tcPr>
+            <w:tcW w:type="dxa" w:w="3489"/>
+            <w:tcBorders>
+              <w:top w:val="single" w:sz="4" w:space="0" w:color="E4DED3"/>
+              <w:left w:val="single" w:sz="4" w:space="0" w:color="E4DED3"/>
+              <w:bottom w:val="single" w:sz="4" w:space="0" w:color="E4DED3"/>
+              <w:right w:val="single" w:sz="4" w:space="0" w:color="E4DED3"/>
+            </w:tcBorders>
+          </w:tcPr>
+          <w:p>
+            <w:r>
+              <w:rPr>
+                <w:sz w:val="18"/>
+              </w:rPr>
+            </w:r>
+          </w:p>
+        </w:tc>
+        <w:tc>
+          <w:tcPr>
+            <w:tcW w:type="dxa" w:w="3489"/>
+            <w:tcBorders>
+              <w:top w:val="single" w:sz="4" w:space="0" w:color="E4DED3"/>
+              <w:left w:val="single" w:sz="4" w:space="0" w:color="E4DED3"/>
+              <w:bottom w:val="single" w:sz="4" w:space="0" w:color="E4DED3"/>
+              <w:right w:val="single" w:sz="4" w:space="0" w:color="E4DED3"/>
+            </w:tcBorders>
+          </w:tcPr>
+          <w:p>
+            <w:r>
+              <w:rPr>
+                <w:sz w:val="18"/>
+              </w:rPr>
+            </w:r>
+          </w:p>
+        </w:tc>
+      </w:tr>
+      <w:tr>
+        <w:tc>
+          <w:tcPr>
+            <w:tcW w:type="dxa" w:w="3489"/>
+            <w:tcBorders>
+              <w:top w:val="single" w:sz="4" w:space="0" w:color="E4DED3"/>
+              <w:left w:val="single" w:sz="4" w:space="0" w:color="E4DED3"/>
+              <w:bottom w:val="single" w:sz="4" w:space="0" w:color="E4DED3"/>
+              <w:right w:val="single" w:sz="4" w:space="0" w:color="E4DED3"/>
+            </w:tcBorders>
+          </w:tcPr>
+          <w:p>
+            <w:r>
+              <w:rPr>
+                <w:sz w:val="18"/>
+              </w:rPr>
+              <w:t>Infrastructure as code</w:t>
+            </w:r>
+          </w:p>
+        </w:tc>
+        <w:tc>
+          <w:tcPr>
+            <w:tcW w:type="dxa" w:w="3489"/>
+            <w:tcBorders>
+              <w:top w:val="single" w:sz="4" w:space="0" w:color="E4DED3"/>
+              <w:left w:val="single" w:sz="4" w:space="0" w:color="E4DED3"/>
+              <w:bottom w:val="single" w:sz="4" w:space="0" w:color="E4DED3"/>
+              <w:right w:val="single" w:sz="4" w:space="0" w:color="E4DED3"/>
+            </w:tcBorders>
+          </w:tcPr>
+          <w:p>
+            <w:r>
+              <w:rPr>
+                <w:sz w:val="18"/>
+              </w:rPr>
+            </w:r>
+          </w:p>
+        </w:tc>
+        <w:tc>
+          <w:tcPr>
+            <w:tcW w:type="dxa" w:w="3489"/>
+            <w:tcBorders>
+              <w:top w:val="single" w:sz="4" w:space="0" w:color="E4DED3"/>
+              <w:left w:val="single" w:sz="4" w:space="0" w:color="E4DED3"/>
+              <w:bottom w:val="single" w:sz="4" w:space="0" w:color="E4DED3"/>
+              <w:right w:val="single" w:sz="4" w:space="0" w:color="E4DED3"/>
+            </w:tcBorders>
+          </w:tcPr>
+          <w:p>
+            <w:r>
+              <w:rPr>
+                <w:sz w:val="18"/>
+              </w:rPr>
+            </w:r>
+          </w:p>
+        </w:tc>
+      </w:tr>
+    </w:tbl>
+    <w:p/>
+    <w:p>
+      <w:pPr>
+        <w:spacing w:before="200" w:after="0"/>
+      </w:pPr>
+      <w:r>
+        <w:rPr>
+          <w:b/>
+          <w:color w:val="1F5A5C"/>
+          <w:sz w:val="16"/>
+        </w:rPr>
+        <w:t>TASK 6</w:t>
+      </w:r>
+    </w:p>
+    <w:p>
+      <w:pPr>
+        <w:pStyle w:val="Heading2"/>
+      </w:pPr>
+      <w:r>
+        <w:rPr>
+          <w:color w:val="1F5A5C"/>
+        </w:rPr>
+        <w:t>Set the business goals</w:t>
+      </w:r>
+    </w:p>
+    <w:p>
+      <w:pPr>
+        <w:spacing w:after="120"/>
+      </w:pPr>
+      <w:r>
+        <w:rPr>
+          <w:b w:val="0"/>
+          <w:i w:val="0"/>
+          <w:sz w:val="21"/>
+        </w:rPr>
+        <w:t>Set the business goals this improvement is aiming at, across security, reliability, performance and cost. These are yours to determine — the Improvement Requirements give outcomes, not numbers. Make each one measurable, because in AT3 someone has to demonstrate whether it was met.</w:t>
+      </w:r>
+    </w:p>
+    <w:p>
+      <w:pPr>
+        <w:spacing w:after="60"/>
+      </w:pPr>
+      <w:r>
+        <w:rPr>
+          <w:b/>
+          <w:i w:val="0"/>
+          <w:sz w:val="19"/>
+        </w:rPr>
+        <w:t>Related resources</w:t>
+      </w:r>
+    </w:p>
+    <w:p>
+      <w:pPr>
+        <w:spacing w:after="60"/>
+        <w:ind w:left="340"/>
+      </w:pPr>
+      <w:r>
+        <w:rPr>
+          <w:sz w:val="19"/>
+        </w:rPr>
+        <w:t xml:space="preserve">•  </w:t>
+      </w:r>
+      <w:hyperlink r:id="rId17">
+        <w:r>
+          <w:rPr>
+            <w:sz w:val="19"/>
+            <w:color w:val="0563C1"/>
+            <w:u w:val="single"/>
+          </w:rPr>
+          <w:t>Improvement Requirements — IR-1 to IR-7, the outcomes these goals must serve</w:t>
+        </w:r>
+      </w:hyperlink>
+    </w:p>
+    <w:p/>
+    <w:tbl>
+      <w:tblPr>
+        <w:tblW w:type="auto" w:w="0"/>
+        <w:tblLook w:firstColumn="1" w:firstRow="1" w:lastColumn="0" w:lastRow="0" w:noHBand="0" w:noVBand="1" w:val="04A0"/>
+      </w:tblPr>
+      <w:tblGrid>
+        <w:gridCol w:w="3489"/>
+        <w:gridCol w:w="3489"/>
+        <w:gridCol w:w="3489"/>
+      </w:tblGrid>
+      <w:tr>
+        <w:tc>
+          <w:tcPr>
+            <w:tcW w:type="dxa" w:w="3489"/>
+            <w:tcBorders>
+              <w:top w:val="single" w:sz="4" w:space="0" w:color="E4DED3"/>
+              <w:left w:val="single" w:sz="4" w:space="0" w:color="E4DED3"/>
+              <w:bottom w:val="single" w:sz="4" w:space="0" w:color="E4DED3"/>
+              <w:right w:val="single" w:sz="4" w:space="0" w:color="E4DED3"/>
+            </w:tcBorders>
+            <w:shd w:val="clear" w:color="auto" w:fill="F8F4ED"/>
+          </w:tcPr>
+          <w:p>
+            <w:r>
+              <w:rPr>
+                <w:b/>
+                <w:sz w:val="18"/>
+              </w:rPr>
+              <w:t>Area</w:t>
+            </w:r>
+          </w:p>
+        </w:tc>
+        <w:tc>
+          <w:tcPr>
+            <w:tcW w:type="dxa" w:w="3489"/>
+            <w:tcBorders>
+              <w:top w:val="single" w:sz="4" w:space="0" w:color="E4DED3"/>
+              <w:left w:val="single" w:sz="4" w:space="0" w:color="E4DED3"/>
+              <w:bottom w:val="single" w:sz="4" w:space="0" w:color="E4DED3"/>
+              <w:right w:val="single" w:sz="4" w:space="0" w:color="E4DED3"/>
+            </w:tcBorders>
+            <w:shd w:val="clear" w:color="auto" w:fill="F8F4ED"/>
+          </w:tcPr>
+          <w:p>
+            <w:r>
+              <w:rPr>
+                <w:b/>
+                <w:sz w:val="18"/>
+              </w:rPr>
+              <w:t>Business goal</w:t>
+            </w:r>
+          </w:p>
+        </w:tc>
+        <w:tc>
+          <w:tcPr>
+            <w:tcW w:type="dxa" w:w="3489"/>
+            <w:tcBorders>
+              <w:top w:val="single" w:sz="4" w:space="0" w:color="E4DED3"/>
+              <w:left w:val="single" w:sz="4" w:space="0" w:color="E4DED3"/>
+              <w:bottom w:val="single" w:sz="4" w:space="0" w:color="E4DED3"/>
+              <w:right w:val="single" w:sz="4" w:space="0" w:color="E4DED3"/>
+            </w:tcBorders>
+            <w:shd w:val="clear" w:color="auto" w:fill="F8F4ED"/>
+          </w:tcPr>
+          <w:p>
+            <w:r>
+              <w:rPr>
+                <w:b/>
+                <w:sz w:val="18"/>
+              </w:rPr>
+              <w:t>Why this level, for this system</w:t>
+            </w:r>
+          </w:p>
+        </w:tc>
+      </w:tr>
+      <w:tr>
+        <w:tc>
+          <w:tcPr>
+            <w:tcW w:type="dxa" w:w="3489"/>
+            <w:tcBorders>
+              <w:top w:val="single" w:sz="4" w:space="0" w:color="E4DED3"/>
+              <w:left w:val="single" w:sz="4" w:space="0" w:color="E4DED3"/>
+              <w:bottom w:val="single" w:sz="4" w:space="0" w:color="E4DED3"/>
+              <w:right w:val="single" w:sz="4" w:space="0" w:color="E4DED3"/>
+            </w:tcBorders>
+          </w:tcPr>
+          <w:p>
+            <w:r>
+              <w:rPr>
+                <w:sz w:val="18"/>
+              </w:rPr>
+              <w:t>Reliability</w:t>
+            </w:r>
+          </w:p>
+        </w:tc>
+        <w:tc>
+          <w:tcPr>
+            <w:tcW w:type="dxa" w:w="3489"/>
+            <w:tcBorders>
+              <w:top w:val="single" w:sz="4" w:space="0" w:color="E4DED3"/>
+              <w:left w:val="single" w:sz="4" w:space="0" w:color="E4DED3"/>
+              <w:bottom w:val="single" w:sz="4" w:space="0" w:color="E4DED3"/>
+              <w:right w:val="single" w:sz="4" w:space="0" w:color="E4DED3"/>
+            </w:tcBorders>
+          </w:tcPr>
+          <w:p>
+            <w:r>
+              <w:rPr>
+                <w:sz w:val="18"/>
+              </w:rPr>
+            </w:r>
+          </w:p>
+        </w:tc>
+        <w:tc>
+          <w:tcPr>
+            <w:tcW w:type="dxa" w:w="3489"/>
+            <w:tcBorders>
+              <w:top w:val="single" w:sz="4" w:space="0" w:color="E4DED3"/>
+              <w:left w:val="single" w:sz="4" w:space="0" w:color="E4DED3"/>
+              <w:bottom w:val="single" w:sz="4" w:space="0" w:color="E4DED3"/>
+              <w:right w:val="single" w:sz="4" w:space="0" w:color="E4DED3"/>
+            </w:tcBorders>
+          </w:tcPr>
+          <w:p>
+            <w:r>
+              <w:rPr>
+                <w:sz w:val="18"/>
+              </w:rPr>
+            </w:r>
+          </w:p>
+        </w:tc>
+      </w:tr>
+      <w:tr>
+        <w:tc>
+          <w:tcPr>
+            <w:tcW w:type="dxa" w:w="3489"/>
+            <w:tcBorders>
+              <w:top w:val="single" w:sz="4" w:space="0" w:color="E4DED3"/>
+              <w:left w:val="single" w:sz="4" w:space="0" w:color="E4DED3"/>
+              <w:bottom w:val="single" w:sz="4" w:space="0" w:color="E4DED3"/>
+              <w:right w:val="single" w:sz="4" w:space="0" w:color="E4DED3"/>
+            </w:tcBorders>
+          </w:tcPr>
+          <w:p>
+            <w:r>
+              <w:rPr>
+                <w:sz w:val="18"/>
+              </w:rPr>
+              <w:t>Recovery</w:t>
+            </w:r>
+          </w:p>
+        </w:tc>
+        <w:tc>
+          <w:tcPr>
+            <w:tcW w:type="dxa" w:w="3489"/>
+            <w:tcBorders>
+              <w:top w:val="single" w:sz="4" w:space="0" w:color="E4DED3"/>
+              <w:left w:val="single" w:sz="4" w:space="0" w:color="E4DED3"/>
+              <w:bottom w:val="single" w:sz="4" w:space="0" w:color="E4DED3"/>
+              <w:right w:val="single" w:sz="4" w:space="0" w:color="E4DED3"/>
+            </w:tcBorders>
+          </w:tcPr>
+          <w:p>
+            <w:r>
+              <w:rPr>
+                <w:sz w:val="18"/>
+              </w:rPr>
+            </w:r>
+          </w:p>
+        </w:tc>
+        <w:tc>
+          <w:tcPr>
+            <w:tcW w:type="dxa" w:w="3489"/>
+            <w:tcBorders>
+              <w:top w:val="single" w:sz="4" w:space="0" w:color="E4DED3"/>
+              <w:left w:val="single" w:sz="4" w:space="0" w:color="E4DED3"/>
+              <w:bottom w:val="single" w:sz="4" w:space="0" w:color="E4DED3"/>
+              <w:right w:val="single" w:sz="4" w:space="0" w:color="E4DED3"/>
+            </w:tcBorders>
+          </w:tcPr>
+          <w:p>
+            <w:r>
+              <w:rPr>
+                <w:sz w:val="18"/>
+              </w:rPr>
+            </w:r>
+          </w:p>
+        </w:tc>
+      </w:tr>
+      <w:tr>
+        <w:tc>
+          <w:tcPr>
+            <w:tcW w:type="dxa" w:w="3489"/>
+            <w:tcBorders>
+              <w:top w:val="single" w:sz="4" w:space="0" w:color="E4DED3"/>
+              <w:left w:val="single" w:sz="4" w:space="0" w:color="E4DED3"/>
+              <w:bottom w:val="single" w:sz="4" w:space="0" w:color="E4DED3"/>
+              <w:right w:val="single" w:sz="4" w:space="0" w:color="E4DED3"/>
+            </w:tcBorders>
+          </w:tcPr>
+          <w:p>
+            <w:r>
+              <w:rPr>
+                <w:sz w:val="18"/>
+              </w:rPr>
+              <w:t>Security</w:t>
+            </w:r>
+          </w:p>
+        </w:tc>
+        <w:tc>
+          <w:tcPr>
+            <w:tcW w:type="dxa" w:w="3489"/>
+            <w:tcBorders>
+              <w:top w:val="single" w:sz="4" w:space="0" w:color="E4DED3"/>
+              <w:left w:val="single" w:sz="4" w:space="0" w:color="E4DED3"/>
+              <w:bottom w:val="single" w:sz="4" w:space="0" w:color="E4DED3"/>
+              <w:right w:val="single" w:sz="4" w:space="0" w:color="E4DED3"/>
+            </w:tcBorders>
+          </w:tcPr>
+          <w:p>
+            <w:r>
+              <w:rPr>
+                <w:sz w:val="18"/>
+              </w:rPr>
+            </w:r>
+          </w:p>
+        </w:tc>
+        <w:tc>
+          <w:tcPr>
+            <w:tcW w:type="dxa" w:w="3489"/>
+            <w:tcBorders>
+              <w:top w:val="single" w:sz="4" w:space="0" w:color="E4DED3"/>
+              <w:left w:val="single" w:sz="4" w:space="0" w:color="E4DED3"/>
+              <w:bottom w:val="single" w:sz="4" w:space="0" w:color="E4DED3"/>
+              <w:right w:val="single" w:sz="4" w:space="0" w:color="E4DED3"/>
+            </w:tcBorders>
+          </w:tcPr>
+          <w:p>
+            <w:r>
+              <w:rPr>
+                <w:sz w:val="18"/>
+              </w:rPr>
+            </w:r>
+          </w:p>
+        </w:tc>
+      </w:tr>
+      <w:tr>
+        <w:tc>
+          <w:tcPr>
+            <w:tcW w:type="dxa" w:w="3489"/>
+            <w:tcBorders>
+              <w:top w:val="single" w:sz="4" w:space="0" w:color="E4DED3"/>
+              <w:left w:val="single" w:sz="4" w:space="0" w:color="E4DED3"/>
+              <w:bottom w:val="single" w:sz="4" w:space="0" w:color="E4DED3"/>
+              <w:right w:val="single" w:sz="4" w:space="0" w:color="E4DED3"/>
+            </w:tcBorders>
+          </w:tcPr>
+          <w:p>
+            <w:r>
+              <w:rPr>
+                <w:sz w:val="18"/>
+              </w:rPr>
+              <w:t>Cost</w:t>
+            </w:r>
+          </w:p>
+        </w:tc>
+        <w:tc>
+          <w:tcPr>
+            <w:tcW w:type="dxa" w:w="3489"/>
+            <w:tcBorders>
+              <w:top w:val="single" w:sz="4" w:space="0" w:color="E4DED3"/>
+              <w:left w:val="single" w:sz="4" w:space="0" w:color="E4DED3"/>
+              <w:bottom w:val="single" w:sz="4" w:space="0" w:color="E4DED3"/>
+              <w:right w:val="single" w:sz="4" w:space="0" w:color="E4DED3"/>
+            </w:tcBorders>
+          </w:tcPr>
+          <w:p>
+            <w:r>
+              <w:rPr>
+                <w:sz w:val="18"/>
+              </w:rPr>
+            </w:r>
+          </w:p>
+        </w:tc>
+        <w:tc>
+          <w:tcPr>
+            <w:tcW w:type="dxa" w:w="3489"/>
+            <w:tcBorders>
+              <w:top w:val="single" w:sz="4" w:space="0" w:color="E4DED3"/>
+              <w:left w:val="single" w:sz="4" w:space="0" w:color="E4DED3"/>
+              <w:bottom w:val="single" w:sz="4" w:space="0" w:color="E4DED3"/>
+              <w:right w:val="single" w:sz="4" w:space="0" w:color="E4DED3"/>
+            </w:tcBorders>
+          </w:tcPr>
+          <w:p>
+            <w:r>
+              <w:rPr>
+                <w:sz w:val="18"/>
+              </w:rPr>
+            </w:r>
+          </w:p>
+        </w:tc>
+      </w:tr>
+      <w:tr>
+        <w:tc>
+          <w:tcPr>
+            <w:tcW w:type="dxa" w:w="3489"/>
+            <w:tcBorders>
+              <w:top w:val="single" w:sz="4" w:space="0" w:color="E4DED3"/>
+              <w:left w:val="single" w:sz="4" w:space="0" w:color="E4DED3"/>
+              <w:bottom w:val="single" w:sz="4" w:space="0" w:color="E4DED3"/>
+              <w:right w:val="single" w:sz="4" w:space="0" w:color="E4DED3"/>
+            </w:tcBorders>
+          </w:tcPr>
+          <w:p>
+            <w:r>
+              <w:rPr>
+                <w:sz w:val="18"/>
+              </w:rPr>
+              <w:t>Performance</w:t>
+            </w:r>
+          </w:p>
+        </w:tc>
+        <w:tc>
+          <w:tcPr>
+            <w:tcW w:type="dxa" w:w="3489"/>
+            <w:tcBorders>
+              <w:top w:val="single" w:sz="4" w:space="0" w:color="E4DED3"/>
+              <w:left w:val="single" w:sz="4" w:space="0" w:color="E4DED3"/>
+              <w:bottom w:val="single" w:sz="4" w:space="0" w:color="E4DED3"/>
+              <w:right w:val="single" w:sz="4" w:space="0" w:color="E4DED3"/>
+            </w:tcBorders>
+          </w:tcPr>
+          <w:p>
+            <w:r>
+              <w:rPr>
+                <w:sz w:val="18"/>
+              </w:rPr>
+            </w:r>
+          </w:p>
+        </w:tc>
+        <w:tc>
+          <w:tcPr>
+            <w:tcW w:type="dxa" w:w="3489"/>
+            <w:tcBorders>
+              <w:top w:val="single" w:sz="4" w:space="0" w:color="E4DED3"/>
+              <w:left w:val="single" w:sz="4" w:space="0" w:color="E4DED3"/>
+              <w:bottom w:val="single" w:sz="4" w:space="0" w:color="E4DED3"/>
+              <w:right w:val="single" w:sz="4" w:space="0" w:color="E4DED3"/>
+            </w:tcBorders>
+          </w:tcPr>
+          <w:p>
+            <w:r>
+              <w:rPr>
+                <w:sz w:val="18"/>
+              </w:rPr>
+            </w:r>
+          </w:p>
+        </w:tc>
+      </w:tr>
+    </w:tbl>
+    <w:p/>
+    <w:p>
+      <w:pPr>
+        <w:spacing w:before="200" w:after="0"/>
+      </w:pPr>
+      <w:r>
+        <w:rPr>
+          <w:b/>
+          <w:color w:val="1F5A5C"/>
+          <w:sz w:val="16"/>
+        </w:rPr>
+        <w:t>TASK 7</w:t>
+      </w:r>
+    </w:p>
+    <w:p>
+      <w:pPr>
+        <w:pStyle w:val="Heading2"/>
+      </w:pPr>
+      <w:r>
+        <w:rPr>
+          <w:color w:val="1F5A5C"/>
+        </w:rPr>
+        <w:t>Confirm your design decisions against business needs</w:t>
+      </w:r>
+    </w:p>
+    <w:p>
+      <w:pPr>
+        <w:spacing w:after="120"/>
+      </w:pPr>
+      <w:r>
+        <w:rPr>
+          <w:b w:val="0"/>
+          <w:i w:val="0"/>
+          <w:sz w:val="21"/>
+        </w:rPr>
+        <w:t>Before you design in detail, confirm the direction. State the improvements you are going to propose, and for each name the business need from task 6 it serves and the option from task 4 you chose. Just as importantly, state what you are NOT proposing and why — that is where IR-2 is actually assessed.</w:t>
+      </w:r>
+    </w:p>
+    <w:tbl>
+      <w:tblPr>
+        <w:tblW w:type="auto" w:w="0"/>
+        <w:tblLook w:firstColumn="1" w:firstRow="1" w:lastColumn="0" w:lastRow="0" w:noHBand="0" w:noVBand="1" w:val="04A0"/>
+      </w:tblPr>
+      <w:tblGrid>
+        <w:gridCol w:w="3489"/>
+        <w:gridCol w:w="3489"/>
+        <w:gridCol w:w="3489"/>
+      </w:tblGrid>
+      <w:tr>
+        <w:tc>
+          <w:tcPr>
+            <w:tcW w:type="dxa" w:w="3489"/>
+            <w:tcBorders>
+              <w:top w:val="single" w:sz="4" w:space="0" w:color="E4DED3"/>
+              <w:left w:val="single" w:sz="4" w:space="0" w:color="E4DED3"/>
+              <w:bottom w:val="single" w:sz="4" w:space="0" w:color="E4DED3"/>
+              <w:right w:val="single" w:sz="4" w:space="0" w:color="E4DED3"/>
+            </w:tcBorders>
+            <w:shd w:val="clear" w:color="auto" w:fill="F8F4ED"/>
+          </w:tcPr>
+          <w:p>
+            <w:r>
+              <w:rPr>
+                <w:b/>
+                <w:sz w:val="18"/>
+              </w:rPr>
+              <w:t>Proposing / not proposing</w:t>
+            </w:r>
+          </w:p>
+        </w:tc>
+        <w:tc>
+          <w:tcPr>
+            <w:tcW w:type="dxa" w:w="3489"/>
+            <w:tcBorders>
+              <w:top w:val="single" w:sz="4" w:space="0" w:color="E4DED3"/>
+              <w:left w:val="single" w:sz="4" w:space="0" w:color="E4DED3"/>
+              <w:bottom w:val="single" w:sz="4" w:space="0" w:color="E4DED3"/>
+              <w:right w:val="single" w:sz="4" w:space="0" w:color="E4DED3"/>
+            </w:tcBorders>
+            <w:shd w:val="clear" w:color="auto" w:fill="F8F4ED"/>
+          </w:tcPr>
+          <w:p>
+            <w:r>
+              <w:rPr>
+                <w:b/>
+                <w:sz w:val="18"/>
+              </w:rPr>
+              <w:t>Improvement</w:t>
+            </w:r>
+          </w:p>
+        </w:tc>
+        <w:tc>
+          <w:tcPr>
+            <w:tcW w:type="dxa" w:w="3489"/>
+            <w:tcBorders>
+              <w:top w:val="single" w:sz="4" w:space="0" w:color="E4DED3"/>
+              <w:left w:val="single" w:sz="4" w:space="0" w:color="E4DED3"/>
+              <w:bottom w:val="single" w:sz="4" w:space="0" w:color="E4DED3"/>
+              <w:right w:val="single" w:sz="4" w:space="0" w:color="E4DED3"/>
+            </w:tcBorders>
+            <w:shd w:val="clear" w:color="auto" w:fill="F8F4ED"/>
+          </w:tcPr>
+          <w:p>
+            <w:r>
+              <w:rPr>
+                <w:b/>
+                <w:sz w:val="18"/>
+              </w:rPr>
+              <w:t>The business need it serves</w:t>
+            </w:r>
+          </w:p>
+        </w:tc>
+      </w:tr>
+      <w:tr>
+        <w:tc>
+          <w:tcPr>
+            <w:tcW w:type="dxa" w:w="3489"/>
+            <w:tcBorders>
+              <w:top w:val="single" w:sz="4" w:space="0" w:color="E4DED3"/>
+              <w:left w:val="single" w:sz="4" w:space="0" w:color="E4DED3"/>
+              <w:bottom w:val="single" w:sz="4" w:space="0" w:color="E4DED3"/>
+              <w:right w:val="single" w:sz="4" w:space="0" w:color="E4DED3"/>
+            </w:tcBorders>
+          </w:tcPr>
+          <w:p>
+            <w:r>
+              <w:rPr>
+                <w:sz w:val="18"/>
+              </w:rPr>
+              <w:t>Proposing</w:t>
+            </w:r>
+          </w:p>
+        </w:tc>
+        <w:tc>
+          <w:tcPr>
+            <w:tcW w:type="dxa" w:w="3489"/>
+            <w:tcBorders>
+              <w:top w:val="single" w:sz="4" w:space="0" w:color="E4DED3"/>
+              <w:left w:val="single" w:sz="4" w:space="0" w:color="E4DED3"/>
+              <w:bottom w:val="single" w:sz="4" w:space="0" w:color="E4DED3"/>
+              <w:right w:val="single" w:sz="4" w:space="0" w:color="E4DED3"/>
+            </w:tcBorders>
+          </w:tcPr>
+          <w:p>
+            <w:r>
+              <w:rPr>
+                <w:sz w:val="18"/>
+              </w:rPr>
+            </w:r>
+          </w:p>
+        </w:tc>
+        <w:tc>
+          <w:tcPr>
+            <w:tcW w:type="dxa" w:w="3489"/>
+            <w:tcBorders>
+              <w:top w:val="single" w:sz="4" w:space="0" w:color="E4DED3"/>
+              <w:left w:val="single" w:sz="4" w:space="0" w:color="E4DED3"/>
+              <w:bottom w:val="single" w:sz="4" w:space="0" w:color="E4DED3"/>
+              <w:right w:val="single" w:sz="4" w:space="0" w:color="E4DED3"/>
+            </w:tcBorders>
+          </w:tcPr>
+          <w:p>
+            <w:r>
+              <w:rPr>
+                <w:sz w:val="18"/>
+              </w:rPr>
+            </w:r>
+          </w:p>
+        </w:tc>
+      </w:tr>
+      <w:tr>
+        <w:tc>
+          <w:tcPr>
+            <w:tcW w:type="dxa" w:w="3489"/>
+            <w:tcBorders>
+              <w:top w:val="single" w:sz="4" w:space="0" w:color="E4DED3"/>
+              <w:left w:val="single" w:sz="4" w:space="0" w:color="E4DED3"/>
+              <w:bottom w:val="single" w:sz="4" w:space="0" w:color="E4DED3"/>
+              <w:right w:val="single" w:sz="4" w:space="0" w:color="E4DED3"/>
+            </w:tcBorders>
+          </w:tcPr>
+          <w:p>
+            <w:r>
+              <w:rPr>
+                <w:sz w:val="18"/>
+              </w:rPr>
+              <w:t>Proposing</w:t>
+            </w:r>
+          </w:p>
+        </w:tc>
+        <w:tc>
+          <w:tcPr>
+            <w:tcW w:type="dxa" w:w="3489"/>
+            <w:tcBorders>
+              <w:top w:val="single" w:sz="4" w:space="0" w:color="E4DED3"/>
+              <w:left w:val="single" w:sz="4" w:space="0" w:color="E4DED3"/>
+              <w:bottom w:val="single" w:sz="4" w:space="0" w:color="E4DED3"/>
+              <w:right w:val="single" w:sz="4" w:space="0" w:color="E4DED3"/>
+            </w:tcBorders>
+          </w:tcPr>
+          <w:p>
+            <w:r>
+              <w:rPr>
+                <w:sz w:val="18"/>
+              </w:rPr>
+            </w:r>
+          </w:p>
+        </w:tc>
+        <w:tc>
+          <w:tcPr>
+            <w:tcW w:type="dxa" w:w="3489"/>
+            <w:tcBorders>
+              <w:top w:val="single" w:sz="4" w:space="0" w:color="E4DED3"/>
+              <w:left w:val="single" w:sz="4" w:space="0" w:color="E4DED3"/>
+              <w:bottom w:val="single" w:sz="4" w:space="0" w:color="E4DED3"/>
+              <w:right w:val="single" w:sz="4" w:space="0" w:color="E4DED3"/>
+            </w:tcBorders>
+          </w:tcPr>
+          <w:p>
+            <w:r>
+              <w:rPr>
+                <w:sz w:val="18"/>
+              </w:rPr>
+            </w:r>
+          </w:p>
+        </w:tc>
+      </w:tr>
+      <w:tr>
+        <w:tc>
+          <w:tcPr>
+            <w:tcW w:type="dxa" w:w="3489"/>
+            <w:tcBorders>
+              <w:top w:val="single" w:sz="4" w:space="0" w:color="E4DED3"/>
+              <w:left w:val="single" w:sz="4" w:space="0" w:color="E4DED3"/>
+              <w:bottom w:val="single" w:sz="4" w:space="0" w:color="E4DED3"/>
+              <w:right w:val="single" w:sz="4" w:space="0" w:color="E4DED3"/>
+            </w:tcBorders>
+          </w:tcPr>
+          <w:p>
+            <w:r>
+              <w:rPr>
+                <w:sz w:val="18"/>
+              </w:rPr>
+              <w:t>Proposing</w:t>
+            </w:r>
+          </w:p>
+        </w:tc>
+        <w:tc>
+          <w:tcPr>
+            <w:tcW w:type="dxa" w:w="3489"/>
+            <w:tcBorders>
+              <w:top w:val="single" w:sz="4" w:space="0" w:color="E4DED3"/>
+              <w:left w:val="single" w:sz="4" w:space="0" w:color="E4DED3"/>
+              <w:bottom w:val="single" w:sz="4" w:space="0" w:color="E4DED3"/>
+              <w:right w:val="single" w:sz="4" w:space="0" w:color="E4DED3"/>
+            </w:tcBorders>
+          </w:tcPr>
+          <w:p>
+            <w:r>
+              <w:rPr>
+                <w:sz w:val="18"/>
+              </w:rPr>
+            </w:r>
+          </w:p>
+        </w:tc>
+        <w:tc>
+          <w:tcPr>
+            <w:tcW w:type="dxa" w:w="3489"/>
+            <w:tcBorders>
+              <w:top w:val="single" w:sz="4" w:space="0" w:color="E4DED3"/>
+              <w:left w:val="single" w:sz="4" w:space="0" w:color="E4DED3"/>
+              <w:bottom w:val="single" w:sz="4" w:space="0" w:color="E4DED3"/>
+              <w:right w:val="single" w:sz="4" w:space="0" w:color="E4DED3"/>
+            </w:tcBorders>
+          </w:tcPr>
+          <w:p>
+            <w:r>
+              <w:rPr>
+                <w:sz w:val="18"/>
+              </w:rPr>
+            </w:r>
+          </w:p>
+        </w:tc>
+      </w:tr>
+      <w:tr>
+        <w:tc>
+          <w:tcPr>
+            <w:tcW w:type="dxa" w:w="3489"/>
+            <w:tcBorders>
+              <w:top w:val="single" w:sz="4" w:space="0" w:color="E4DED3"/>
+              <w:left w:val="single" w:sz="4" w:space="0" w:color="E4DED3"/>
+              <w:bottom w:val="single" w:sz="4" w:space="0" w:color="E4DED3"/>
+              <w:right w:val="single" w:sz="4" w:space="0" w:color="E4DED3"/>
+            </w:tcBorders>
+          </w:tcPr>
+          <w:p>
+            <w:r>
+              <w:rPr>
+                <w:sz w:val="18"/>
+              </w:rPr>
+              <w:t>Proposing</w:t>
+            </w:r>
+          </w:p>
+        </w:tc>
+        <w:tc>
+          <w:tcPr>
+            <w:tcW w:type="dxa" w:w="3489"/>
+            <w:tcBorders>
+              <w:top w:val="single" w:sz="4" w:space="0" w:color="E4DED3"/>
+              <w:left w:val="single" w:sz="4" w:space="0" w:color="E4DED3"/>
+              <w:bottom w:val="single" w:sz="4" w:space="0" w:color="E4DED3"/>
+              <w:right w:val="single" w:sz="4" w:space="0" w:color="E4DED3"/>
+            </w:tcBorders>
+          </w:tcPr>
+          <w:p>
+            <w:r>
+              <w:rPr>
+                <w:sz w:val="18"/>
+              </w:rPr>
+            </w:r>
+          </w:p>
+        </w:tc>
+        <w:tc>
+          <w:tcPr>
+            <w:tcW w:type="dxa" w:w="3489"/>
+            <w:tcBorders>
+              <w:top w:val="single" w:sz="4" w:space="0" w:color="E4DED3"/>
+              <w:left w:val="single" w:sz="4" w:space="0" w:color="E4DED3"/>
+              <w:bottom w:val="single" w:sz="4" w:space="0" w:color="E4DED3"/>
+              <w:right w:val="single" w:sz="4" w:space="0" w:color="E4DED3"/>
+            </w:tcBorders>
+          </w:tcPr>
+          <w:p>
+            <w:r>
+              <w:rPr>
+                <w:sz w:val="18"/>
+              </w:rPr>
+            </w:r>
+          </w:p>
+        </w:tc>
+      </w:tr>
+      <w:tr>
+        <w:tc>
+          <w:tcPr>
+            <w:tcW w:type="dxa" w:w="3489"/>
+            <w:tcBorders>
+              <w:top w:val="single" w:sz="4" w:space="0" w:color="E4DED3"/>
+              <w:left w:val="single" w:sz="4" w:space="0" w:color="E4DED3"/>
+              <w:bottom w:val="single" w:sz="4" w:space="0" w:color="E4DED3"/>
+              <w:right w:val="single" w:sz="4" w:space="0" w:color="E4DED3"/>
+            </w:tcBorders>
+          </w:tcPr>
+          <w:p>
+            <w:r>
+              <w:rPr>
+                <w:sz w:val="18"/>
+              </w:rPr>
+              <w:t>Decide and justify</w:t>
+            </w:r>
+          </w:p>
+        </w:tc>
+        <w:tc>
+          <w:tcPr>
+            <w:tcW w:type="dxa" w:w="3489"/>
+            <w:tcBorders>
+              <w:top w:val="single" w:sz="4" w:space="0" w:color="E4DED3"/>
+              <w:left w:val="single" w:sz="4" w:space="0" w:color="E4DED3"/>
+              <w:bottom w:val="single" w:sz="4" w:space="0" w:color="E4DED3"/>
+              <w:right w:val="single" w:sz="4" w:space="0" w:color="E4DED3"/>
+            </w:tcBorders>
+          </w:tcPr>
+          <w:p>
+            <w:r>
+              <w:rPr>
+                <w:sz w:val="18"/>
+              </w:rPr>
+            </w:r>
+          </w:p>
+        </w:tc>
+        <w:tc>
+          <w:tcPr>
+            <w:tcW w:type="dxa" w:w="3489"/>
+            <w:tcBorders>
+              <w:top w:val="single" w:sz="4" w:space="0" w:color="E4DED3"/>
+              <w:left w:val="single" w:sz="4" w:space="0" w:color="E4DED3"/>
+              <w:bottom w:val="single" w:sz="4" w:space="0" w:color="E4DED3"/>
+              <w:right w:val="single" w:sz="4" w:space="0" w:color="E4DED3"/>
+            </w:tcBorders>
+          </w:tcPr>
+          <w:p>
+            <w:r>
+              <w:rPr>
+                <w:sz w:val="18"/>
+              </w:rPr>
+            </w:r>
+          </w:p>
+        </w:tc>
+      </w:tr>
+      <w:tr>
+        <w:tc>
+          <w:tcPr>
+            <w:tcW w:type="dxa" w:w="3489"/>
+            <w:tcBorders>
+              <w:top w:val="single" w:sz="4" w:space="0" w:color="E4DED3"/>
+              <w:left w:val="single" w:sz="4" w:space="0" w:color="E4DED3"/>
+              <w:bottom w:val="single" w:sz="4" w:space="0" w:color="E4DED3"/>
+              <w:right w:val="single" w:sz="4" w:space="0" w:color="E4DED3"/>
+            </w:tcBorders>
+          </w:tcPr>
+          <w:p>
+            <w:r>
+              <w:rPr>
+                <w:sz w:val="18"/>
+              </w:rPr>
+              <w:t>Not proposing</w:t>
+            </w:r>
+          </w:p>
+        </w:tc>
+        <w:tc>
+          <w:tcPr>
+            <w:tcW w:type="dxa" w:w="3489"/>
+            <w:tcBorders>
+              <w:top w:val="single" w:sz="4" w:space="0" w:color="E4DED3"/>
+              <w:left w:val="single" w:sz="4" w:space="0" w:color="E4DED3"/>
+              <w:bottom w:val="single" w:sz="4" w:space="0" w:color="E4DED3"/>
+              <w:right w:val="single" w:sz="4" w:space="0" w:color="E4DED3"/>
+            </w:tcBorders>
+          </w:tcPr>
+          <w:p>
+            <w:r>
+              <w:rPr>
+                <w:sz w:val="18"/>
+              </w:rPr>
+            </w:r>
+          </w:p>
+        </w:tc>
+        <w:tc>
+          <w:tcPr>
+            <w:tcW w:type="dxa" w:w="3489"/>
+            <w:tcBorders>
+              <w:top w:val="single" w:sz="4" w:space="0" w:color="E4DED3"/>
+              <w:left w:val="single" w:sz="4" w:space="0" w:color="E4DED3"/>
+              <w:bottom w:val="single" w:sz="4" w:space="0" w:color="E4DED3"/>
+              <w:right w:val="single" w:sz="4" w:space="0" w:color="E4DED3"/>
+            </w:tcBorders>
+          </w:tcPr>
+          <w:p>
+            <w:r>
+              <w:rPr>
+                <w:sz w:val="18"/>
+              </w:rPr>
+            </w:r>
+          </w:p>
+        </w:tc>
+      </w:tr>
+      <w:tr>
+        <w:tc>
+          <w:tcPr>
+            <w:tcW w:type="dxa" w:w="3489"/>
+            <w:tcBorders>
+              <w:top w:val="single" w:sz="4" w:space="0" w:color="E4DED3"/>
+              <w:left w:val="single" w:sz="4" w:space="0" w:color="E4DED3"/>
+              <w:bottom w:val="single" w:sz="4" w:space="0" w:color="E4DED3"/>
+              <w:right w:val="single" w:sz="4" w:space="0" w:color="E4DED3"/>
+            </w:tcBorders>
+          </w:tcPr>
+          <w:p>
+            <w:r>
+              <w:rPr>
+                <w:sz w:val="18"/>
+              </w:rPr>
+              <w:t>Not proposing</w:t>
+            </w:r>
+          </w:p>
+        </w:tc>
+        <w:tc>
+          <w:tcPr>
+            <w:tcW w:type="dxa" w:w="3489"/>
+            <w:tcBorders>
+              <w:top w:val="single" w:sz="4" w:space="0" w:color="E4DED3"/>
+              <w:left w:val="single" w:sz="4" w:space="0" w:color="E4DED3"/>
+              <w:bottom w:val="single" w:sz="4" w:space="0" w:color="E4DED3"/>
+              <w:right w:val="single" w:sz="4" w:space="0" w:color="E4DED3"/>
+            </w:tcBorders>
+          </w:tcPr>
+          <w:p>
+            <w:r>
+              <w:rPr>
+                <w:sz w:val="18"/>
+              </w:rPr>
+            </w:r>
+          </w:p>
+        </w:tc>
+        <w:tc>
+          <w:tcPr>
+            <w:tcW w:type="dxa" w:w="3489"/>
+            <w:tcBorders>
+              <w:top w:val="single" w:sz="4" w:space="0" w:color="E4DED3"/>
+              <w:left w:val="single" w:sz="4" w:space="0" w:color="E4DED3"/>
+              <w:bottom w:val="single" w:sz="4" w:space="0" w:color="E4DED3"/>
+              <w:right w:val="single" w:sz="4" w:space="0" w:color="E4DED3"/>
+            </w:tcBorders>
+          </w:tcPr>
+          <w:p>
+            <w:r>
+              <w:rPr>
+                <w:sz w:val="18"/>
+              </w:rPr>
+            </w:r>
+          </w:p>
+        </w:tc>
+      </w:tr>
+    </w:tbl>
+    <w:p/>
+    <w:p>
+      <w:pPr>
+        <w:spacing w:before="200" w:after="0"/>
+      </w:pPr>
+      <w:r>
+        <w:rPr>
+          <w:b/>
+          <w:color w:val="1F5A5C"/>
+          <w:sz w:val="16"/>
+        </w:rPr>
+        <w:t>TASK 8</w:t>
+      </w:r>
+    </w:p>
+    <w:p>
+      <w:pPr>
+        <w:pStyle w:val="Heading2"/>
+      </w:pPr>
+      <w:r>
+        <w:rPr>
+          <w:color w:val="1F5A5C"/>
+        </w:rPr>
+        <w:t>Evaluate and confirm the performance metrics</w:t>
+      </w:r>
+    </w:p>
+    <w:p>
+      <w:pPr>
+        <w:spacing w:after="120"/>
+      </w:pPr>
+      <w:r>
+        <w:rPr>
+          <w:b w:val="0"/>
+          <w:i w:val="0"/>
+          <w:sz w:val="21"/>
+        </w:rPr>
+        <w:t>Confirm the metrics that will show whether the goals in task 6 were achieved. For each, say what is measured, where the measurement comes from, and what value counts as meeting the goal. In AT3 someone deploys this and has to demonstrate it against these metrics — write them so that is possible.</w:t>
+      </w:r>
+    </w:p>
+    <w:tbl>
+      <w:tblPr>
+        <w:tblW w:type="auto" w:w="0"/>
+        <w:tblLook w:firstColumn="1" w:firstRow="1" w:lastColumn="0" w:lastRow="0" w:noHBand="0" w:noVBand="1" w:val="04A0"/>
+      </w:tblPr>
+      <w:tblGrid>
+        <w:gridCol w:w="2616"/>
+        <w:gridCol w:w="2616"/>
+        <w:gridCol w:w="2616"/>
+        <w:gridCol w:w="2616"/>
+      </w:tblGrid>
+      <w:tr>
+        <w:tc>
+          <w:tcPr>
+            <w:tcW w:type="dxa" w:w="2616"/>
+            <w:tcBorders>
+              <w:top w:val="single" w:sz="4" w:space="0" w:color="E4DED3"/>
+              <w:left w:val="single" w:sz="4" w:space="0" w:color="E4DED3"/>
+              <w:bottom w:val="single" w:sz="4" w:space="0" w:color="E4DED3"/>
+              <w:right w:val="single" w:sz="4" w:space="0" w:color="E4DED3"/>
+            </w:tcBorders>
+            <w:shd w:val="clear" w:color="auto" w:fill="F8F4ED"/>
+          </w:tcPr>
+          <w:p>
+            <w:r>
+              <w:rPr>
+                <w:b/>
+                <w:sz w:val="18"/>
+              </w:rPr>
+              <w:t>Goal</w:t>
+            </w:r>
+          </w:p>
+        </w:tc>
+        <w:tc>
+          <w:tcPr>
+            <w:tcW w:type="dxa" w:w="2616"/>
+            <w:tcBorders>
+              <w:top w:val="single" w:sz="4" w:space="0" w:color="E4DED3"/>
+              <w:left w:val="single" w:sz="4" w:space="0" w:color="E4DED3"/>
+              <w:bottom w:val="single" w:sz="4" w:space="0" w:color="E4DED3"/>
+              <w:right w:val="single" w:sz="4" w:space="0" w:color="E4DED3"/>
+            </w:tcBorders>
+            <w:shd w:val="clear" w:color="auto" w:fill="F8F4ED"/>
+          </w:tcPr>
+          <w:p>
+            <w:r>
+              <w:rPr>
+                <w:b/>
+                <w:sz w:val="18"/>
+              </w:rPr>
+              <w:t>Metric</w:t>
+            </w:r>
+          </w:p>
+        </w:tc>
+        <w:tc>
+          <w:tcPr>
+            <w:tcW w:type="dxa" w:w="2616"/>
+            <w:tcBorders>
+              <w:top w:val="single" w:sz="4" w:space="0" w:color="E4DED3"/>
+              <w:left w:val="single" w:sz="4" w:space="0" w:color="E4DED3"/>
+              <w:bottom w:val="single" w:sz="4" w:space="0" w:color="E4DED3"/>
+              <w:right w:val="single" w:sz="4" w:space="0" w:color="E4DED3"/>
+            </w:tcBorders>
+            <w:shd w:val="clear" w:color="auto" w:fill="F8F4ED"/>
+          </w:tcPr>
+          <w:p>
+            <w:r>
+              <w:rPr>
+                <w:b/>
+                <w:sz w:val="18"/>
+              </w:rPr>
+              <w:t>Where it is measured</w:t>
+            </w:r>
+          </w:p>
+        </w:tc>
+        <w:tc>
+          <w:tcPr>
+            <w:tcW w:type="dxa" w:w="2616"/>
+            <w:tcBorders>
+              <w:top w:val="single" w:sz="4" w:space="0" w:color="E4DED3"/>
+              <w:left w:val="single" w:sz="4" w:space="0" w:color="E4DED3"/>
+              <w:bottom w:val="single" w:sz="4" w:space="0" w:color="E4DED3"/>
+              <w:right w:val="single" w:sz="4" w:space="0" w:color="E4DED3"/>
+            </w:tcBorders>
+            <w:shd w:val="clear" w:color="auto" w:fill="F8F4ED"/>
+          </w:tcPr>
+          <w:p>
+            <w:r>
+              <w:rPr>
+                <w:b/>
+                <w:sz w:val="18"/>
+              </w:rPr>
+              <w:t>Target value</w:t>
+            </w:r>
+          </w:p>
+        </w:tc>
+      </w:tr>
+      <w:tr>
+        <w:tc>
+          <w:tcPr>
+            <w:tcW w:type="dxa" w:w="2616"/>
+            <w:tcBorders>
+              <w:top w:val="single" w:sz="4" w:space="0" w:color="E4DED3"/>
+              <w:left w:val="single" w:sz="4" w:space="0" w:color="E4DED3"/>
+              <w:bottom w:val="single" w:sz="4" w:space="0" w:color="E4DED3"/>
+              <w:right w:val="single" w:sz="4" w:space="0" w:color="E4DED3"/>
+            </w:tcBorders>
+          </w:tcPr>
+          <w:p>
+            <w:r>
+              <w:rPr>
+                <w:sz w:val="18"/>
+              </w:rPr>
+              <w:t>Availability</w:t>
+            </w:r>
+          </w:p>
+        </w:tc>
+        <w:tc>
+          <w:tcPr>
+            <w:tcW w:type="dxa" w:w="2616"/>
+            <w:tcBorders>
+              <w:top w:val="single" w:sz="4" w:space="0" w:color="E4DED3"/>
+              <w:left w:val="single" w:sz="4" w:space="0" w:color="E4DED3"/>
+              <w:bottom w:val="single" w:sz="4" w:space="0" w:color="E4DED3"/>
+              <w:right w:val="single" w:sz="4" w:space="0" w:color="E4DED3"/>
+            </w:tcBorders>
+          </w:tcPr>
+          <w:p>
+            <w:r>
+              <w:rPr>
+                <w:sz w:val="18"/>
+              </w:rPr>
+            </w:r>
+          </w:p>
+        </w:tc>
+        <w:tc>
+          <w:tcPr>
+            <w:tcW w:type="dxa" w:w="2616"/>
+            <w:tcBorders>
+              <w:top w:val="single" w:sz="4" w:space="0" w:color="E4DED3"/>
+              <w:left w:val="single" w:sz="4" w:space="0" w:color="E4DED3"/>
+              <w:bottom w:val="single" w:sz="4" w:space="0" w:color="E4DED3"/>
+              <w:right w:val="single" w:sz="4" w:space="0" w:color="E4DED3"/>
+            </w:tcBorders>
+          </w:tcPr>
+          <w:p>
+            <w:r>
+              <w:rPr>
+                <w:sz w:val="18"/>
+              </w:rPr>
+            </w:r>
+          </w:p>
+        </w:tc>
+        <w:tc>
+          <w:tcPr>
+            <w:tcW w:type="dxa" w:w="2616"/>
+            <w:tcBorders>
+              <w:top w:val="single" w:sz="4" w:space="0" w:color="E4DED3"/>
+              <w:left w:val="single" w:sz="4" w:space="0" w:color="E4DED3"/>
+              <w:bottom w:val="single" w:sz="4" w:space="0" w:color="E4DED3"/>
+              <w:right w:val="single" w:sz="4" w:space="0" w:color="E4DED3"/>
+            </w:tcBorders>
+          </w:tcPr>
+          <w:p>
+            <w:r>
+              <w:rPr>
+                <w:sz w:val="18"/>
+              </w:rPr>
+            </w:r>
+          </w:p>
+        </w:tc>
+      </w:tr>
+      <w:tr>
+        <w:tc>
+          <w:tcPr>
+            <w:tcW w:type="dxa" w:w="2616"/>
+            <w:tcBorders>
+              <w:top w:val="single" w:sz="4" w:space="0" w:color="E4DED3"/>
+              <w:left w:val="single" w:sz="4" w:space="0" w:color="E4DED3"/>
+              <w:bottom w:val="single" w:sz="4" w:space="0" w:color="E4DED3"/>
+              <w:right w:val="single" w:sz="4" w:space="0" w:color="E4DED3"/>
+            </w:tcBorders>
+          </w:tcPr>
+          <w:p>
+            <w:r>
+              <w:rPr>
+                <w:sz w:val="18"/>
+              </w:rPr>
+              <w:t>Availability</w:t>
+            </w:r>
+          </w:p>
+        </w:tc>
+        <w:tc>
+          <w:tcPr>
+            <w:tcW w:type="dxa" w:w="2616"/>
+            <w:tcBorders>
+              <w:top w:val="single" w:sz="4" w:space="0" w:color="E4DED3"/>
+              <w:left w:val="single" w:sz="4" w:space="0" w:color="E4DED3"/>
+              <w:bottom w:val="single" w:sz="4" w:space="0" w:color="E4DED3"/>
+              <w:right w:val="single" w:sz="4" w:space="0" w:color="E4DED3"/>
+            </w:tcBorders>
+          </w:tcPr>
+          <w:p>
+            <w:r>
+              <w:rPr>
+                <w:sz w:val="18"/>
+              </w:rPr>
+            </w:r>
+          </w:p>
+        </w:tc>
+        <w:tc>
+          <w:tcPr>
+            <w:tcW w:type="dxa" w:w="2616"/>
+            <w:tcBorders>
+              <w:top w:val="single" w:sz="4" w:space="0" w:color="E4DED3"/>
+              <w:left w:val="single" w:sz="4" w:space="0" w:color="E4DED3"/>
+              <w:bottom w:val="single" w:sz="4" w:space="0" w:color="E4DED3"/>
+              <w:right w:val="single" w:sz="4" w:space="0" w:color="E4DED3"/>
+            </w:tcBorders>
+          </w:tcPr>
+          <w:p>
+            <w:r>
+              <w:rPr>
+                <w:sz w:val="18"/>
+              </w:rPr>
+            </w:r>
+          </w:p>
+        </w:tc>
+        <w:tc>
+          <w:tcPr>
+            <w:tcW w:type="dxa" w:w="2616"/>
+            <w:tcBorders>
+              <w:top w:val="single" w:sz="4" w:space="0" w:color="E4DED3"/>
+              <w:left w:val="single" w:sz="4" w:space="0" w:color="E4DED3"/>
+              <w:bottom w:val="single" w:sz="4" w:space="0" w:color="E4DED3"/>
+              <w:right w:val="single" w:sz="4" w:space="0" w:color="E4DED3"/>
+            </w:tcBorders>
+          </w:tcPr>
+          <w:p>
+            <w:r>
+              <w:rPr>
+                <w:sz w:val="18"/>
+              </w:rPr>
+            </w:r>
+          </w:p>
+        </w:tc>
+      </w:tr>
+      <w:tr>
+        <w:tc>
+          <w:tcPr>
+            <w:tcW w:type="dxa" w:w="2616"/>
+            <w:tcBorders>
+              <w:top w:val="single" w:sz="4" w:space="0" w:color="E4DED3"/>
+              <w:left w:val="single" w:sz="4" w:space="0" w:color="E4DED3"/>
+              <w:bottom w:val="single" w:sz="4" w:space="0" w:color="E4DED3"/>
+              <w:right w:val="single" w:sz="4" w:space="0" w:color="E4DED3"/>
+            </w:tcBorders>
+          </w:tcPr>
+          <w:p>
+            <w:r>
+              <w:rPr>
+                <w:sz w:val="18"/>
+              </w:rPr>
+              <w:t>Recovery</w:t>
+            </w:r>
+          </w:p>
+        </w:tc>
+        <w:tc>
+          <w:tcPr>
+            <w:tcW w:type="dxa" w:w="2616"/>
+            <w:tcBorders>
+              <w:top w:val="single" w:sz="4" w:space="0" w:color="E4DED3"/>
+              <w:left w:val="single" w:sz="4" w:space="0" w:color="E4DED3"/>
+              <w:bottom w:val="single" w:sz="4" w:space="0" w:color="E4DED3"/>
+              <w:right w:val="single" w:sz="4" w:space="0" w:color="E4DED3"/>
+            </w:tcBorders>
+          </w:tcPr>
+          <w:p>
+            <w:r>
+              <w:rPr>
+                <w:sz w:val="18"/>
+              </w:rPr>
+            </w:r>
+          </w:p>
+        </w:tc>
+        <w:tc>
+          <w:tcPr>
+            <w:tcW w:type="dxa" w:w="2616"/>
+            <w:tcBorders>
+              <w:top w:val="single" w:sz="4" w:space="0" w:color="E4DED3"/>
+              <w:left w:val="single" w:sz="4" w:space="0" w:color="E4DED3"/>
+              <w:bottom w:val="single" w:sz="4" w:space="0" w:color="E4DED3"/>
+              <w:right w:val="single" w:sz="4" w:space="0" w:color="E4DED3"/>
+            </w:tcBorders>
+          </w:tcPr>
+          <w:p>
+            <w:r>
+              <w:rPr>
+                <w:sz w:val="18"/>
+              </w:rPr>
+            </w:r>
+          </w:p>
+        </w:tc>
+        <w:tc>
+          <w:tcPr>
+            <w:tcW w:type="dxa" w:w="2616"/>
+            <w:tcBorders>
+              <w:top w:val="single" w:sz="4" w:space="0" w:color="E4DED3"/>
+              <w:left w:val="single" w:sz="4" w:space="0" w:color="E4DED3"/>
+              <w:bottom w:val="single" w:sz="4" w:space="0" w:color="E4DED3"/>
+              <w:right w:val="single" w:sz="4" w:space="0" w:color="E4DED3"/>
+            </w:tcBorders>
+          </w:tcPr>
+          <w:p>
+            <w:r>
+              <w:rPr>
+                <w:sz w:val="18"/>
+              </w:rPr>
+            </w:r>
+          </w:p>
+        </w:tc>
+      </w:tr>
+      <w:tr>
+        <w:tc>
+          <w:tcPr>
+            <w:tcW w:type="dxa" w:w="2616"/>
+            <w:tcBorders>
+              <w:top w:val="single" w:sz="4" w:space="0" w:color="E4DED3"/>
+              <w:left w:val="single" w:sz="4" w:space="0" w:color="E4DED3"/>
+              <w:bottom w:val="single" w:sz="4" w:space="0" w:color="E4DED3"/>
+              <w:right w:val="single" w:sz="4" w:space="0" w:color="E4DED3"/>
+            </w:tcBorders>
+          </w:tcPr>
+          <w:p>
+            <w:r>
+              <w:rPr>
+                <w:sz w:val="18"/>
+              </w:rPr>
+              <w:t>Recovery</w:t>
+            </w:r>
+          </w:p>
+        </w:tc>
+        <w:tc>
+          <w:tcPr>
+            <w:tcW w:type="dxa" w:w="2616"/>
+            <w:tcBorders>
+              <w:top w:val="single" w:sz="4" w:space="0" w:color="E4DED3"/>
+              <w:left w:val="single" w:sz="4" w:space="0" w:color="E4DED3"/>
+              <w:bottom w:val="single" w:sz="4" w:space="0" w:color="E4DED3"/>
+              <w:right w:val="single" w:sz="4" w:space="0" w:color="E4DED3"/>
+            </w:tcBorders>
+          </w:tcPr>
+          <w:p>
+            <w:r>
+              <w:rPr>
+                <w:sz w:val="18"/>
+              </w:rPr>
+            </w:r>
+          </w:p>
+        </w:tc>
+        <w:tc>
+          <w:tcPr>
+            <w:tcW w:type="dxa" w:w="2616"/>
+            <w:tcBorders>
+              <w:top w:val="single" w:sz="4" w:space="0" w:color="E4DED3"/>
+              <w:left w:val="single" w:sz="4" w:space="0" w:color="E4DED3"/>
+              <w:bottom w:val="single" w:sz="4" w:space="0" w:color="E4DED3"/>
+              <w:right w:val="single" w:sz="4" w:space="0" w:color="E4DED3"/>
+            </w:tcBorders>
+          </w:tcPr>
+          <w:p>
+            <w:r>
+              <w:rPr>
+                <w:sz w:val="18"/>
+              </w:rPr>
+            </w:r>
+          </w:p>
+        </w:tc>
+        <w:tc>
+          <w:tcPr>
+            <w:tcW w:type="dxa" w:w="2616"/>
+            <w:tcBorders>
+              <w:top w:val="single" w:sz="4" w:space="0" w:color="E4DED3"/>
+              <w:left w:val="single" w:sz="4" w:space="0" w:color="E4DED3"/>
+              <w:bottom w:val="single" w:sz="4" w:space="0" w:color="E4DED3"/>
+              <w:right w:val="single" w:sz="4" w:space="0" w:color="E4DED3"/>
+            </w:tcBorders>
+          </w:tcPr>
+          <w:p>
+            <w:r>
+              <w:rPr>
+                <w:sz w:val="18"/>
+              </w:rPr>
+            </w:r>
+          </w:p>
+        </w:tc>
+      </w:tr>
+      <w:tr>
+        <w:tc>
+          <w:tcPr>
+            <w:tcW w:type="dxa" w:w="2616"/>
+            <w:tcBorders>
+              <w:top w:val="single" w:sz="4" w:space="0" w:color="E4DED3"/>
+              <w:left w:val="single" w:sz="4" w:space="0" w:color="E4DED3"/>
+              <w:bottom w:val="single" w:sz="4" w:space="0" w:color="E4DED3"/>
+              <w:right w:val="single" w:sz="4" w:space="0" w:color="E4DED3"/>
+            </w:tcBorders>
+          </w:tcPr>
+          <w:p>
+            <w:r>
+              <w:rPr>
+                <w:sz w:val="18"/>
+              </w:rPr>
+              <w:t>Security</w:t>
+            </w:r>
+          </w:p>
+        </w:tc>
+        <w:tc>
+          <w:tcPr>
+            <w:tcW w:type="dxa" w:w="2616"/>
+            <w:tcBorders>
+              <w:top w:val="single" w:sz="4" w:space="0" w:color="E4DED3"/>
+              <w:left w:val="single" w:sz="4" w:space="0" w:color="E4DED3"/>
+              <w:bottom w:val="single" w:sz="4" w:space="0" w:color="E4DED3"/>
+              <w:right w:val="single" w:sz="4" w:space="0" w:color="E4DED3"/>
+            </w:tcBorders>
+          </w:tcPr>
+          <w:p>
+            <w:r>
+              <w:rPr>
+                <w:sz w:val="18"/>
+              </w:rPr>
+            </w:r>
+          </w:p>
+        </w:tc>
+        <w:tc>
+          <w:tcPr>
+            <w:tcW w:type="dxa" w:w="2616"/>
+            <w:tcBorders>
+              <w:top w:val="single" w:sz="4" w:space="0" w:color="E4DED3"/>
+              <w:left w:val="single" w:sz="4" w:space="0" w:color="E4DED3"/>
+              <w:bottom w:val="single" w:sz="4" w:space="0" w:color="E4DED3"/>
+              <w:right w:val="single" w:sz="4" w:space="0" w:color="E4DED3"/>
+            </w:tcBorders>
+          </w:tcPr>
+          <w:p>
+            <w:r>
+              <w:rPr>
+                <w:sz w:val="18"/>
+              </w:rPr>
+            </w:r>
+          </w:p>
+        </w:tc>
+        <w:tc>
+          <w:tcPr>
+            <w:tcW w:type="dxa" w:w="2616"/>
+            <w:tcBorders>
+              <w:top w:val="single" w:sz="4" w:space="0" w:color="E4DED3"/>
+              <w:left w:val="single" w:sz="4" w:space="0" w:color="E4DED3"/>
+              <w:bottom w:val="single" w:sz="4" w:space="0" w:color="E4DED3"/>
+              <w:right w:val="single" w:sz="4" w:space="0" w:color="E4DED3"/>
+            </w:tcBorders>
+          </w:tcPr>
+          <w:p>
+            <w:r>
+              <w:rPr>
+                <w:sz w:val="18"/>
+              </w:rPr>
+            </w:r>
+          </w:p>
+        </w:tc>
+      </w:tr>
+      <w:tr>
+        <w:tc>
+          <w:tcPr>
+            <w:tcW w:type="dxa" w:w="2616"/>
+            <w:tcBorders>
+              <w:top w:val="single" w:sz="4" w:space="0" w:color="E4DED3"/>
+              <w:left w:val="single" w:sz="4" w:space="0" w:color="E4DED3"/>
+              <w:bottom w:val="single" w:sz="4" w:space="0" w:color="E4DED3"/>
+              <w:right w:val="single" w:sz="4" w:space="0" w:color="E4DED3"/>
+            </w:tcBorders>
+          </w:tcPr>
+          <w:p>
+            <w:r>
+              <w:rPr>
+                <w:sz w:val="18"/>
+              </w:rPr>
+              <w:t>Cost</w:t>
+            </w:r>
+          </w:p>
+        </w:tc>
+        <w:tc>
+          <w:tcPr>
+            <w:tcW w:type="dxa" w:w="2616"/>
+            <w:tcBorders>
+              <w:top w:val="single" w:sz="4" w:space="0" w:color="E4DED3"/>
+              <w:left w:val="single" w:sz="4" w:space="0" w:color="E4DED3"/>
+              <w:bottom w:val="single" w:sz="4" w:space="0" w:color="E4DED3"/>
+              <w:right w:val="single" w:sz="4" w:space="0" w:color="E4DED3"/>
+            </w:tcBorders>
+          </w:tcPr>
+          <w:p>
+            <w:r>
+              <w:rPr>
+                <w:sz w:val="18"/>
+              </w:rPr>
+            </w:r>
+          </w:p>
+        </w:tc>
+        <w:tc>
+          <w:tcPr>
+            <w:tcW w:type="dxa" w:w="2616"/>
+            <w:tcBorders>
+              <w:top w:val="single" w:sz="4" w:space="0" w:color="E4DED3"/>
+              <w:left w:val="single" w:sz="4" w:space="0" w:color="E4DED3"/>
+              <w:bottom w:val="single" w:sz="4" w:space="0" w:color="E4DED3"/>
+              <w:right w:val="single" w:sz="4" w:space="0" w:color="E4DED3"/>
+            </w:tcBorders>
+          </w:tcPr>
+          <w:p>
+            <w:r>
+              <w:rPr>
+                <w:sz w:val="18"/>
+              </w:rPr>
+            </w:r>
+          </w:p>
+        </w:tc>
+        <w:tc>
+          <w:tcPr>
+            <w:tcW w:type="dxa" w:w="2616"/>
+            <w:tcBorders>
+              <w:top w:val="single" w:sz="4" w:space="0" w:color="E4DED3"/>
+              <w:left w:val="single" w:sz="4" w:space="0" w:color="E4DED3"/>
+              <w:bottom w:val="single" w:sz="4" w:space="0" w:color="E4DED3"/>
+              <w:right w:val="single" w:sz="4" w:space="0" w:color="E4DED3"/>
+            </w:tcBorders>
+          </w:tcPr>
+          <w:p>
+            <w:r>
+              <w:rPr>
+                <w:sz w:val="18"/>
+              </w:rPr>
+            </w:r>
+          </w:p>
+        </w:tc>
+      </w:tr>
+    </w:tbl>
+    <w:p/>
+    <w:p>
+      <w:pPr>
+        <w:spacing w:before="200" w:after="0"/>
+      </w:pPr>
+      <w:r>
+        <w:rPr>
+          <w:b/>
+          <w:color w:val="1F5A5C"/>
+          <w:sz w:val="16"/>
+        </w:rPr>
+        <w:t>TASK 9</w:t>
+      </w:r>
+    </w:p>
+    <w:p>
+      <w:pPr>
+        <w:pStyle w:val="Heading2"/>
+      </w:pPr>
+      <w:r>
+        <w:rPr>
+          <w:color w:val="1F5A5C"/>
+        </w:rPr>
+        <w:t>Design — compute, storage, database and network</w:t>
+      </w:r>
+    </w:p>
+    <w:p>
+      <w:pPr>
+        <w:spacing w:after="120"/>
+      </w:pPr>
+      <w:r>
+        <w:rPr>
+          <w:b w:val="0"/>
+          <w:i w:val="0"/>
+          <w:sz w:val="21"/>
+        </w:rPr>
+        <w:t>Select and design the improvements to the resources themselves. Go tier by tier and say what changes, what stays, and why. Where you are leaving something alone, say so explicitly — an unmentioned tier reads as an oversight rather than a decision.</w:t>
+      </w:r>
+    </w:p>
+    <w:tbl>
+      <w:tblPr>
+        <w:tblW w:type="auto" w:w="0"/>
+        <w:tblLook w:firstColumn="1" w:firstRow="1" w:lastColumn="0" w:lastRow="0" w:noHBand="0" w:noVBand="1" w:val="04A0"/>
+      </w:tblPr>
+      <w:tblGrid>
+        <w:gridCol w:w="3489"/>
+        <w:gridCol w:w="3489"/>
+        <w:gridCol w:w="3489"/>
+      </w:tblGrid>
+      <w:tr>
+        <w:tc>
+          <w:tcPr>
+            <w:tcW w:type="dxa" w:w="3489"/>
+            <w:tcBorders>
+              <w:top w:val="single" w:sz="4" w:space="0" w:color="E4DED3"/>
+              <w:left w:val="single" w:sz="4" w:space="0" w:color="E4DED3"/>
+              <w:bottom w:val="single" w:sz="4" w:space="0" w:color="E4DED3"/>
+              <w:right w:val="single" w:sz="4" w:space="0" w:color="E4DED3"/>
+            </w:tcBorders>
+            <w:shd w:val="clear" w:color="auto" w:fill="F8F4ED"/>
+          </w:tcPr>
+          <w:p>
+            <w:r>
+              <w:rPr>
+                <w:b/>
+                <w:sz w:val="18"/>
+              </w:rPr>
+              <w:t>Resource</w:t>
+            </w:r>
+          </w:p>
+        </w:tc>
+        <w:tc>
+          <w:tcPr>
+            <w:tcW w:type="dxa" w:w="3489"/>
+            <w:tcBorders>
+              <w:top w:val="single" w:sz="4" w:space="0" w:color="E4DED3"/>
+              <w:left w:val="single" w:sz="4" w:space="0" w:color="E4DED3"/>
+              <w:bottom w:val="single" w:sz="4" w:space="0" w:color="E4DED3"/>
+              <w:right w:val="single" w:sz="4" w:space="0" w:color="E4DED3"/>
+            </w:tcBorders>
+            <w:shd w:val="clear" w:color="auto" w:fill="F8F4ED"/>
+          </w:tcPr>
+          <w:p>
+            <w:r>
+              <w:rPr>
+                <w:b/>
+                <w:sz w:val="18"/>
+              </w:rPr>
+              <w:t>Your design</w:t>
+            </w:r>
+          </w:p>
+        </w:tc>
+        <w:tc>
+          <w:tcPr>
+            <w:tcW w:type="dxa" w:w="3489"/>
+            <w:tcBorders>
+              <w:top w:val="single" w:sz="4" w:space="0" w:color="E4DED3"/>
+              <w:left w:val="single" w:sz="4" w:space="0" w:color="E4DED3"/>
+              <w:bottom w:val="single" w:sz="4" w:space="0" w:color="E4DED3"/>
+              <w:right w:val="single" w:sz="4" w:space="0" w:color="E4DED3"/>
+            </w:tcBorders>
+            <w:shd w:val="clear" w:color="auto" w:fill="F8F4ED"/>
+          </w:tcPr>
+          <w:p>
+            <w:r>
+              <w:rPr>
+                <w:b/>
+                <w:sz w:val="18"/>
+              </w:rPr>
+              <w:t>Why</w:t>
+            </w:r>
+          </w:p>
+        </w:tc>
+      </w:tr>
+      <w:tr>
+        <w:tc>
+          <w:tcPr>
+            <w:tcW w:type="dxa" w:w="3489"/>
+            <w:tcBorders>
+              <w:top w:val="single" w:sz="4" w:space="0" w:color="E4DED3"/>
+              <w:left w:val="single" w:sz="4" w:space="0" w:color="E4DED3"/>
+              <w:bottom w:val="single" w:sz="4" w:space="0" w:color="E4DED3"/>
+              <w:right w:val="single" w:sz="4" w:space="0" w:color="E4DED3"/>
+            </w:tcBorders>
+          </w:tcPr>
+          <w:p>
+            <w:r>
+              <w:rPr>
+                <w:sz w:val="18"/>
+              </w:rPr>
+              <w:t>Compute</w:t>
+            </w:r>
+          </w:p>
+        </w:tc>
+        <w:tc>
+          <w:tcPr>
+            <w:tcW w:type="dxa" w:w="3489"/>
+            <w:tcBorders>
+              <w:top w:val="single" w:sz="4" w:space="0" w:color="E4DED3"/>
+              <w:left w:val="single" w:sz="4" w:space="0" w:color="E4DED3"/>
+              <w:bottom w:val="single" w:sz="4" w:space="0" w:color="E4DED3"/>
+              <w:right w:val="single" w:sz="4" w:space="0" w:color="E4DED3"/>
+            </w:tcBorders>
+          </w:tcPr>
+          <w:p>
+            <w:r>
+              <w:rPr>
+                <w:sz w:val="18"/>
+              </w:rPr>
+            </w:r>
+          </w:p>
+        </w:tc>
+        <w:tc>
+          <w:tcPr>
+            <w:tcW w:type="dxa" w:w="3489"/>
+            <w:tcBorders>
+              <w:top w:val="single" w:sz="4" w:space="0" w:color="E4DED3"/>
+              <w:left w:val="single" w:sz="4" w:space="0" w:color="E4DED3"/>
+              <w:bottom w:val="single" w:sz="4" w:space="0" w:color="E4DED3"/>
+              <w:right w:val="single" w:sz="4" w:space="0" w:color="E4DED3"/>
+            </w:tcBorders>
+          </w:tcPr>
+          <w:p>
+            <w:r>
+              <w:rPr>
+                <w:sz w:val="18"/>
+              </w:rPr>
+            </w:r>
+          </w:p>
+        </w:tc>
+      </w:tr>
+      <w:tr>
+        <w:tc>
+          <w:tcPr>
+            <w:tcW w:type="dxa" w:w="3489"/>
+            <w:tcBorders>
+              <w:top w:val="single" w:sz="4" w:space="0" w:color="E4DED3"/>
+              <w:left w:val="single" w:sz="4" w:space="0" w:color="E4DED3"/>
+              <w:bottom w:val="single" w:sz="4" w:space="0" w:color="E4DED3"/>
+              <w:right w:val="single" w:sz="4" w:space="0" w:color="E4DED3"/>
+            </w:tcBorders>
+          </w:tcPr>
+          <w:p>
+            <w:r>
+              <w:rPr>
+                <w:sz w:val="18"/>
+              </w:rPr>
+              <w:t>Load balancer</w:t>
+            </w:r>
+          </w:p>
+        </w:tc>
+        <w:tc>
+          <w:tcPr>
+            <w:tcW w:type="dxa" w:w="3489"/>
+            <w:tcBorders>
+              <w:top w:val="single" w:sz="4" w:space="0" w:color="E4DED3"/>
+              <w:left w:val="single" w:sz="4" w:space="0" w:color="E4DED3"/>
+              <w:bottom w:val="single" w:sz="4" w:space="0" w:color="E4DED3"/>
+              <w:right w:val="single" w:sz="4" w:space="0" w:color="E4DED3"/>
+            </w:tcBorders>
+          </w:tcPr>
+          <w:p>
+            <w:r>
+              <w:rPr>
+                <w:sz w:val="18"/>
+              </w:rPr>
+            </w:r>
+          </w:p>
+        </w:tc>
+        <w:tc>
+          <w:tcPr>
+            <w:tcW w:type="dxa" w:w="3489"/>
+            <w:tcBorders>
+              <w:top w:val="single" w:sz="4" w:space="0" w:color="E4DED3"/>
+              <w:left w:val="single" w:sz="4" w:space="0" w:color="E4DED3"/>
+              <w:bottom w:val="single" w:sz="4" w:space="0" w:color="E4DED3"/>
+              <w:right w:val="single" w:sz="4" w:space="0" w:color="E4DED3"/>
+            </w:tcBorders>
+          </w:tcPr>
+          <w:p>
+            <w:r>
+              <w:rPr>
+                <w:sz w:val="18"/>
+              </w:rPr>
+            </w:r>
+          </w:p>
+        </w:tc>
+      </w:tr>
+      <w:tr>
+        <w:tc>
+          <w:tcPr>
+            <w:tcW w:type="dxa" w:w="3489"/>
+            <w:tcBorders>
+              <w:top w:val="single" w:sz="4" w:space="0" w:color="E4DED3"/>
+              <w:left w:val="single" w:sz="4" w:space="0" w:color="E4DED3"/>
+              <w:bottom w:val="single" w:sz="4" w:space="0" w:color="E4DED3"/>
+              <w:right w:val="single" w:sz="4" w:space="0" w:color="E4DED3"/>
+            </w:tcBorders>
+          </w:tcPr>
+          <w:p>
+            <w:r>
+              <w:rPr>
+                <w:sz w:val="18"/>
+              </w:rPr>
+              <w:t>Database</w:t>
+            </w:r>
+          </w:p>
+        </w:tc>
+        <w:tc>
+          <w:tcPr>
+            <w:tcW w:type="dxa" w:w="3489"/>
+            <w:tcBorders>
+              <w:top w:val="single" w:sz="4" w:space="0" w:color="E4DED3"/>
+              <w:left w:val="single" w:sz="4" w:space="0" w:color="E4DED3"/>
+              <w:bottom w:val="single" w:sz="4" w:space="0" w:color="E4DED3"/>
+              <w:right w:val="single" w:sz="4" w:space="0" w:color="E4DED3"/>
+            </w:tcBorders>
+          </w:tcPr>
+          <w:p>
+            <w:r>
+              <w:rPr>
+                <w:sz w:val="18"/>
+              </w:rPr>
+            </w:r>
+          </w:p>
+        </w:tc>
+        <w:tc>
+          <w:tcPr>
+            <w:tcW w:type="dxa" w:w="3489"/>
+            <w:tcBorders>
+              <w:top w:val="single" w:sz="4" w:space="0" w:color="E4DED3"/>
+              <w:left w:val="single" w:sz="4" w:space="0" w:color="E4DED3"/>
+              <w:bottom w:val="single" w:sz="4" w:space="0" w:color="E4DED3"/>
+              <w:right w:val="single" w:sz="4" w:space="0" w:color="E4DED3"/>
+            </w:tcBorders>
+          </w:tcPr>
+          <w:p>
+            <w:r>
+              <w:rPr>
+                <w:sz w:val="18"/>
+              </w:rPr>
+            </w:r>
+          </w:p>
+        </w:tc>
+      </w:tr>
+      <w:tr>
+        <w:tc>
+          <w:tcPr>
+            <w:tcW w:type="dxa" w:w="3489"/>
+            <w:tcBorders>
+              <w:top w:val="single" w:sz="4" w:space="0" w:color="E4DED3"/>
+              <w:left w:val="single" w:sz="4" w:space="0" w:color="E4DED3"/>
+              <w:bottom w:val="single" w:sz="4" w:space="0" w:color="E4DED3"/>
+              <w:right w:val="single" w:sz="4" w:space="0" w:color="E4DED3"/>
+            </w:tcBorders>
+          </w:tcPr>
+          <w:p>
+            <w:r>
+              <w:rPr>
+                <w:sz w:val="18"/>
+              </w:rPr>
+              <w:t>Storage</w:t>
+            </w:r>
+          </w:p>
+        </w:tc>
+        <w:tc>
+          <w:tcPr>
+            <w:tcW w:type="dxa" w:w="3489"/>
+            <w:tcBorders>
+              <w:top w:val="single" w:sz="4" w:space="0" w:color="E4DED3"/>
+              <w:left w:val="single" w:sz="4" w:space="0" w:color="E4DED3"/>
+              <w:bottom w:val="single" w:sz="4" w:space="0" w:color="E4DED3"/>
+              <w:right w:val="single" w:sz="4" w:space="0" w:color="E4DED3"/>
+            </w:tcBorders>
+          </w:tcPr>
+          <w:p>
+            <w:r>
+              <w:rPr>
+                <w:sz w:val="18"/>
+              </w:rPr>
+            </w:r>
+          </w:p>
+        </w:tc>
+        <w:tc>
+          <w:tcPr>
+            <w:tcW w:type="dxa" w:w="3489"/>
+            <w:tcBorders>
+              <w:top w:val="single" w:sz="4" w:space="0" w:color="E4DED3"/>
+              <w:left w:val="single" w:sz="4" w:space="0" w:color="E4DED3"/>
+              <w:bottom w:val="single" w:sz="4" w:space="0" w:color="E4DED3"/>
+              <w:right w:val="single" w:sz="4" w:space="0" w:color="E4DED3"/>
+            </w:tcBorders>
+          </w:tcPr>
+          <w:p>
+            <w:r>
+              <w:rPr>
+                <w:sz w:val="18"/>
+              </w:rPr>
+            </w:r>
+          </w:p>
+        </w:tc>
+      </w:tr>
+      <w:tr>
+        <w:tc>
+          <w:tcPr>
+            <w:tcW w:type="dxa" w:w="3489"/>
+            <w:tcBorders>
+              <w:top w:val="single" w:sz="4" w:space="0" w:color="E4DED3"/>
+              <w:left w:val="single" w:sz="4" w:space="0" w:color="E4DED3"/>
+              <w:bottom w:val="single" w:sz="4" w:space="0" w:color="E4DED3"/>
+              <w:right w:val="single" w:sz="4" w:space="0" w:color="E4DED3"/>
+            </w:tcBorders>
+          </w:tcPr>
+          <w:p>
+            <w:r>
+              <w:rPr>
+                <w:sz w:val="18"/>
+              </w:rPr>
+              <w:t>Network</w:t>
+            </w:r>
+          </w:p>
+        </w:tc>
+        <w:tc>
+          <w:tcPr>
+            <w:tcW w:type="dxa" w:w="3489"/>
+            <w:tcBorders>
+              <w:top w:val="single" w:sz="4" w:space="0" w:color="E4DED3"/>
+              <w:left w:val="single" w:sz="4" w:space="0" w:color="E4DED3"/>
+              <w:bottom w:val="single" w:sz="4" w:space="0" w:color="E4DED3"/>
+              <w:right w:val="single" w:sz="4" w:space="0" w:color="E4DED3"/>
+            </w:tcBorders>
+          </w:tcPr>
+          <w:p>
+            <w:r>
+              <w:rPr>
+                <w:sz w:val="18"/>
+              </w:rPr>
+            </w:r>
+          </w:p>
+        </w:tc>
+        <w:tc>
+          <w:tcPr>
+            <w:tcW w:type="dxa" w:w="3489"/>
+            <w:tcBorders>
+              <w:top w:val="single" w:sz="4" w:space="0" w:color="E4DED3"/>
+              <w:left w:val="single" w:sz="4" w:space="0" w:color="E4DED3"/>
+              <w:bottom w:val="single" w:sz="4" w:space="0" w:color="E4DED3"/>
+              <w:right w:val="single" w:sz="4" w:space="0" w:color="E4DED3"/>
+            </w:tcBorders>
+          </w:tcPr>
+          <w:p>
+            <w:r>
+              <w:rPr>
+                <w:sz w:val="18"/>
+              </w:rPr>
+            </w:r>
+          </w:p>
+        </w:tc>
+      </w:tr>
+      <w:tr>
+        <w:tc>
+          <w:tcPr>
+            <w:tcW w:type="dxa" w:w="3489"/>
+            <w:tcBorders>
+              <w:top w:val="single" w:sz="4" w:space="0" w:color="E4DED3"/>
+              <w:left w:val="single" w:sz="4" w:space="0" w:color="E4DED3"/>
+              <w:bottom w:val="single" w:sz="4" w:space="0" w:color="E4DED3"/>
+              <w:right w:val="single" w:sz="4" w:space="0" w:color="E4DED3"/>
+            </w:tcBorders>
+          </w:tcPr>
+          <w:p>
+            <w:r>
+              <w:rPr>
+                <w:sz w:val="18"/>
+              </w:rPr>
+              <w:t>Subnets</w:t>
+            </w:r>
+          </w:p>
+        </w:tc>
+        <w:tc>
+          <w:tcPr>
+            <w:tcW w:type="dxa" w:w="3489"/>
+            <w:tcBorders>
+              <w:top w:val="single" w:sz="4" w:space="0" w:color="E4DED3"/>
+              <w:left w:val="single" w:sz="4" w:space="0" w:color="E4DED3"/>
+              <w:bottom w:val="single" w:sz="4" w:space="0" w:color="E4DED3"/>
+              <w:right w:val="single" w:sz="4" w:space="0" w:color="E4DED3"/>
+            </w:tcBorders>
+          </w:tcPr>
+          <w:p>
+            <w:r>
+              <w:rPr>
+                <w:sz w:val="18"/>
+              </w:rPr>
+            </w:r>
+          </w:p>
+        </w:tc>
+        <w:tc>
+          <w:tcPr>
+            <w:tcW w:type="dxa" w:w="3489"/>
+            <w:tcBorders>
+              <w:top w:val="single" w:sz="4" w:space="0" w:color="E4DED3"/>
+              <w:left w:val="single" w:sz="4" w:space="0" w:color="E4DED3"/>
+              <w:bottom w:val="single" w:sz="4" w:space="0" w:color="E4DED3"/>
+              <w:right w:val="single" w:sz="4" w:space="0" w:color="E4DED3"/>
+            </w:tcBorders>
+          </w:tcPr>
+          <w:p>
+            <w:r>
+              <w:rPr>
+                <w:sz w:val="18"/>
+              </w:rPr>
+            </w:r>
+          </w:p>
+        </w:tc>
+      </w:tr>
+    </w:tbl>
+    <w:p/>
+    <w:p>
+      <w:pPr>
+        <w:spacing w:before="200" w:after="0"/>
+      </w:pPr>
+      <w:r>
+        <w:rPr>
+          <w:b/>
+          <w:color w:val="1F5A5C"/>
+          <w:sz w:val="16"/>
+        </w:rPr>
+        <w:t>TASK 10</w:t>
+      </w:r>
+    </w:p>
+    <w:p>
+      <w:pPr>
+        <w:pStyle w:val="Heading2"/>
+      </w:pPr>
+      <w:r>
+        <w:rPr>
+          <w:color w:val="1F5A5C"/>
+        </w:rPr>
+        <w:t>Design — security improvements</w:t>
+      </w:r>
+    </w:p>
+    <w:p>
+      <w:pPr>
+        <w:spacing w:after="120"/>
+      </w:pPr>
+      <w:r>
+        <w:rPr>
+          <w:b w:val="0"/>
+          <w:i w:val="0"/>
+          <w:sz w:val="21"/>
+        </w:rPr>
+        <w:t>Review the security of the environment and design the improvements you judge necessary. Note what is already strong — this environment has some genuinely good decisions in it — and improve what is not.</w:t>
+      </w:r>
+    </w:p>
+    <w:p>
+      <w:pPr>
+        <w:spacing w:after="60"/>
+      </w:pPr>
+      <w:r>
+        <w:rPr>
+          <w:b/>
+          <w:i w:val="0"/>
+          <w:sz w:val="19"/>
+        </w:rPr>
+        <w:t>Related resources</w:t>
+      </w:r>
+    </w:p>
+    <w:p>
+      <w:pPr>
+        <w:spacing w:after="60"/>
+        <w:ind w:left="340"/>
+      </w:pPr>
+      <w:r>
+        <w:rPr>
+          <w:sz w:val="19"/>
+        </w:rPr>
+        <w:t xml:space="preserve">•  </w:t>
+      </w:r>
+      <w:hyperlink r:id="rId27">
+        <w:r>
+          <w:rPr>
+            <w:sz w:val="19"/>
+            <w:color w:val="0563C1"/>
+            <w:u w:val="single"/>
+          </w:rPr>
+          <w:t>Security &amp; Incident Response Policy — YAT's security obligations</w:t>
+        </w:r>
+      </w:hyperlink>
+    </w:p>
+    <w:p>
+      <w:pPr>
+        <w:spacing w:after="60"/>
+        <w:ind w:left="340"/>
+      </w:pPr>
+      <w:r>
+        <w:rPr>
+          <w:sz w:val="19"/>
+        </w:rPr>
+        <w:t xml:space="preserve">•  </w:t>
+      </w:r>
+      <w:hyperlink r:id="rId28">
+        <w:r>
+          <w:rPr>
+            <w:sz w:val="19"/>
+            <w:color w:val="0563C1"/>
+            <w:u w:val="single"/>
+          </w:rPr>
+          <w:t>User Access Policy — access control requirements</w:t>
+        </w:r>
+      </w:hyperlink>
+    </w:p>
+    <w:p/>
+    <w:tbl>
+      <w:tblPr>
+        <w:tblW w:type="auto" w:w="0"/>
+        <w:tblLook w:firstColumn="1" w:firstRow="1" w:lastColumn="0" w:lastRow="0" w:noHBand="0" w:noVBand="1" w:val="04A0"/>
+      </w:tblPr>
+      <w:tblGrid>
+        <w:gridCol w:w="3489"/>
+        <w:gridCol w:w="3489"/>
+        <w:gridCol w:w="3489"/>
+      </w:tblGrid>
+      <w:tr>
+        <w:tc>
+          <w:tcPr>
+            <w:tcW w:type="dxa" w:w="3489"/>
+            <w:tcBorders>
+              <w:top w:val="single" w:sz="4" w:space="0" w:color="E4DED3"/>
+              <w:left w:val="single" w:sz="4" w:space="0" w:color="E4DED3"/>
+              <w:bottom w:val="single" w:sz="4" w:space="0" w:color="E4DED3"/>
+              <w:right w:val="single" w:sz="4" w:space="0" w:color="E4DED3"/>
+            </w:tcBorders>
+            <w:shd w:val="clear" w:color="auto" w:fill="F8F4ED"/>
+          </w:tcPr>
+          <w:p>
+            <w:r>
+              <w:rPr>
+                <w:b/>
+                <w:sz w:val="18"/>
+              </w:rPr>
+              <w:t>Layer</w:t>
+            </w:r>
+          </w:p>
+        </w:tc>
+        <w:tc>
+          <w:tcPr>
+            <w:tcW w:type="dxa" w:w="3489"/>
+            <w:tcBorders>
+              <w:top w:val="single" w:sz="4" w:space="0" w:color="E4DED3"/>
+              <w:left w:val="single" w:sz="4" w:space="0" w:color="E4DED3"/>
+              <w:bottom w:val="single" w:sz="4" w:space="0" w:color="E4DED3"/>
+              <w:right w:val="single" w:sz="4" w:space="0" w:color="E4DED3"/>
+            </w:tcBorders>
+            <w:shd w:val="clear" w:color="auto" w:fill="F8F4ED"/>
+          </w:tcPr>
+          <w:p>
+            <w:r>
+              <w:rPr>
+                <w:b/>
+                <w:sz w:val="18"/>
+              </w:rPr>
+              <w:t>Current position</w:t>
+            </w:r>
+          </w:p>
+        </w:tc>
+        <w:tc>
+          <w:tcPr>
+            <w:tcW w:type="dxa" w:w="3489"/>
+            <w:tcBorders>
+              <w:top w:val="single" w:sz="4" w:space="0" w:color="E4DED3"/>
+              <w:left w:val="single" w:sz="4" w:space="0" w:color="E4DED3"/>
+              <w:bottom w:val="single" w:sz="4" w:space="0" w:color="E4DED3"/>
+              <w:right w:val="single" w:sz="4" w:space="0" w:color="E4DED3"/>
+            </w:tcBorders>
+            <w:shd w:val="clear" w:color="auto" w:fill="F8F4ED"/>
+          </w:tcPr>
+          <w:p>
+            <w:r>
+              <w:rPr>
+                <w:b/>
+                <w:sz w:val="18"/>
+              </w:rPr>
+              <w:t>Your design</w:t>
+            </w:r>
+          </w:p>
+        </w:tc>
+      </w:tr>
+      <w:tr>
+        <w:tc>
+          <w:tcPr>
+            <w:tcW w:type="dxa" w:w="3489"/>
+            <w:tcBorders>
+              <w:top w:val="single" w:sz="4" w:space="0" w:color="E4DED3"/>
+              <w:left w:val="single" w:sz="4" w:space="0" w:color="E4DED3"/>
+              <w:bottom w:val="single" w:sz="4" w:space="0" w:color="E4DED3"/>
+              <w:right w:val="single" w:sz="4" w:space="0" w:color="E4DED3"/>
+            </w:tcBorders>
+          </w:tcPr>
+          <w:p>
+            <w:r>
+              <w:rPr>
+                <w:sz w:val="18"/>
+              </w:rPr>
+              <w:t>Network</w:t>
+            </w:r>
+          </w:p>
+        </w:tc>
+        <w:tc>
+          <w:tcPr>
+            <w:tcW w:type="dxa" w:w="3489"/>
+            <w:tcBorders>
+              <w:top w:val="single" w:sz="4" w:space="0" w:color="E4DED3"/>
+              <w:left w:val="single" w:sz="4" w:space="0" w:color="E4DED3"/>
+              <w:bottom w:val="single" w:sz="4" w:space="0" w:color="E4DED3"/>
+              <w:right w:val="single" w:sz="4" w:space="0" w:color="E4DED3"/>
+            </w:tcBorders>
+          </w:tcPr>
+          <w:p>
+            <w:r>
+              <w:rPr>
+                <w:sz w:val="18"/>
+              </w:rPr>
+            </w:r>
+          </w:p>
+        </w:tc>
+        <w:tc>
+          <w:tcPr>
+            <w:tcW w:type="dxa" w:w="3489"/>
+            <w:tcBorders>
+              <w:top w:val="single" w:sz="4" w:space="0" w:color="E4DED3"/>
+              <w:left w:val="single" w:sz="4" w:space="0" w:color="E4DED3"/>
+              <w:bottom w:val="single" w:sz="4" w:space="0" w:color="E4DED3"/>
+              <w:right w:val="single" w:sz="4" w:space="0" w:color="E4DED3"/>
+            </w:tcBorders>
+          </w:tcPr>
+          <w:p>
+            <w:r>
+              <w:rPr>
+                <w:sz w:val="18"/>
+              </w:rPr>
+            </w:r>
+          </w:p>
+        </w:tc>
+      </w:tr>
+      <w:tr>
+        <w:tc>
+          <w:tcPr>
+            <w:tcW w:type="dxa" w:w="3489"/>
+            <w:tcBorders>
+              <w:top w:val="single" w:sz="4" w:space="0" w:color="E4DED3"/>
+              <w:left w:val="single" w:sz="4" w:space="0" w:color="E4DED3"/>
+              <w:bottom w:val="single" w:sz="4" w:space="0" w:color="E4DED3"/>
+              <w:right w:val="single" w:sz="4" w:space="0" w:color="E4DED3"/>
+            </w:tcBorders>
+          </w:tcPr>
+          <w:p>
+            <w:r>
+              <w:rPr>
+                <w:sz w:val="18"/>
+              </w:rPr>
+              <w:t>Transport</w:t>
+            </w:r>
+          </w:p>
+        </w:tc>
+        <w:tc>
+          <w:tcPr>
+            <w:tcW w:type="dxa" w:w="3489"/>
+            <w:tcBorders>
+              <w:top w:val="single" w:sz="4" w:space="0" w:color="E4DED3"/>
+              <w:left w:val="single" w:sz="4" w:space="0" w:color="E4DED3"/>
+              <w:bottom w:val="single" w:sz="4" w:space="0" w:color="E4DED3"/>
+              <w:right w:val="single" w:sz="4" w:space="0" w:color="E4DED3"/>
+            </w:tcBorders>
+          </w:tcPr>
+          <w:p>
+            <w:r>
+              <w:rPr>
+                <w:sz w:val="18"/>
+              </w:rPr>
+            </w:r>
+          </w:p>
+        </w:tc>
+        <w:tc>
+          <w:tcPr>
+            <w:tcW w:type="dxa" w:w="3489"/>
+            <w:tcBorders>
+              <w:top w:val="single" w:sz="4" w:space="0" w:color="E4DED3"/>
+              <w:left w:val="single" w:sz="4" w:space="0" w:color="E4DED3"/>
+              <w:bottom w:val="single" w:sz="4" w:space="0" w:color="E4DED3"/>
+              <w:right w:val="single" w:sz="4" w:space="0" w:color="E4DED3"/>
+            </w:tcBorders>
+          </w:tcPr>
+          <w:p>
+            <w:r>
+              <w:rPr>
+                <w:sz w:val="18"/>
+              </w:rPr>
+            </w:r>
+          </w:p>
+        </w:tc>
+      </w:tr>
+      <w:tr>
+        <w:tc>
+          <w:tcPr>
+            <w:tcW w:type="dxa" w:w="3489"/>
+            <w:tcBorders>
+              <w:top w:val="single" w:sz="4" w:space="0" w:color="E4DED3"/>
+              <w:left w:val="single" w:sz="4" w:space="0" w:color="E4DED3"/>
+              <w:bottom w:val="single" w:sz="4" w:space="0" w:color="E4DED3"/>
+              <w:right w:val="single" w:sz="4" w:space="0" w:color="E4DED3"/>
+            </w:tcBorders>
+          </w:tcPr>
+          <w:p>
+            <w:r>
+              <w:rPr>
+                <w:sz w:val="18"/>
+              </w:rPr>
+              <w:t>Identity and admin access</w:t>
+            </w:r>
+          </w:p>
+        </w:tc>
+        <w:tc>
+          <w:tcPr>
+            <w:tcW w:type="dxa" w:w="3489"/>
+            <w:tcBorders>
+              <w:top w:val="single" w:sz="4" w:space="0" w:color="E4DED3"/>
+              <w:left w:val="single" w:sz="4" w:space="0" w:color="E4DED3"/>
+              <w:bottom w:val="single" w:sz="4" w:space="0" w:color="E4DED3"/>
+              <w:right w:val="single" w:sz="4" w:space="0" w:color="E4DED3"/>
+            </w:tcBorders>
+          </w:tcPr>
+          <w:p>
+            <w:r>
+              <w:rPr>
+                <w:sz w:val="18"/>
+              </w:rPr>
+            </w:r>
+          </w:p>
+        </w:tc>
+        <w:tc>
+          <w:tcPr>
+            <w:tcW w:type="dxa" w:w="3489"/>
+            <w:tcBorders>
+              <w:top w:val="single" w:sz="4" w:space="0" w:color="E4DED3"/>
+              <w:left w:val="single" w:sz="4" w:space="0" w:color="E4DED3"/>
+              <w:bottom w:val="single" w:sz="4" w:space="0" w:color="E4DED3"/>
+              <w:right w:val="single" w:sz="4" w:space="0" w:color="E4DED3"/>
+            </w:tcBorders>
+          </w:tcPr>
+          <w:p>
+            <w:r>
+              <w:rPr>
+                <w:sz w:val="18"/>
+              </w:rPr>
+            </w:r>
+          </w:p>
+        </w:tc>
+      </w:tr>
+      <w:tr>
+        <w:tc>
+          <w:tcPr>
+            <w:tcW w:type="dxa" w:w="3489"/>
+            <w:tcBorders>
+              <w:top w:val="single" w:sz="4" w:space="0" w:color="E4DED3"/>
+              <w:left w:val="single" w:sz="4" w:space="0" w:color="E4DED3"/>
+              <w:bottom w:val="single" w:sz="4" w:space="0" w:color="E4DED3"/>
+              <w:right w:val="single" w:sz="4" w:space="0" w:color="E4DED3"/>
+            </w:tcBorders>
+          </w:tcPr>
+          <w:p>
+            <w:r>
+              <w:rPr>
+                <w:sz w:val="18"/>
+              </w:rPr>
+              <w:t>Data at rest</w:t>
+            </w:r>
+          </w:p>
+        </w:tc>
+        <w:tc>
+          <w:tcPr>
+            <w:tcW w:type="dxa" w:w="3489"/>
+            <w:tcBorders>
+              <w:top w:val="single" w:sz="4" w:space="0" w:color="E4DED3"/>
+              <w:left w:val="single" w:sz="4" w:space="0" w:color="E4DED3"/>
+              <w:bottom w:val="single" w:sz="4" w:space="0" w:color="E4DED3"/>
+              <w:right w:val="single" w:sz="4" w:space="0" w:color="E4DED3"/>
+            </w:tcBorders>
+          </w:tcPr>
+          <w:p>
+            <w:r>
+              <w:rPr>
+                <w:sz w:val="18"/>
+              </w:rPr>
+            </w:r>
+          </w:p>
+        </w:tc>
+        <w:tc>
+          <w:tcPr>
+            <w:tcW w:type="dxa" w:w="3489"/>
+            <w:tcBorders>
+              <w:top w:val="single" w:sz="4" w:space="0" w:color="E4DED3"/>
+              <w:left w:val="single" w:sz="4" w:space="0" w:color="E4DED3"/>
+              <w:bottom w:val="single" w:sz="4" w:space="0" w:color="E4DED3"/>
+              <w:right w:val="single" w:sz="4" w:space="0" w:color="E4DED3"/>
+            </w:tcBorders>
+          </w:tcPr>
+          <w:p>
+            <w:r>
+              <w:rPr>
+                <w:sz w:val="18"/>
+              </w:rPr>
+            </w:r>
+          </w:p>
+        </w:tc>
+      </w:tr>
+      <w:tr>
+        <w:tc>
+          <w:tcPr>
+            <w:tcW w:type="dxa" w:w="3489"/>
+            <w:tcBorders>
+              <w:top w:val="single" w:sz="4" w:space="0" w:color="E4DED3"/>
+              <w:left w:val="single" w:sz="4" w:space="0" w:color="E4DED3"/>
+              <w:bottom w:val="single" w:sz="4" w:space="0" w:color="E4DED3"/>
+              <w:right w:val="single" w:sz="4" w:space="0" w:color="E4DED3"/>
+            </w:tcBorders>
+          </w:tcPr>
+          <w:p>
+            <w:r>
+              <w:rPr>
+                <w:sz w:val="18"/>
+              </w:rPr>
+              <w:t>Security groups</w:t>
+            </w:r>
+          </w:p>
+        </w:tc>
+        <w:tc>
+          <w:tcPr>
+            <w:tcW w:type="dxa" w:w="3489"/>
+            <w:tcBorders>
+              <w:top w:val="single" w:sz="4" w:space="0" w:color="E4DED3"/>
+              <w:left w:val="single" w:sz="4" w:space="0" w:color="E4DED3"/>
+              <w:bottom w:val="single" w:sz="4" w:space="0" w:color="E4DED3"/>
+              <w:right w:val="single" w:sz="4" w:space="0" w:color="E4DED3"/>
+            </w:tcBorders>
+          </w:tcPr>
+          <w:p>
+            <w:r>
+              <w:rPr>
+                <w:sz w:val="18"/>
+              </w:rPr>
+            </w:r>
+          </w:p>
+        </w:tc>
+        <w:tc>
+          <w:tcPr>
+            <w:tcW w:type="dxa" w:w="3489"/>
+            <w:tcBorders>
+              <w:top w:val="single" w:sz="4" w:space="0" w:color="E4DED3"/>
+              <w:left w:val="single" w:sz="4" w:space="0" w:color="E4DED3"/>
+              <w:bottom w:val="single" w:sz="4" w:space="0" w:color="E4DED3"/>
+              <w:right w:val="single" w:sz="4" w:space="0" w:color="E4DED3"/>
+            </w:tcBorders>
+          </w:tcPr>
+          <w:p>
+            <w:r>
+              <w:rPr>
+                <w:sz w:val="18"/>
+              </w:rPr>
+            </w:r>
+          </w:p>
+        </w:tc>
+      </w:tr>
+      <w:tr>
+        <w:tc>
+          <w:tcPr>
+            <w:tcW w:type="dxa" w:w="3489"/>
+            <w:tcBorders>
+              <w:top w:val="single" w:sz="4" w:space="0" w:color="E4DED3"/>
+              <w:left w:val="single" w:sz="4" w:space="0" w:color="E4DED3"/>
+              <w:bottom w:val="single" w:sz="4" w:space="0" w:color="E4DED3"/>
+              <w:right w:val="single" w:sz="4" w:space="0" w:color="E4DED3"/>
+            </w:tcBorders>
+          </w:tcPr>
+          <w:p>
+            <w:r>
+              <w:rPr>
+                <w:sz w:val="18"/>
+              </w:rPr>
+              <w:t>Detection</w:t>
+            </w:r>
+          </w:p>
+        </w:tc>
+        <w:tc>
+          <w:tcPr>
+            <w:tcW w:type="dxa" w:w="3489"/>
+            <w:tcBorders>
+              <w:top w:val="single" w:sz="4" w:space="0" w:color="E4DED3"/>
+              <w:left w:val="single" w:sz="4" w:space="0" w:color="E4DED3"/>
+              <w:bottom w:val="single" w:sz="4" w:space="0" w:color="E4DED3"/>
+              <w:right w:val="single" w:sz="4" w:space="0" w:color="E4DED3"/>
+            </w:tcBorders>
+          </w:tcPr>
+          <w:p>
+            <w:r>
+              <w:rPr>
+                <w:sz w:val="18"/>
+              </w:rPr>
+            </w:r>
+          </w:p>
+        </w:tc>
+        <w:tc>
+          <w:tcPr>
+            <w:tcW w:type="dxa" w:w="3489"/>
+            <w:tcBorders>
+              <w:top w:val="single" w:sz="4" w:space="0" w:color="E4DED3"/>
+              <w:left w:val="single" w:sz="4" w:space="0" w:color="E4DED3"/>
+              <w:bottom w:val="single" w:sz="4" w:space="0" w:color="E4DED3"/>
+              <w:right w:val="single" w:sz="4" w:space="0" w:color="E4DED3"/>
+            </w:tcBorders>
+          </w:tcPr>
+          <w:p>
+            <w:r>
+              <w:rPr>
+                <w:sz w:val="18"/>
+              </w:rPr>
+            </w:r>
+          </w:p>
+        </w:tc>
+      </w:tr>
+    </w:tbl>
+    <w:p/>
+    <w:p>
+      <w:pPr>
+        <w:spacing w:before="200" w:after="0"/>
+      </w:pPr>
+      <w:r>
+        <w:rPr>
+          <w:b/>
+          <w:color w:val="1F5A5C"/>
+          <w:sz w:val="16"/>
+        </w:rPr>
+        <w:t>TASK 11</w:t>
+      </w:r>
+    </w:p>
+    <w:p>
+      <w:pPr>
+        <w:pStyle w:val="Heading2"/>
+      </w:pPr>
+      <w:r>
+        <w:rPr>
+          <w:color w:val="1F5A5C"/>
+        </w:rPr>
+        <w:t>Design — reliability and scalability improvements</w:t>
+      </w:r>
+    </w:p>
+    <w:p>
+      <w:pPr>
+        <w:spacing w:after="120"/>
+      </w:pPr>
+      <w:r>
+        <w:rPr>
+          <w:b w:val="0"/>
+          <w:i w:val="0"/>
+          <w:sz w:val="21"/>
+        </w:rPr>
+        <w:t>Design the reliability and scalability improvements in detail. This is where your database decision from task 7 gets designed out properly — say exactly what you are doing and what recovery behaviour it produces. Be specific about what happens when each component fails.</w:t>
+      </w:r>
+    </w:p>
+    <w:tbl>
+      <w:tblPr>
+        <w:tblW w:type="auto" w:w="0"/>
+        <w:tblLook w:firstColumn="1" w:firstRow="1" w:lastColumn="0" w:lastRow="0" w:noHBand="0" w:noVBand="1" w:val="04A0"/>
+      </w:tblPr>
+      <w:tblGrid>
+        <w:gridCol w:w="3489"/>
+        <w:gridCol w:w="3489"/>
+        <w:gridCol w:w="3489"/>
+      </w:tblGrid>
+      <w:tr>
+        <w:tc>
+          <w:tcPr>
+            <w:tcW w:type="dxa" w:w="3489"/>
+            <w:tcBorders>
+              <w:top w:val="single" w:sz="4" w:space="0" w:color="E4DED3"/>
+              <w:left w:val="single" w:sz="4" w:space="0" w:color="E4DED3"/>
+              <w:bottom w:val="single" w:sz="4" w:space="0" w:color="E4DED3"/>
+              <w:right w:val="single" w:sz="4" w:space="0" w:color="E4DED3"/>
+            </w:tcBorders>
+            <w:shd w:val="clear" w:color="auto" w:fill="F8F4ED"/>
+          </w:tcPr>
+          <w:p>
+            <w:r>
+              <w:rPr>
+                <w:b/>
+                <w:sz w:val="18"/>
+              </w:rPr>
+              <w:t>Component</w:t>
+            </w:r>
+          </w:p>
+        </w:tc>
+        <w:tc>
+          <w:tcPr>
+            <w:tcW w:type="dxa" w:w="3489"/>
+            <w:tcBorders>
+              <w:top w:val="single" w:sz="4" w:space="0" w:color="E4DED3"/>
+              <w:left w:val="single" w:sz="4" w:space="0" w:color="E4DED3"/>
+              <w:bottom w:val="single" w:sz="4" w:space="0" w:color="E4DED3"/>
+              <w:right w:val="single" w:sz="4" w:space="0" w:color="E4DED3"/>
+            </w:tcBorders>
+            <w:shd w:val="clear" w:color="auto" w:fill="F8F4ED"/>
+          </w:tcPr>
+          <w:p>
+            <w:r>
+              <w:rPr>
+                <w:b/>
+                <w:sz w:val="18"/>
+              </w:rPr>
+              <w:t>Your design</w:t>
+            </w:r>
+          </w:p>
+        </w:tc>
+        <w:tc>
+          <w:tcPr>
+            <w:tcW w:type="dxa" w:w="3489"/>
+            <w:tcBorders>
+              <w:top w:val="single" w:sz="4" w:space="0" w:color="E4DED3"/>
+              <w:left w:val="single" w:sz="4" w:space="0" w:color="E4DED3"/>
+              <w:bottom w:val="single" w:sz="4" w:space="0" w:color="E4DED3"/>
+              <w:right w:val="single" w:sz="4" w:space="0" w:color="E4DED3"/>
+            </w:tcBorders>
+            <w:shd w:val="clear" w:color="auto" w:fill="F8F4ED"/>
+          </w:tcPr>
+          <w:p>
+            <w:r>
+              <w:rPr>
+                <w:b/>
+                <w:sz w:val="18"/>
+              </w:rPr>
+              <w:t>What now happens when it fails</w:t>
+            </w:r>
+          </w:p>
+        </w:tc>
+      </w:tr>
+      <w:tr>
+        <w:tc>
+          <w:tcPr>
+            <w:tcW w:type="dxa" w:w="3489"/>
+            <w:tcBorders>
+              <w:top w:val="single" w:sz="4" w:space="0" w:color="E4DED3"/>
+              <w:left w:val="single" w:sz="4" w:space="0" w:color="E4DED3"/>
+              <w:bottom w:val="single" w:sz="4" w:space="0" w:color="E4DED3"/>
+              <w:right w:val="single" w:sz="4" w:space="0" w:color="E4DED3"/>
+            </w:tcBorders>
+          </w:tcPr>
+          <w:p>
+            <w:r>
+              <w:rPr>
+                <w:sz w:val="18"/>
+              </w:rPr>
+              <w:t>Application instance</w:t>
+            </w:r>
+          </w:p>
+        </w:tc>
+        <w:tc>
+          <w:tcPr>
+            <w:tcW w:type="dxa" w:w="3489"/>
+            <w:tcBorders>
+              <w:top w:val="single" w:sz="4" w:space="0" w:color="E4DED3"/>
+              <w:left w:val="single" w:sz="4" w:space="0" w:color="E4DED3"/>
+              <w:bottom w:val="single" w:sz="4" w:space="0" w:color="E4DED3"/>
+              <w:right w:val="single" w:sz="4" w:space="0" w:color="E4DED3"/>
+            </w:tcBorders>
+          </w:tcPr>
+          <w:p>
+            <w:r>
+              <w:rPr>
+                <w:sz w:val="18"/>
+              </w:rPr>
+            </w:r>
+          </w:p>
+        </w:tc>
+        <w:tc>
+          <w:tcPr>
+            <w:tcW w:type="dxa" w:w="3489"/>
+            <w:tcBorders>
+              <w:top w:val="single" w:sz="4" w:space="0" w:color="E4DED3"/>
+              <w:left w:val="single" w:sz="4" w:space="0" w:color="E4DED3"/>
+              <w:bottom w:val="single" w:sz="4" w:space="0" w:color="E4DED3"/>
+              <w:right w:val="single" w:sz="4" w:space="0" w:color="E4DED3"/>
+            </w:tcBorders>
+          </w:tcPr>
+          <w:p>
+            <w:r>
+              <w:rPr>
+                <w:sz w:val="18"/>
+              </w:rPr>
+            </w:r>
+          </w:p>
+        </w:tc>
+      </w:tr>
+      <w:tr>
+        <w:tc>
+          <w:tcPr>
+            <w:tcW w:type="dxa" w:w="3489"/>
+            <w:tcBorders>
+              <w:top w:val="single" w:sz="4" w:space="0" w:color="E4DED3"/>
+              <w:left w:val="single" w:sz="4" w:space="0" w:color="E4DED3"/>
+              <w:bottom w:val="single" w:sz="4" w:space="0" w:color="E4DED3"/>
+              <w:right w:val="single" w:sz="4" w:space="0" w:color="E4DED3"/>
+            </w:tcBorders>
+          </w:tcPr>
+          <w:p>
+            <w:r>
+              <w:rPr>
+                <w:sz w:val="18"/>
+              </w:rPr>
+              <w:t>Availability zone</w:t>
+            </w:r>
+          </w:p>
+        </w:tc>
+        <w:tc>
+          <w:tcPr>
+            <w:tcW w:type="dxa" w:w="3489"/>
+            <w:tcBorders>
+              <w:top w:val="single" w:sz="4" w:space="0" w:color="E4DED3"/>
+              <w:left w:val="single" w:sz="4" w:space="0" w:color="E4DED3"/>
+              <w:bottom w:val="single" w:sz="4" w:space="0" w:color="E4DED3"/>
+              <w:right w:val="single" w:sz="4" w:space="0" w:color="E4DED3"/>
+            </w:tcBorders>
+          </w:tcPr>
+          <w:p>
+            <w:r>
+              <w:rPr>
+                <w:sz w:val="18"/>
+              </w:rPr>
+            </w:r>
+          </w:p>
+        </w:tc>
+        <w:tc>
+          <w:tcPr>
+            <w:tcW w:type="dxa" w:w="3489"/>
+            <w:tcBorders>
+              <w:top w:val="single" w:sz="4" w:space="0" w:color="E4DED3"/>
+              <w:left w:val="single" w:sz="4" w:space="0" w:color="E4DED3"/>
+              <w:bottom w:val="single" w:sz="4" w:space="0" w:color="E4DED3"/>
+              <w:right w:val="single" w:sz="4" w:space="0" w:color="E4DED3"/>
+            </w:tcBorders>
+          </w:tcPr>
+          <w:p>
+            <w:r>
+              <w:rPr>
+                <w:sz w:val="18"/>
+              </w:rPr>
+            </w:r>
+          </w:p>
+        </w:tc>
+      </w:tr>
+      <w:tr>
+        <w:tc>
+          <w:tcPr>
+            <w:tcW w:type="dxa" w:w="3489"/>
+            <w:tcBorders>
+              <w:top w:val="single" w:sz="4" w:space="0" w:color="E4DED3"/>
+              <w:left w:val="single" w:sz="4" w:space="0" w:color="E4DED3"/>
+              <w:bottom w:val="single" w:sz="4" w:space="0" w:color="E4DED3"/>
+              <w:right w:val="single" w:sz="4" w:space="0" w:color="E4DED3"/>
+            </w:tcBorders>
+          </w:tcPr>
+          <w:p>
+            <w:r>
+              <w:rPr>
+                <w:sz w:val="18"/>
+              </w:rPr>
+              <w:t>Database</w:t>
+            </w:r>
+          </w:p>
+        </w:tc>
+        <w:tc>
+          <w:tcPr>
+            <w:tcW w:type="dxa" w:w="3489"/>
+            <w:tcBorders>
+              <w:top w:val="single" w:sz="4" w:space="0" w:color="E4DED3"/>
+              <w:left w:val="single" w:sz="4" w:space="0" w:color="E4DED3"/>
+              <w:bottom w:val="single" w:sz="4" w:space="0" w:color="E4DED3"/>
+              <w:right w:val="single" w:sz="4" w:space="0" w:color="E4DED3"/>
+            </w:tcBorders>
+          </w:tcPr>
+          <w:p>
+            <w:r>
+              <w:rPr>
+                <w:sz w:val="18"/>
+              </w:rPr>
+            </w:r>
+          </w:p>
+        </w:tc>
+        <w:tc>
+          <w:tcPr>
+            <w:tcW w:type="dxa" w:w="3489"/>
+            <w:tcBorders>
+              <w:top w:val="single" w:sz="4" w:space="0" w:color="E4DED3"/>
+              <w:left w:val="single" w:sz="4" w:space="0" w:color="E4DED3"/>
+              <w:bottom w:val="single" w:sz="4" w:space="0" w:color="E4DED3"/>
+              <w:right w:val="single" w:sz="4" w:space="0" w:color="E4DED3"/>
+            </w:tcBorders>
+          </w:tcPr>
+          <w:p>
+            <w:r>
+              <w:rPr>
+                <w:sz w:val="18"/>
+              </w:rPr>
+            </w:r>
+          </w:p>
+        </w:tc>
+      </w:tr>
+      <w:tr>
+        <w:tc>
+          <w:tcPr>
+            <w:tcW w:type="dxa" w:w="3489"/>
+            <w:tcBorders>
+              <w:top w:val="single" w:sz="4" w:space="0" w:color="E4DED3"/>
+              <w:left w:val="single" w:sz="4" w:space="0" w:color="E4DED3"/>
+              <w:bottom w:val="single" w:sz="4" w:space="0" w:color="E4DED3"/>
+              <w:right w:val="single" w:sz="4" w:space="0" w:color="E4DED3"/>
+            </w:tcBorders>
+          </w:tcPr>
+          <w:p>
+            <w:r>
+              <w:rPr>
+                <w:sz w:val="18"/>
+              </w:rPr>
+              <w:t>NAT gateway</w:t>
+            </w:r>
+          </w:p>
+        </w:tc>
+        <w:tc>
+          <w:tcPr>
+            <w:tcW w:type="dxa" w:w="3489"/>
+            <w:tcBorders>
+              <w:top w:val="single" w:sz="4" w:space="0" w:color="E4DED3"/>
+              <w:left w:val="single" w:sz="4" w:space="0" w:color="E4DED3"/>
+              <w:bottom w:val="single" w:sz="4" w:space="0" w:color="E4DED3"/>
+              <w:right w:val="single" w:sz="4" w:space="0" w:color="E4DED3"/>
+            </w:tcBorders>
+          </w:tcPr>
+          <w:p>
+            <w:r>
+              <w:rPr>
+                <w:sz w:val="18"/>
+              </w:rPr>
+            </w:r>
+          </w:p>
+        </w:tc>
+        <w:tc>
+          <w:tcPr>
+            <w:tcW w:type="dxa" w:w="3489"/>
+            <w:tcBorders>
+              <w:top w:val="single" w:sz="4" w:space="0" w:color="E4DED3"/>
+              <w:left w:val="single" w:sz="4" w:space="0" w:color="E4DED3"/>
+              <w:bottom w:val="single" w:sz="4" w:space="0" w:color="E4DED3"/>
+              <w:right w:val="single" w:sz="4" w:space="0" w:color="E4DED3"/>
+            </w:tcBorders>
+          </w:tcPr>
+          <w:p>
+            <w:r>
+              <w:rPr>
+                <w:sz w:val="18"/>
+              </w:rPr>
+            </w:r>
+          </w:p>
+        </w:tc>
+      </w:tr>
+      <w:tr>
+        <w:tc>
+          <w:tcPr>
+            <w:tcW w:type="dxa" w:w="3489"/>
+            <w:tcBorders>
+              <w:top w:val="single" w:sz="4" w:space="0" w:color="E4DED3"/>
+              <w:left w:val="single" w:sz="4" w:space="0" w:color="E4DED3"/>
+              <w:bottom w:val="single" w:sz="4" w:space="0" w:color="E4DED3"/>
+              <w:right w:val="single" w:sz="4" w:space="0" w:color="E4DED3"/>
+            </w:tcBorders>
+          </w:tcPr>
+          <w:p>
+            <w:r>
+              <w:rPr>
+                <w:sz w:val="18"/>
+              </w:rPr>
+              <w:t>Load balancer</w:t>
+            </w:r>
+          </w:p>
+        </w:tc>
+        <w:tc>
+          <w:tcPr>
+            <w:tcW w:type="dxa" w:w="3489"/>
+            <w:tcBorders>
+              <w:top w:val="single" w:sz="4" w:space="0" w:color="E4DED3"/>
+              <w:left w:val="single" w:sz="4" w:space="0" w:color="E4DED3"/>
+              <w:bottom w:val="single" w:sz="4" w:space="0" w:color="E4DED3"/>
+              <w:right w:val="single" w:sz="4" w:space="0" w:color="E4DED3"/>
+            </w:tcBorders>
+          </w:tcPr>
+          <w:p>
+            <w:r>
+              <w:rPr>
+                <w:sz w:val="18"/>
+              </w:rPr>
+            </w:r>
+          </w:p>
+        </w:tc>
+        <w:tc>
+          <w:tcPr>
+            <w:tcW w:type="dxa" w:w="3489"/>
+            <w:tcBorders>
+              <w:top w:val="single" w:sz="4" w:space="0" w:color="E4DED3"/>
+              <w:left w:val="single" w:sz="4" w:space="0" w:color="E4DED3"/>
+              <w:bottom w:val="single" w:sz="4" w:space="0" w:color="E4DED3"/>
+              <w:right w:val="single" w:sz="4" w:space="0" w:color="E4DED3"/>
+            </w:tcBorders>
+          </w:tcPr>
+          <w:p>
+            <w:r>
+              <w:rPr>
+                <w:sz w:val="18"/>
+              </w:rPr>
+            </w:r>
+          </w:p>
+        </w:tc>
+      </w:tr>
+      <w:tr>
+        <w:tc>
+          <w:tcPr>
+            <w:tcW w:type="dxa" w:w="3489"/>
+            <w:tcBorders>
+              <w:top w:val="single" w:sz="4" w:space="0" w:color="E4DED3"/>
+              <w:left w:val="single" w:sz="4" w:space="0" w:color="E4DED3"/>
+              <w:bottom w:val="single" w:sz="4" w:space="0" w:color="E4DED3"/>
+              <w:right w:val="single" w:sz="4" w:space="0" w:color="E4DED3"/>
+            </w:tcBorders>
+          </w:tcPr>
+          <w:p>
+            <w:r>
+              <w:rPr>
+                <w:sz w:val="18"/>
+              </w:rPr>
+              <w:t>Scalability at month-end</w:t>
+            </w:r>
+          </w:p>
+        </w:tc>
+        <w:tc>
+          <w:tcPr>
+            <w:tcW w:type="dxa" w:w="3489"/>
+            <w:tcBorders>
+              <w:top w:val="single" w:sz="4" w:space="0" w:color="E4DED3"/>
+              <w:left w:val="single" w:sz="4" w:space="0" w:color="E4DED3"/>
+              <w:bottom w:val="single" w:sz="4" w:space="0" w:color="E4DED3"/>
+              <w:right w:val="single" w:sz="4" w:space="0" w:color="E4DED3"/>
+            </w:tcBorders>
+          </w:tcPr>
+          <w:p>
+            <w:r>
+              <w:rPr>
+                <w:sz w:val="18"/>
+              </w:rPr>
+            </w:r>
+          </w:p>
+        </w:tc>
+        <w:tc>
+          <w:tcPr>
+            <w:tcW w:type="dxa" w:w="3489"/>
+            <w:tcBorders>
+              <w:top w:val="single" w:sz="4" w:space="0" w:color="E4DED3"/>
+              <w:left w:val="single" w:sz="4" w:space="0" w:color="E4DED3"/>
+              <w:bottom w:val="single" w:sz="4" w:space="0" w:color="E4DED3"/>
+              <w:right w:val="single" w:sz="4" w:space="0" w:color="E4DED3"/>
+            </w:tcBorders>
+          </w:tcPr>
+          <w:p>
+            <w:r>
+              <w:rPr>
+                <w:sz w:val="18"/>
+              </w:rPr>
+            </w:r>
+          </w:p>
+        </w:tc>
+      </w:tr>
+    </w:tbl>
+    <w:p/>
+    <w:p>
+      <w:pPr>
+        <w:spacing w:before="200" w:after="0"/>
+      </w:pPr>
+      <w:r>
+        <w:rPr>
+          <w:b/>
+          <w:color w:val="1F5A5C"/>
+          <w:sz w:val="16"/>
+        </w:rPr>
+        <w:t>TASK 12</w:t>
+      </w:r>
+    </w:p>
+    <w:p>
+      <w:pPr>
+        <w:pStyle w:val="Heading2"/>
+      </w:pPr>
+      <w:r>
+        <w:rPr>
+          <w:color w:val="1F5A5C"/>
+        </w:rPr>
+        <w:t>Design — cost optimisation and monitoring</w:t>
+      </w:r>
+    </w:p>
+    <w:p>
+      <w:pPr>
+        <w:spacing w:after="120"/>
+      </w:pPr>
+      <w:r>
+        <w:rPr>
+          <w:b w:val="0"/>
+          <w:i w:val="0"/>
+          <w:sz w:val="21"/>
+        </w:rPr>
+        <w:t>Two things that pull in opposite directions. Say how you are keeping the cost of your improvements proportionate, and design the monitoring that will let AT3 demonstrate the goals from task 6 were actually met. A goal nobody can measure is not a goal.</w:t>
+      </w:r>
+    </w:p>
+    <w:tbl>
+      <w:tblPr>
+        <w:tblW w:type="auto" w:w="0"/>
+        <w:tblLook w:firstColumn="1" w:firstRow="1" w:lastColumn="0" w:lastRow="0" w:noHBand="0" w:noVBand="1" w:val="04A0"/>
+      </w:tblPr>
+      <w:tblGrid>
+        <w:gridCol w:w="3489"/>
+        <w:gridCol w:w="3489"/>
+        <w:gridCol w:w="3489"/>
+      </w:tblGrid>
+      <w:tr>
+        <w:tc>
+          <w:tcPr>
+            <w:tcW w:type="dxa" w:w="3489"/>
+            <w:tcBorders>
+              <w:top w:val="single" w:sz="4" w:space="0" w:color="E4DED3"/>
+              <w:left w:val="single" w:sz="4" w:space="0" w:color="E4DED3"/>
+              <w:bottom w:val="single" w:sz="4" w:space="0" w:color="E4DED3"/>
+              <w:right w:val="single" w:sz="4" w:space="0" w:color="E4DED3"/>
+            </w:tcBorders>
+            <w:shd w:val="clear" w:color="auto" w:fill="F8F4ED"/>
+          </w:tcPr>
+          <w:p>
+            <w:r>
+              <w:rPr>
+                <w:b/>
+                <w:sz w:val="18"/>
+              </w:rPr>
+              <w:t>Item</w:t>
+            </w:r>
+          </w:p>
+        </w:tc>
+        <w:tc>
+          <w:tcPr>
+            <w:tcW w:type="dxa" w:w="3489"/>
+            <w:tcBorders>
+              <w:top w:val="single" w:sz="4" w:space="0" w:color="E4DED3"/>
+              <w:left w:val="single" w:sz="4" w:space="0" w:color="E4DED3"/>
+              <w:bottom w:val="single" w:sz="4" w:space="0" w:color="E4DED3"/>
+              <w:right w:val="single" w:sz="4" w:space="0" w:color="E4DED3"/>
+            </w:tcBorders>
+            <w:shd w:val="clear" w:color="auto" w:fill="F8F4ED"/>
+          </w:tcPr>
+          <w:p>
+            <w:r>
+              <w:rPr>
+                <w:b/>
+                <w:sz w:val="18"/>
+              </w:rPr>
+              <w:t>Your design</w:t>
+            </w:r>
+          </w:p>
+        </w:tc>
+        <w:tc>
+          <w:tcPr>
+            <w:tcW w:type="dxa" w:w="3489"/>
+            <w:tcBorders>
+              <w:top w:val="single" w:sz="4" w:space="0" w:color="E4DED3"/>
+              <w:left w:val="single" w:sz="4" w:space="0" w:color="E4DED3"/>
+              <w:bottom w:val="single" w:sz="4" w:space="0" w:color="E4DED3"/>
+              <w:right w:val="single" w:sz="4" w:space="0" w:color="E4DED3"/>
+            </w:tcBorders>
+            <w:shd w:val="clear" w:color="auto" w:fill="F8F4ED"/>
+          </w:tcPr>
+          <w:p>
+            <w:r>
+              <w:rPr>
+                <w:b/>
+                <w:sz w:val="18"/>
+              </w:rPr>
+              <w:t>Why</w:t>
+            </w:r>
+          </w:p>
+        </w:tc>
+      </w:tr>
+      <w:tr>
+        <w:tc>
+          <w:tcPr>
+            <w:tcW w:type="dxa" w:w="3489"/>
+            <w:tcBorders>
+              <w:top w:val="single" w:sz="4" w:space="0" w:color="E4DED3"/>
+              <w:left w:val="single" w:sz="4" w:space="0" w:color="E4DED3"/>
+              <w:bottom w:val="single" w:sz="4" w:space="0" w:color="E4DED3"/>
+              <w:right w:val="single" w:sz="4" w:space="0" w:color="E4DED3"/>
+            </w:tcBorders>
+          </w:tcPr>
+          <w:p>
+            <w:r>
+              <w:rPr>
+                <w:sz w:val="18"/>
+              </w:rPr>
+              <w:t>Cost — scaling profile</w:t>
+            </w:r>
+          </w:p>
+        </w:tc>
+        <w:tc>
+          <w:tcPr>
+            <w:tcW w:type="dxa" w:w="3489"/>
+            <w:tcBorders>
+              <w:top w:val="single" w:sz="4" w:space="0" w:color="E4DED3"/>
+              <w:left w:val="single" w:sz="4" w:space="0" w:color="E4DED3"/>
+              <w:bottom w:val="single" w:sz="4" w:space="0" w:color="E4DED3"/>
+              <w:right w:val="single" w:sz="4" w:space="0" w:color="E4DED3"/>
+            </w:tcBorders>
+          </w:tcPr>
+          <w:p>
+            <w:r>
+              <w:rPr>
+                <w:sz w:val="18"/>
+              </w:rPr>
+            </w:r>
+          </w:p>
+        </w:tc>
+        <w:tc>
+          <w:tcPr>
+            <w:tcW w:type="dxa" w:w="3489"/>
+            <w:tcBorders>
+              <w:top w:val="single" w:sz="4" w:space="0" w:color="E4DED3"/>
+              <w:left w:val="single" w:sz="4" w:space="0" w:color="E4DED3"/>
+              <w:bottom w:val="single" w:sz="4" w:space="0" w:color="E4DED3"/>
+              <w:right w:val="single" w:sz="4" w:space="0" w:color="E4DED3"/>
+            </w:tcBorders>
+          </w:tcPr>
+          <w:p>
+            <w:r>
+              <w:rPr>
+                <w:sz w:val="18"/>
+              </w:rPr>
+            </w:r>
+          </w:p>
+        </w:tc>
+      </w:tr>
+      <w:tr>
+        <w:tc>
+          <w:tcPr>
+            <w:tcW w:type="dxa" w:w="3489"/>
+            <w:tcBorders>
+              <w:top w:val="single" w:sz="4" w:space="0" w:color="E4DED3"/>
+              <w:left w:val="single" w:sz="4" w:space="0" w:color="E4DED3"/>
+              <w:bottom w:val="single" w:sz="4" w:space="0" w:color="E4DED3"/>
+              <w:right w:val="single" w:sz="4" w:space="0" w:color="E4DED3"/>
+            </w:tcBorders>
+          </w:tcPr>
+          <w:p>
+            <w:r>
+              <w:rPr>
+                <w:sz w:val="18"/>
+              </w:rPr>
+              <w:t>Cost — right-sizing</w:t>
+            </w:r>
+          </w:p>
+        </w:tc>
+        <w:tc>
+          <w:tcPr>
+            <w:tcW w:type="dxa" w:w="3489"/>
+            <w:tcBorders>
+              <w:top w:val="single" w:sz="4" w:space="0" w:color="E4DED3"/>
+              <w:left w:val="single" w:sz="4" w:space="0" w:color="E4DED3"/>
+              <w:bottom w:val="single" w:sz="4" w:space="0" w:color="E4DED3"/>
+              <w:right w:val="single" w:sz="4" w:space="0" w:color="E4DED3"/>
+            </w:tcBorders>
+          </w:tcPr>
+          <w:p>
+            <w:r>
+              <w:rPr>
+                <w:sz w:val="18"/>
+              </w:rPr>
+            </w:r>
+          </w:p>
+        </w:tc>
+        <w:tc>
+          <w:tcPr>
+            <w:tcW w:type="dxa" w:w="3489"/>
+            <w:tcBorders>
+              <w:top w:val="single" w:sz="4" w:space="0" w:color="E4DED3"/>
+              <w:left w:val="single" w:sz="4" w:space="0" w:color="E4DED3"/>
+              <w:bottom w:val="single" w:sz="4" w:space="0" w:color="E4DED3"/>
+              <w:right w:val="single" w:sz="4" w:space="0" w:color="E4DED3"/>
+            </w:tcBorders>
+          </w:tcPr>
+          <w:p>
+            <w:r>
+              <w:rPr>
+                <w:sz w:val="18"/>
+              </w:rPr>
+            </w:r>
+          </w:p>
+        </w:tc>
+      </w:tr>
+      <w:tr>
+        <w:tc>
+          <w:tcPr>
+            <w:tcW w:type="dxa" w:w="3489"/>
+            <w:tcBorders>
+              <w:top w:val="single" w:sz="4" w:space="0" w:color="E4DED3"/>
+              <w:left w:val="single" w:sz="4" w:space="0" w:color="E4DED3"/>
+              <w:bottom w:val="single" w:sz="4" w:space="0" w:color="E4DED3"/>
+              <w:right w:val="single" w:sz="4" w:space="0" w:color="E4DED3"/>
+            </w:tcBorders>
+          </w:tcPr>
+          <w:p>
+            <w:r>
+              <w:rPr>
+                <w:sz w:val="18"/>
+              </w:rPr>
+              <w:t>Cost — the database decision</w:t>
+            </w:r>
+          </w:p>
+        </w:tc>
+        <w:tc>
+          <w:tcPr>
+            <w:tcW w:type="dxa" w:w="3489"/>
+            <w:tcBorders>
+              <w:top w:val="single" w:sz="4" w:space="0" w:color="E4DED3"/>
+              <w:left w:val="single" w:sz="4" w:space="0" w:color="E4DED3"/>
+              <w:bottom w:val="single" w:sz="4" w:space="0" w:color="E4DED3"/>
+              <w:right w:val="single" w:sz="4" w:space="0" w:color="E4DED3"/>
+            </w:tcBorders>
+          </w:tcPr>
+          <w:p>
+            <w:r>
+              <w:rPr>
+                <w:sz w:val="18"/>
+              </w:rPr>
+            </w:r>
+          </w:p>
+        </w:tc>
+        <w:tc>
+          <w:tcPr>
+            <w:tcW w:type="dxa" w:w="3489"/>
+            <w:tcBorders>
+              <w:top w:val="single" w:sz="4" w:space="0" w:color="E4DED3"/>
+              <w:left w:val="single" w:sz="4" w:space="0" w:color="E4DED3"/>
+              <w:bottom w:val="single" w:sz="4" w:space="0" w:color="E4DED3"/>
+              <w:right w:val="single" w:sz="4" w:space="0" w:color="E4DED3"/>
+            </w:tcBorders>
+          </w:tcPr>
+          <w:p>
+            <w:r>
+              <w:rPr>
+                <w:sz w:val="18"/>
+              </w:rPr>
+            </w:r>
+          </w:p>
+        </w:tc>
+      </w:tr>
+      <w:tr>
+        <w:tc>
+          <w:tcPr>
+            <w:tcW w:type="dxa" w:w="3489"/>
+            <w:tcBorders>
+              <w:top w:val="single" w:sz="4" w:space="0" w:color="E4DED3"/>
+              <w:left w:val="single" w:sz="4" w:space="0" w:color="E4DED3"/>
+              <w:bottom w:val="single" w:sz="4" w:space="0" w:color="E4DED3"/>
+              <w:right w:val="single" w:sz="4" w:space="0" w:color="E4DED3"/>
+            </w:tcBorders>
+          </w:tcPr>
+          <w:p>
+            <w:r>
+              <w:rPr>
+                <w:sz w:val="18"/>
+              </w:rPr>
+              <w:t>Monitoring — availability</w:t>
+            </w:r>
+          </w:p>
+        </w:tc>
+        <w:tc>
+          <w:tcPr>
+            <w:tcW w:type="dxa" w:w="3489"/>
+            <w:tcBorders>
+              <w:top w:val="single" w:sz="4" w:space="0" w:color="E4DED3"/>
+              <w:left w:val="single" w:sz="4" w:space="0" w:color="E4DED3"/>
+              <w:bottom w:val="single" w:sz="4" w:space="0" w:color="E4DED3"/>
+              <w:right w:val="single" w:sz="4" w:space="0" w:color="E4DED3"/>
+            </w:tcBorders>
+          </w:tcPr>
+          <w:p>
+            <w:r>
+              <w:rPr>
+                <w:sz w:val="18"/>
+              </w:rPr>
+            </w:r>
+          </w:p>
+        </w:tc>
+        <w:tc>
+          <w:tcPr>
+            <w:tcW w:type="dxa" w:w="3489"/>
+            <w:tcBorders>
+              <w:top w:val="single" w:sz="4" w:space="0" w:color="E4DED3"/>
+              <w:left w:val="single" w:sz="4" w:space="0" w:color="E4DED3"/>
+              <w:bottom w:val="single" w:sz="4" w:space="0" w:color="E4DED3"/>
+              <w:right w:val="single" w:sz="4" w:space="0" w:color="E4DED3"/>
+            </w:tcBorders>
+          </w:tcPr>
+          <w:p>
+            <w:r>
+              <w:rPr>
+                <w:sz w:val="18"/>
+              </w:rPr>
+            </w:r>
+          </w:p>
+        </w:tc>
+      </w:tr>
+      <w:tr>
+        <w:tc>
+          <w:tcPr>
+            <w:tcW w:type="dxa" w:w="3489"/>
+            <w:tcBorders>
+              <w:top w:val="single" w:sz="4" w:space="0" w:color="E4DED3"/>
+              <w:left w:val="single" w:sz="4" w:space="0" w:color="E4DED3"/>
+              <w:bottom w:val="single" w:sz="4" w:space="0" w:color="E4DED3"/>
+              <w:right w:val="single" w:sz="4" w:space="0" w:color="E4DED3"/>
+            </w:tcBorders>
+          </w:tcPr>
+          <w:p>
+            <w:r>
+              <w:rPr>
+                <w:sz w:val="18"/>
+              </w:rPr>
+              <w:t>Monitoring — recovery readiness</w:t>
+            </w:r>
+          </w:p>
+        </w:tc>
+        <w:tc>
+          <w:tcPr>
+            <w:tcW w:type="dxa" w:w="3489"/>
+            <w:tcBorders>
+              <w:top w:val="single" w:sz="4" w:space="0" w:color="E4DED3"/>
+              <w:left w:val="single" w:sz="4" w:space="0" w:color="E4DED3"/>
+              <w:bottom w:val="single" w:sz="4" w:space="0" w:color="E4DED3"/>
+              <w:right w:val="single" w:sz="4" w:space="0" w:color="E4DED3"/>
+            </w:tcBorders>
+          </w:tcPr>
+          <w:p>
+            <w:r>
+              <w:rPr>
+                <w:sz w:val="18"/>
+              </w:rPr>
+            </w:r>
+          </w:p>
+        </w:tc>
+        <w:tc>
+          <w:tcPr>
+            <w:tcW w:type="dxa" w:w="3489"/>
+            <w:tcBorders>
+              <w:top w:val="single" w:sz="4" w:space="0" w:color="E4DED3"/>
+              <w:left w:val="single" w:sz="4" w:space="0" w:color="E4DED3"/>
+              <w:bottom w:val="single" w:sz="4" w:space="0" w:color="E4DED3"/>
+              <w:right w:val="single" w:sz="4" w:space="0" w:color="E4DED3"/>
+            </w:tcBorders>
+          </w:tcPr>
+          <w:p>
+            <w:r>
+              <w:rPr>
+                <w:sz w:val="18"/>
+              </w:rPr>
+            </w:r>
+          </w:p>
+        </w:tc>
+      </w:tr>
+      <w:tr>
+        <w:tc>
+          <w:tcPr>
+            <w:tcW w:type="dxa" w:w="3489"/>
+            <w:tcBorders>
+              <w:top w:val="single" w:sz="4" w:space="0" w:color="E4DED3"/>
+              <w:left w:val="single" w:sz="4" w:space="0" w:color="E4DED3"/>
+              <w:bottom w:val="single" w:sz="4" w:space="0" w:color="E4DED3"/>
+              <w:right w:val="single" w:sz="4" w:space="0" w:color="E4DED3"/>
+            </w:tcBorders>
+          </w:tcPr>
+          <w:p>
+            <w:r>
+              <w:rPr>
+                <w:sz w:val="18"/>
+              </w:rPr>
+              <w:t>Monitoring — cost</w:t>
+            </w:r>
+          </w:p>
+        </w:tc>
+        <w:tc>
+          <w:tcPr>
+            <w:tcW w:type="dxa" w:w="3489"/>
+            <w:tcBorders>
+              <w:top w:val="single" w:sz="4" w:space="0" w:color="E4DED3"/>
+              <w:left w:val="single" w:sz="4" w:space="0" w:color="E4DED3"/>
+              <w:bottom w:val="single" w:sz="4" w:space="0" w:color="E4DED3"/>
+              <w:right w:val="single" w:sz="4" w:space="0" w:color="E4DED3"/>
+            </w:tcBorders>
+          </w:tcPr>
+          <w:p>
+            <w:r>
+              <w:rPr>
+                <w:sz w:val="18"/>
+              </w:rPr>
+            </w:r>
+          </w:p>
+        </w:tc>
+        <w:tc>
+          <w:tcPr>
+            <w:tcW w:type="dxa" w:w="3489"/>
+            <w:tcBorders>
+              <w:top w:val="single" w:sz="4" w:space="0" w:color="E4DED3"/>
+              <w:left w:val="single" w:sz="4" w:space="0" w:color="E4DED3"/>
+              <w:bottom w:val="single" w:sz="4" w:space="0" w:color="E4DED3"/>
+              <w:right w:val="single" w:sz="4" w:space="0" w:color="E4DED3"/>
+            </w:tcBorders>
+          </w:tcPr>
+          <w:p>
+            <w:r>
+              <w:rPr>
+                <w:sz w:val="18"/>
+              </w:rPr>
+            </w:r>
+          </w:p>
+        </w:tc>
+      </w:tr>
+    </w:tbl>
+    <w:p/>
+    <w:p>
+      <w:pPr>
+        <w:spacing w:before="200" w:after="0"/>
+      </w:pPr>
+      <w:r>
+        <w:rPr>
+          <w:b/>
+          <w:color w:val="1F5A5C"/>
+          <w:sz w:val="16"/>
+        </w:rPr>
+        <w:t>TASK 13</w:t>
+      </w:r>
+    </w:p>
+    <w:p>
+      <w:pPr>
+        <w:pStyle w:val="Heading2"/>
+      </w:pPr>
+      <w:r>
+        <w:rPr>
+          <w:color w:val="1F5A5C"/>
+        </w:rPr>
+        <w:t>Cost-benefit justification</w:t>
+      </w:r>
+    </w:p>
+    <w:p>
+      <w:pPr>
+        <w:spacing w:after="120"/>
+      </w:pPr>
+      <w:r>
+        <w:rPr>
+          <w:b w:val="0"/>
+          <w:i w:val="0"/>
+          <w:sz w:val="21"/>
+        </w:rPr>
+        <w:t>IR-6 requires every improvement to be justified on cost versus benefit, with its ongoing operating-cost impact made explicit. Do that for each improvement you are proposing. Order does not matter, but nothing may be missing — an improvement without a line here is one YAT cannot approve.</w:t>
+      </w:r>
+    </w:p>
+    <w:p>
+      <w:pPr>
+        <w:spacing w:after="60"/>
+      </w:pPr>
+      <w:r>
+        <w:rPr>
+          <w:b/>
+          <w:i w:val="0"/>
+          <w:sz w:val="19"/>
+        </w:rPr>
+        <w:t>Related resources</w:t>
+      </w:r>
+    </w:p>
+    <w:p>
+      <w:pPr>
+        <w:spacing w:after="60"/>
+        <w:ind w:left="340"/>
+      </w:pPr>
+      <w:r>
+        <w:rPr>
+          <w:sz w:val="19"/>
+        </w:rPr>
+        <w:t xml:space="preserve">•  </w:t>
+      </w:r>
+      <w:hyperlink r:id="rId21">
+        <w:r>
+          <w:rPr>
+            <w:sz w:val="19"/>
+            <w:color w:val="0563C1"/>
+            <w:u w:val="single"/>
+          </w:rPr>
+          <w:t>Accounting System Operational Costing — the current run cost, and the basis for your comparison</w:t>
+        </w:r>
+      </w:hyperlink>
+    </w:p>
+    <w:p/>
+    <w:tbl>
+      <w:tblPr>
+        <w:tblW w:type="auto" w:w="0"/>
+        <w:tblLook w:firstColumn="1" w:firstRow="1" w:lastColumn="0" w:lastRow="0" w:noHBand="0" w:noVBand="1" w:val="04A0"/>
+      </w:tblPr>
+      <w:tblGrid>
+        <w:gridCol w:w="2616"/>
+        <w:gridCol w:w="2616"/>
+        <w:gridCol w:w="2616"/>
+        <w:gridCol w:w="2616"/>
+      </w:tblGrid>
+      <w:tr>
+        <w:tc>
+          <w:tcPr>
+            <w:tcW w:type="dxa" w:w="2616"/>
+            <w:tcBorders>
+              <w:top w:val="single" w:sz="4" w:space="0" w:color="E4DED3"/>
+              <w:left w:val="single" w:sz="4" w:space="0" w:color="E4DED3"/>
+              <w:bottom w:val="single" w:sz="4" w:space="0" w:color="E4DED3"/>
+              <w:right w:val="single" w:sz="4" w:space="0" w:color="E4DED3"/>
+            </w:tcBorders>
+            <w:shd w:val="clear" w:color="auto" w:fill="F8F4ED"/>
+          </w:tcPr>
+          <w:p>
+            <w:r>
+              <w:rPr>
+                <w:b/>
+                <w:sz w:val="18"/>
+              </w:rPr>
+              <w:t>Improvement</w:t>
+            </w:r>
+          </w:p>
+        </w:tc>
+        <w:tc>
+          <w:tcPr>
+            <w:tcW w:type="dxa" w:w="2616"/>
+            <w:tcBorders>
+              <w:top w:val="single" w:sz="4" w:space="0" w:color="E4DED3"/>
+              <w:left w:val="single" w:sz="4" w:space="0" w:color="E4DED3"/>
+              <w:bottom w:val="single" w:sz="4" w:space="0" w:color="E4DED3"/>
+              <w:right w:val="single" w:sz="4" w:space="0" w:color="E4DED3"/>
+            </w:tcBorders>
+            <w:shd w:val="clear" w:color="auto" w:fill="F8F4ED"/>
+          </w:tcPr>
+          <w:p>
+            <w:r>
+              <w:rPr>
+                <w:b/>
+                <w:sz w:val="18"/>
+              </w:rPr>
+              <w:t>Ongoing cost impact</w:t>
+            </w:r>
+          </w:p>
+        </w:tc>
+        <w:tc>
+          <w:tcPr>
+            <w:tcW w:type="dxa" w:w="2616"/>
+            <w:tcBorders>
+              <w:top w:val="single" w:sz="4" w:space="0" w:color="E4DED3"/>
+              <w:left w:val="single" w:sz="4" w:space="0" w:color="E4DED3"/>
+              <w:bottom w:val="single" w:sz="4" w:space="0" w:color="E4DED3"/>
+              <w:right w:val="single" w:sz="4" w:space="0" w:color="E4DED3"/>
+            </w:tcBorders>
+            <w:shd w:val="clear" w:color="auto" w:fill="F8F4ED"/>
+          </w:tcPr>
+          <w:p>
+            <w:r>
+              <w:rPr>
+                <w:b/>
+                <w:sz w:val="18"/>
+              </w:rPr>
+              <w:t>Benefit</w:t>
+            </w:r>
+          </w:p>
+        </w:tc>
+        <w:tc>
+          <w:tcPr>
+            <w:tcW w:type="dxa" w:w="2616"/>
+            <w:tcBorders>
+              <w:top w:val="single" w:sz="4" w:space="0" w:color="E4DED3"/>
+              <w:left w:val="single" w:sz="4" w:space="0" w:color="E4DED3"/>
+              <w:bottom w:val="single" w:sz="4" w:space="0" w:color="E4DED3"/>
+              <w:right w:val="single" w:sz="4" w:space="0" w:color="E4DED3"/>
+            </w:tcBorders>
+            <w:shd w:val="clear" w:color="auto" w:fill="F8F4ED"/>
+          </w:tcPr>
+          <w:p>
+            <w:r>
+              <w:rPr>
+                <w:b/>
+                <w:sz w:val="18"/>
+              </w:rPr>
+              <w:t>Justified because</w:t>
+            </w:r>
+          </w:p>
+        </w:tc>
+      </w:tr>
+      <w:tr>
+        <w:tc>
+          <w:tcPr>
+            <w:tcW w:type="dxa" w:w="2616"/>
+            <w:tcBorders>
+              <w:top w:val="single" w:sz="4" w:space="0" w:color="E4DED3"/>
+              <w:left w:val="single" w:sz="4" w:space="0" w:color="E4DED3"/>
+              <w:bottom w:val="single" w:sz="4" w:space="0" w:color="E4DED3"/>
+              <w:right w:val="single" w:sz="4" w:space="0" w:color="E4DED3"/>
+            </w:tcBorders>
+          </w:tcPr>
+          <w:p>
+            <w:r>
+              <w:rPr>
+                <w:sz w:val="18"/>
+              </w:rPr>
+              <w:t>Second application instance</w:t>
+            </w:r>
+          </w:p>
+        </w:tc>
+        <w:tc>
+          <w:tcPr>
+            <w:tcW w:type="dxa" w:w="2616"/>
+            <w:tcBorders>
+              <w:top w:val="single" w:sz="4" w:space="0" w:color="E4DED3"/>
+              <w:left w:val="single" w:sz="4" w:space="0" w:color="E4DED3"/>
+              <w:bottom w:val="single" w:sz="4" w:space="0" w:color="E4DED3"/>
+              <w:right w:val="single" w:sz="4" w:space="0" w:color="E4DED3"/>
+            </w:tcBorders>
+          </w:tcPr>
+          <w:p>
+            <w:r>
+              <w:rPr>
+                <w:sz w:val="18"/>
+              </w:rPr>
+            </w:r>
+          </w:p>
+        </w:tc>
+        <w:tc>
+          <w:tcPr>
+            <w:tcW w:type="dxa" w:w="2616"/>
+            <w:tcBorders>
+              <w:top w:val="single" w:sz="4" w:space="0" w:color="E4DED3"/>
+              <w:left w:val="single" w:sz="4" w:space="0" w:color="E4DED3"/>
+              <w:bottom w:val="single" w:sz="4" w:space="0" w:color="E4DED3"/>
+              <w:right w:val="single" w:sz="4" w:space="0" w:color="E4DED3"/>
+            </w:tcBorders>
+          </w:tcPr>
+          <w:p>
+            <w:r>
+              <w:rPr>
+                <w:sz w:val="18"/>
+              </w:rPr>
+            </w:r>
+          </w:p>
+        </w:tc>
+        <w:tc>
+          <w:tcPr>
+            <w:tcW w:type="dxa" w:w="2616"/>
+            <w:tcBorders>
+              <w:top w:val="single" w:sz="4" w:space="0" w:color="E4DED3"/>
+              <w:left w:val="single" w:sz="4" w:space="0" w:color="E4DED3"/>
+              <w:bottom w:val="single" w:sz="4" w:space="0" w:color="E4DED3"/>
+              <w:right w:val="single" w:sz="4" w:space="0" w:color="E4DED3"/>
+            </w:tcBorders>
+          </w:tcPr>
+          <w:p>
+            <w:r>
+              <w:rPr>
+                <w:sz w:val="18"/>
+              </w:rPr>
+            </w:r>
+          </w:p>
+        </w:tc>
+      </w:tr>
+      <w:tr>
+        <w:tc>
+          <w:tcPr>
+            <w:tcW w:type="dxa" w:w="2616"/>
+            <w:tcBorders>
+              <w:top w:val="single" w:sz="4" w:space="0" w:color="E4DED3"/>
+              <w:left w:val="single" w:sz="4" w:space="0" w:color="E4DED3"/>
+              <w:bottom w:val="single" w:sz="4" w:space="0" w:color="E4DED3"/>
+              <w:right w:val="single" w:sz="4" w:space="0" w:color="E4DED3"/>
+            </w:tcBorders>
+          </w:tcPr>
+          <w:p>
+            <w:r>
+              <w:rPr>
+                <w:sz w:val="18"/>
+              </w:rPr>
+              <w:t>Second NAT gateway</w:t>
+            </w:r>
+          </w:p>
+        </w:tc>
+        <w:tc>
+          <w:tcPr>
+            <w:tcW w:type="dxa" w:w="2616"/>
+            <w:tcBorders>
+              <w:top w:val="single" w:sz="4" w:space="0" w:color="E4DED3"/>
+              <w:left w:val="single" w:sz="4" w:space="0" w:color="E4DED3"/>
+              <w:bottom w:val="single" w:sz="4" w:space="0" w:color="E4DED3"/>
+              <w:right w:val="single" w:sz="4" w:space="0" w:color="E4DED3"/>
+            </w:tcBorders>
+          </w:tcPr>
+          <w:p>
+            <w:r>
+              <w:rPr>
+                <w:sz w:val="18"/>
+              </w:rPr>
+            </w:r>
+          </w:p>
+        </w:tc>
+        <w:tc>
+          <w:tcPr>
+            <w:tcW w:type="dxa" w:w="2616"/>
+            <w:tcBorders>
+              <w:top w:val="single" w:sz="4" w:space="0" w:color="E4DED3"/>
+              <w:left w:val="single" w:sz="4" w:space="0" w:color="E4DED3"/>
+              <w:bottom w:val="single" w:sz="4" w:space="0" w:color="E4DED3"/>
+              <w:right w:val="single" w:sz="4" w:space="0" w:color="E4DED3"/>
+            </w:tcBorders>
+          </w:tcPr>
+          <w:p>
+            <w:r>
+              <w:rPr>
+                <w:sz w:val="18"/>
+              </w:rPr>
+            </w:r>
+          </w:p>
+        </w:tc>
+        <w:tc>
+          <w:tcPr>
+            <w:tcW w:type="dxa" w:w="2616"/>
+            <w:tcBorders>
+              <w:top w:val="single" w:sz="4" w:space="0" w:color="E4DED3"/>
+              <w:left w:val="single" w:sz="4" w:space="0" w:color="E4DED3"/>
+              <w:bottom w:val="single" w:sz="4" w:space="0" w:color="E4DED3"/>
+              <w:right w:val="single" w:sz="4" w:space="0" w:color="E4DED3"/>
+            </w:tcBorders>
+          </w:tcPr>
+          <w:p>
+            <w:r>
+              <w:rPr>
+                <w:sz w:val="18"/>
+              </w:rPr>
+            </w:r>
+          </w:p>
+        </w:tc>
+      </w:tr>
+      <w:tr>
+        <w:tc>
+          <w:tcPr>
+            <w:tcW w:type="dxa" w:w="2616"/>
+            <w:tcBorders>
+              <w:top w:val="single" w:sz="4" w:space="0" w:color="E4DED3"/>
+              <w:left w:val="single" w:sz="4" w:space="0" w:color="E4DED3"/>
+              <w:bottom w:val="single" w:sz="4" w:space="0" w:color="E4DED3"/>
+              <w:right w:val="single" w:sz="4" w:space="0" w:color="E4DED3"/>
+            </w:tcBorders>
+          </w:tcPr>
+          <w:p>
+            <w:r>
+              <w:rPr>
+                <w:sz w:val="18"/>
+              </w:rPr>
+              <w:t>TLS listener</w:t>
+            </w:r>
+          </w:p>
+        </w:tc>
+        <w:tc>
+          <w:tcPr>
+            <w:tcW w:type="dxa" w:w="2616"/>
+            <w:tcBorders>
+              <w:top w:val="single" w:sz="4" w:space="0" w:color="E4DED3"/>
+              <w:left w:val="single" w:sz="4" w:space="0" w:color="E4DED3"/>
+              <w:bottom w:val="single" w:sz="4" w:space="0" w:color="E4DED3"/>
+              <w:right w:val="single" w:sz="4" w:space="0" w:color="E4DED3"/>
+            </w:tcBorders>
+          </w:tcPr>
+          <w:p>
+            <w:r>
+              <w:rPr>
+                <w:sz w:val="18"/>
+              </w:rPr>
+            </w:r>
+          </w:p>
+        </w:tc>
+        <w:tc>
+          <w:tcPr>
+            <w:tcW w:type="dxa" w:w="2616"/>
+            <w:tcBorders>
+              <w:top w:val="single" w:sz="4" w:space="0" w:color="E4DED3"/>
+              <w:left w:val="single" w:sz="4" w:space="0" w:color="E4DED3"/>
+              <w:bottom w:val="single" w:sz="4" w:space="0" w:color="E4DED3"/>
+              <w:right w:val="single" w:sz="4" w:space="0" w:color="E4DED3"/>
+            </w:tcBorders>
+          </w:tcPr>
+          <w:p>
+            <w:r>
+              <w:rPr>
+                <w:sz w:val="18"/>
+              </w:rPr>
+            </w:r>
+          </w:p>
+        </w:tc>
+        <w:tc>
+          <w:tcPr>
+            <w:tcW w:type="dxa" w:w="2616"/>
+            <w:tcBorders>
+              <w:top w:val="single" w:sz="4" w:space="0" w:color="E4DED3"/>
+              <w:left w:val="single" w:sz="4" w:space="0" w:color="E4DED3"/>
+              <w:bottom w:val="single" w:sz="4" w:space="0" w:color="E4DED3"/>
+              <w:right w:val="single" w:sz="4" w:space="0" w:color="E4DED3"/>
+            </w:tcBorders>
+          </w:tcPr>
+          <w:p>
+            <w:r>
+              <w:rPr>
+                <w:sz w:val="18"/>
+              </w:rPr>
+            </w:r>
+          </w:p>
+        </w:tc>
+      </w:tr>
+      <w:tr>
+        <w:tc>
+          <w:tcPr>
+            <w:tcW w:type="dxa" w:w="2616"/>
+            <w:tcBorders>
+              <w:top w:val="single" w:sz="4" w:space="0" w:color="E4DED3"/>
+              <w:left w:val="single" w:sz="4" w:space="0" w:color="E4DED3"/>
+              <w:bottom w:val="single" w:sz="4" w:space="0" w:color="E4DED3"/>
+              <w:right w:val="single" w:sz="4" w:space="0" w:color="E4DED3"/>
+            </w:tcBorders>
+          </w:tcPr>
+          <w:p>
+            <w:r>
+              <w:rPr>
+                <w:sz w:val="18"/>
+              </w:rPr>
+              <w:t>The database decision</w:t>
+            </w:r>
+          </w:p>
+        </w:tc>
+        <w:tc>
+          <w:tcPr>
+            <w:tcW w:type="dxa" w:w="2616"/>
+            <w:tcBorders>
+              <w:top w:val="single" w:sz="4" w:space="0" w:color="E4DED3"/>
+              <w:left w:val="single" w:sz="4" w:space="0" w:color="E4DED3"/>
+              <w:bottom w:val="single" w:sz="4" w:space="0" w:color="E4DED3"/>
+              <w:right w:val="single" w:sz="4" w:space="0" w:color="E4DED3"/>
+            </w:tcBorders>
+          </w:tcPr>
+          <w:p>
+            <w:r>
+              <w:rPr>
+                <w:sz w:val="18"/>
+              </w:rPr>
+            </w:r>
+          </w:p>
+        </w:tc>
+        <w:tc>
+          <w:tcPr>
+            <w:tcW w:type="dxa" w:w="2616"/>
+            <w:tcBorders>
+              <w:top w:val="single" w:sz="4" w:space="0" w:color="E4DED3"/>
+              <w:left w:val="single" w:sz="4" w:space="0" w:color="E4DED3"/>
+              <w:bottom w:val="single" w:sz="4" w:space="0" w:color="E4DED3"/>
+              <w:right w:val="single" w:sz="4" w:space="0" w:color="E4DED3"/>
+            </w:tcBorders>
+          </w:tcPr>
+          <w:p>
+            <w:r>
+              <w:rPr>
+                <w:sz w:val="18"/>
+              </w:rPr>
+            </w:r>
+          </w:p>
+        </w:tc>
+        <w:tc>
+          <w:tcPr>
+            <w:tcW w:type="dxa" w:w="2616"/>
+            <w:tcBorders>
+              <w:top w:val="single" w:sz="4" w:space="0" w:color="E4DED3"/>
+              <w:left w:val="single" w:sz="4" w:space="0" w:color="E4DED3"/>
+              <w:bottom w:val="single" w:sz="4" w:space="0" w:color="E4DED3"/>
+              <w:right w:val="single" w:sz="4" w:space="0" w:color="E4DED3"/>
+            </w:tcBorders>
+          </w:tcPr>
+          <w:p>
+            <w:r>
+              <w:rPr>
+                <w:sz w:val="18"/>
+              </w:rPr>
+            </w:r>
+          </w:p>
+        </w:tc>
+      </w:tr>
+      <w:tr>
+        <w:tc>
+          <w:tcPr>
+            <w:tcW w:type="dxa" w:w="2616"/>
+            <w:tcBorders>
+              <w:top w:val="single" w:sz="4" w:space="0" w:color="E4DED3"/>
+              <w:left w:val="single" w:sz="4" w:space="0" w:color="E4DED3"/>
+              <w:bottom w:val="single" w:sz="4" w:space="0" w:color="E4DED3"/>
+              <w:right w:val="single" w:sz="4" w:space="0" w:color="E4DED3"/>
+            </w:tcBorders>
+          </w:tcPr>
+          <w:p>
+            <w:r>
+              <w:rPr>
+                <w:sz w:val="18"/>
+              </w:rPr>
+              <w:t>Scheduled scale-down</w:t>
+            </w:r>
+          </w:p>
+        </w:tc>
+        <w:tc>
+          <w:tcPr>
+            <w:tcW w:type="dxa" w:w="2616"/>
+            <w:tcBorders>
+              <w:top w:val="single" w:sz="4" w:space="0" w:color="E4DED3"/>
+              <w:left w:val="single" w:sz="4" w:space="0" w:color="E4DED3"/>
+              <w:bottom w:val="single" w:sz="4" w:space="0" w:color="E4DED3"/>
+              <w:right w:val="single" w:sz="4" w:space="0" w:color="E4DED3"/>
+            </w:tcBorders>
+          </w:tcPr>
+          <w:p>
+            <w:r>
+              <w:rPr>
+                <w:sz w:val="18"/>
+              </w:rPr>
+            </w:r>
+          </w:p>
+        </w:tc>
+        <w:tc>
+          <w:tcPr>
+            <w:tcW w:type="dxa" w:w="2616"/>
+            <w:tcBorders>
+              <w:top w:val="single" w:sz="4" w:space="0" w:color="E4DED3"/>
+              <w:left w:val="single" w:sz="4" w:space="0" w:color="E4DED3"/>
+              <w:bottom w:val="single" w:sz="4" w:space="0" w:color="E4DED3"/>
+              <w:right w:val="single" w:sz="4" w:space="0" w:color="E4DED3"/>
+            </w:tcBorders>
+          </w:tcPr>
+          <w:p>
+            <w:r>
+              <w:rPr>
+                <w:sz w:val="18"/>
+              </w:rPr>
+            </w:r>
+          </w:p>
+        </w:tc>
+        <w:tc>
+          <w:tcPr>
+            <w:tcW w:type="dxa" w:w="2616"/>
+            <w:tcBorders>
+              <w:top w:val="single" w:sz="4" w:space="0" w:color="E4DED3"/>
+              <w:left w:val="single" w:sz="4" w:space="0" w:color="E4DED3"/>
+              <w:bottom w:val="single" w:sz="4" w:space="0" w:color="E4DED3"/>
+              <w:right w:val="single" w:sz="4" w:space="0" w:color="E4DED3"/>
+            </w:tcBorders>
+          </w:tcPr>
+          <w:p>
+            <w:r>
+              <w:rPr>
+                <w:sz w:val="18"/>
+              </w:rPr>
+            </w:r>
+          </w:p>
+        </w:tc>
+      </w:tr>
+      <w:tr>
+        <w:tc>
+          <w:tcPr>
+            <w:tcW w:type="dxa" w:w="2616"/>
+            <w:tcBorders>
+              <w:top w:val="single" w:sz="4" w:space="0" w:color="E4DED3"/>
+              <w:left w:val="single" w:sz="4" w:space="0" w:color="E4DED3"/>
+              <w:bottom w:val="single" w:sz="4" w:space="0" w:color="E4DED3"/>
+              <w:right w:val="single" w:sz="4" w:space="0" w:color="E4DED3"/>
+            </w:tcBorders>
+          </w:tcPr>
+          <w:p>
+            <w:r>
+              <w:rPr>
+                <w:sz w:val="18"/>
+              </w:rPr>
+              <w:t>Infrastructure as code</w:t>
+            </w:r>
+          </w:p>
+        </w:tc>
+        <w:tc>
+          <w:tcPr>
+            <w:tcW w:type="dxa" w:w="2616"/>
+            <w:tcBorders>
+              <w:top w:val="single" w:sz="4" w:space="0" w:color="E4DED3"/>
+              <w:left w:val="single" w:sz="4" w:space="0" w:color="E4DED3"/>
+              <w:bottom w:val="single" w:sz="4" w:space="0" w:color="E4DED3"/>
+              <w:right w:val="single" w:sz="4" w:space="0" w:color="E4DED3"/>
+            </w:tcBorders>
+          </w:tcPr>
+          <w:p>
+            <w:r>
+              <w:rPr>
+                <w:sz w:val="18"/>
+              </w:rPr>
+            </w:r>
+          </w:p>
+        </w:tc>
+        <w:tc>
+          <w:tcPr>
+            <w:tcW w:type="dxa" w:w="2616"/>
+            <w:tcBorders>
+              <w:top w:val="single" w:sz="4" w:space="0" w:color="E4DED3"/>
+              <w:left w:val="single" w:sz="4" w:space="0" w:color="E4DED3"/>
+              <w:bottom w:val="single" w:sz="4" w:space="0" w:color="E4DED3"/>
+              <w:right w:val="single" w:sz="4" w:space="0" w:color="E4DED3"/>
+            </w:tcBorders>
+          </w:tcPr>
+          <w:p>
+            <w:r>
+              <w:rPr>
+                <w:sz w:val="18"/>
+              </w:rPr>
+            </w:r>
+          </w:p>
+        </w:tc>
+        <w:tc>
+          <w:tcPr>
+            <w:tcW w:type="dxa" w:w="2616"/>
+            <w:tcBorders>
+              <w:top w:val="single" w:sz="4" w:space="0" w:color="E4DED3"/>
+              <w:left w:val="single" w:sz="4" w:space="0" w:color="E4DED3"/>
+              <w:bottom w:val="single" w:sz="4" w:space="0" w:color="E4DED3"/>
+              <w:right w:val="single" w:sz="4" w:space="0" w:color="E4DED3"/>
+            </w:tcBorders>
+          </w:tcPr>
+          <w:p>
+            <w:r>
+              <w:rPr>
+                <w:sz w:val="18"/>
+              </w:rPr>
+            </w:r>
+          </w:p>
+        </w:tc>
+      </w:tr>
+      <w:tr>
+        <w:tc>
+          <w:tcPr>
+            <w:tcW w:type="dxa" w:w="2616"/>
+            <w:tcBorders>
+              <w:top w:val="single" w:sz="4" w:space="0" w:color="E4DED3"/>
+              <w:left w:val="single" w:sz="4" w:space="0" w:color="E4DED3"/>
+              <w:bottom w:val="single" w:sz="4" w:space="0" w:color="E4DED3"/>
+              <w:right w:val="single" w:sz="4" w:space="0" w:color="E4DED3"/>
+            </w:tcBorders>
+          </w:tcPr>
+          <w:p>
+            <w:r>
+              <w:rPr>
+                <w:sz w:val="18"/>
+              </w:rPr>
+              <w:t>Extended monitoring</w:t>
+            </w:r>
+          </w:p>
+        </w:tc>
+        <w:tc>
+          <w:tcPr>
+            <w:tcW w:type="dxa" w:w="2616"/>
+            <w:tcBorders>
+              <w:top w:val="single" w:sz="4" w:space="0" w:color="E4DED3"/>
+              <w:left w:val="single" w:sz="4" w:space="0" w:color="E4DED3"/>
+              <w:bottom w:val="single" w:sz="4" w:space="0" w:color="E4DED3"/>
+              <w:right w:val="single" w:sz="4" w:space="0" w:color="E4DED3"/>
+            </w:tcBorders>
+          </w:tcPr>
+          <w:p>
+            <w:r>
+              <w:rPr>
+                <w:sz w:val="18"/>
+              </w:rPr>
+            </w:r>
+          </w:p>
+        </w:tc>
+        <w:tc>
+          <w:tcPr>
+            <w:tcW w:type="dxa" w:w="2616"/>
+            <w:tcBorders>
+              <w:top w:val="single" w:sz="4" w:space="0" w:color="E4DED3"/>
+              <w:left w:val="single" w:sz="4" w:space="0" w:color="E4DED3"/>
+              <w:bottom w:val="single" w:sz="4" w:space="0" w:color="E4DED3"/>
+              <w:right w:val="single" w:sz="4" w:space="0" w:color="E4DED3"/>
+            </w:tcBorders>
+          </w:tcPr>
+          <w:p>
+            <w:r>
+              <w:rPr>
+                <w:sz w:val="18"/>
+              </w:rPr>
+            </w:r>
+          </w:p>
+        </w:tc>
+        <w:tc>
+          <w:tcPr>
+            <w:tcW w:type="dxa" w:w="2616"/>
+            <w:tcBorders>
+              <w:top w:val="single" w:sz="4" w:space="0" w:color="E4DED3"/>
+              <w:left w:val="single" w:sz="4" w:space="0" w:color="E4DED3"/>
+              <w:bottom w:val="single" w:sz="4" w:space="0" w:color="E4DED3"/>
+              <w:right w:val="single" w:sz="4" w:space="0" w:color="E4DED3"/>
+            </w:tcBorders>
+          </w:tcPr>
+          <w:p>
+            <w:r>
+              <w:rPr>
+                <w:sz w:val="18"/>
+              </w:rPr>
+            </w:r>
+          </w:p>
+        </w:tc>
+      </w:tr>
+    </w:tbl>
+    <w:p/>
+    <w:p>
+      <w:pPr>
+        <w:spacing w:before="200" w:after="0"/>
+      </w:pPr>
+      <w:r>
+        <w:rPr>
+          <w:b/>
+          <w:color w:val="1F5A5C"/>
+          <w:sz w:val="16"/>
+        </w:rPr>
+        <w:t>TASK 14</w:t>
+      </w:r>
+    </w:p>
+    <w:p>
+      <w:pPr>
+        <w:pStyle w:val="Heading2"/>
+      </w:pPr>
+      <w:r>
+        <w:rPr>
+          <w:color w:val="1F5A5C"/>
+        </w:rPr>
+        <w:t>Draw the improved architecture</w:t>
+      </w:r>
+    </w:p>
+    <w:p>
+      <w:pPr>
+        <w:spacing w:after="120"/>
+      </w:pPr>
+      <w:r>
+        <w:rPr>
+          <w:b w:val="0"/>
+          <w:i w:val="0"/>
+          <w:sz w:val="21"/>
+        </w:rPr>
+        <w:t>Draw the improved architecture: both availability zones, every tier, what you added, and what you kept. Mark clearly what is new. A reader who has not seen your tables should be able to see what changes and what does not.</w:t>
+      </w:r>
+    </w:p>
+    <w:tbl>
+      <w:tblPr>
+        <w:tblW w:type="auto" w:w="0"/>
+        <w:tblLook w:firstColumn="1" w:firstRow="1" w:lastColumn="0" w:lastRow="0" w:noHBand="0" w:noVBand="1" w:val="04A0"/>
+      </w:tblPr>
+      <w:tblGrid>
+        <w:gridCol w:w="10466"/>
+      </w:tblGrid>
+      <w:tr>
+        <w:tc>
+          <w:tcPr>
+            <w:tcW w:type="dxa" w:w="9411"/>
+            <w:tcBorders>
+              <w:top w:val="single" w:sz="4" w:space="0" w:color="E4DED3"/>
+              <w:left w:val="single" w:sz="4" w:space="0" w:color="E4DED3"/>
+              <w:bottom w:val="single" w:sz="4" w:space="0" w:color="E4DED3"/>
+              <w:right w:val="single" w:sz="4" w:space="0" w:color="E4DED3"/>
+            </w:tcBorders>
+            <w:shd w:val="clear" w:color="auto" w:fill="F8F4ED"/>
+          </w:tcPr>
+          <w:p>
+            <w:pPr>
+              <w:jc w:val="center"/>
+            </w:pPr>
+            <w:r>
+              <w:rPr>
+                <w:b/>
+                <w:i w:val="0"/>
+                <w:sz w:val="20"/>
+              </w:rPr>
+              <w:t>[ SKETCH OR PASTE YOUR DIAGRAM HERE ]</w:t>
+            </w:r>
+          </w:p>
+          <w:p>
+            <w:pPr>
+              <w:jc w:val="left"/>
+            </w:pPr>
+            <w:r>
+              <w:rPr>
+                <w:b w:val="0"/>
+                <w:i/>
+                <w:color w:val="6B6660"/>
+                <w:sz w:val="19"/>
+              </w:rPr>
+              <w:t>the improved Ledgerline architecture — both zones, every tier, and what is new</w:t>
+            </w:r>
+          </w:p>
+        </w:tc>
+      </w:tr>
+    </w:tbl>
+    <w:p/>
+    <w:p>
+      <w:pPr>
+        <w:spacing w:before="200" w:after="0"/>
+      </w:pPr>
+      <w:r>
+        <w:rPr>
+          <w:b/>
+          <w:color w:val="1F5A5C"/>
+          <w:sz w:val="16"/>
+        </w:rPr>
+        <w:t>TASK 15</w:t>
+      </w:r>
+    </w:p>
+    <w:p>
+      <w:pPr>
+        <w:pStyle w:val="Heading2"/>
+      </w:pPr>
+      <w:r>
+        <w:rPr>
+          <w:color w:val="1F5A5C"/>
+        </w:rPr>
+        <w:t>Document and justify the proposed architecture</w:t>
+      </w:r>
+    </w:p>
+    <w:p>
+      <w:pPr>
+        <w:spacing w:after="120"/>
+      </w:pPr>
+      <w:r>
+        <w:rPr>
+          <w:b w:val="0"/>
+          <w:i w:val="0"/>
+          <w:sz w:val="21"/>
+        </w:rPr>
+        <w:t>Justify the architecture you have documented in tasks 9 to 14. For each significant improvement, say which business goal from task 6 it serves and why you chose it over the alternative you considered in task 4. Say plainly what you decided not to do and why. This is a written answer, and it is where your reasoning is assessed rather than your design.</w:t>
+      </w:r>
+    </w:p>
+    <w:tbl>
+      <w:tblPr>
+        <w:tblW w:type="auto" w:w="0"/>
+        <w:tblLook w:firstColumn="1" w:firstRow="1" w:lastColumn="0" w:lastRow="0" w:noHBand="0" w:noVBand="1" w:val="04A0"/>
+      </w:tblPr>
+      <w:tblGrid>
+        <w:gridCol w:w="10466"/>
+      </w:tblGrid>
+      <w:tr>
+        <w:tc>
+          <w:tcPr>
+            <w:tcW w:type="dxa" w:w="9411"/>
+            <w:tcBorders>
+              <w:top w:val="single" w:sz="4" w:space="0" w:color="E4DED3"/>
+              <w:left w:val="single" w:sz="4" w:space="0" w:color="E4DED3"/>
+              <w:bottom w:val="single" w:sz="4" w:space="0" w:color="E4DED3"/>
+              <w:right w:val="single" w:sz="4" w:space="0" w:color="E4DED3"/>
+            </w:tcBorders>
+            <w:shd w:val="clear" w:color="auto" w:fill="F8F4ED"/>
+          </w:tcPr>
+          <w:p>
+            <w:pPr>
+              <w:jc w:val="center"/>
+            </w:pPr>
+            <w:r>
+              <w:rPr>
+                <w:b/>
+                <w:i w:val="0"/>
+                <w:sz w:val="20"/>
+              </w:rPr>
+              <w:t>[ WRITE YOUR ANSWER HERE ]</w:t>
+            </w:r>
+          </w:p>
+        </w:tc>
+      </w:tr>
+    </w:tbl>
+    <w:p/>
+    <w:p>
+      <w:pPr>
+        <w:pStyle w:val="Heading1"/>
+      </w:pPr>
+      <w:r>
+        <w:t>Part B — Review and approval</w:t>
+      </w:r>
+    </w:p>
+    <w:p>
+      <w:pPr>
+        <w:spacing w:after="200"/>
+      </w:pPr>
+      <w:r>
+        <w:rPr>
+          <w:b w:val="0"/>
+          <w:i/>
+          <w:color w:val="6B6660"/>
+          <w:sz w:val="19"/>
+        </w:rPr>
+        <w:t>You present your proposal to YAT for review and approval to proceed. Completing the records below is not the assessment — presenting is.</w:t>
+      </w:r>
+    </w:p>
+    <w:p>
+      <w:pPr>
+        <w:spacing w:before="200" w:after="0"/>
+      </w:pPr>
+      <w:r>
+        <w:rPr>
+          <w:b/>
+          <w:color w:val="1F5A5C"/>
+          <w:sz w:val="16"/>
+        </w:rPr>
+        <w:t>TASK 16</w:t>
+      </w:r>
+    </w:p>
+    <w:p>
+      <w:pPr>
+        <w:pStyle w:val="Heading2"/>
+      </w:pPr>
+      <w:r>
+        <w:rPr>
+          <w:color w:val="1F5A5C"/>
+        </w:rPr>
+        <w:t>Prepare your presentation</w:t>
+      </w:r>
+    </w:p>
+    <w:p>
+      <w:pPr>
+        <w:spacing w:after="120"/>
+      </w:pPr>
+      <w:r>
+        <w:rPr>
+          <w:b w:val="0"/>
+          <w:i w:val="0"/>
+          <w:sz w:val="21"/>
+        </w:rPr>
+        <w:t>Preparation — not assessed. Nobody marks this table. Plan how you will take Sam Walker through your proposal in the time you have, and for each part write the one point Sam must take away. You are asking for approval to spend YAT's money, so lead with what it buys, not with what it is.</w:t>
+      </w:r>
+    </w:p>
+    <w:tbl>
+      <w:tblPr>
+        <w:tblW w:type="auto" w:w="0"/>
+        <w:tblLook w:firstColumn="1" w:firstRow="1" w:lastColumn="0" w:lastRow="0" w:noHBand="0" w:noVBand="1" w:val="04A0"/>
+      </w:tblPr>
+      <w:tblGrid>
+        <w:gridCol w:w="3489"/>
+        <w:gridCol w:w="3489"/>
+        <w:gridCol w:w="3489"/>
+      </w:tblGrid>
+      <w:tr>
+        <w:tc>
+          <w:tcPr>
+            <w:tcW w:type="dxa" w:w="3489"/>
+            <w:tcBorders>
+              <w:top w:val="single" w:sz="4" w:space="0" w:color="E4DED3"/>
+              <w:left w:val="single" w:sz="4" w:space="0" w:color="E4DED3"/>
+              <w:bottom w:val="single" w:sz="4" w:space="0" w:color="E4DED3"/>
+              <w:right w:val="single" w:sz="4" w:space="0" w:color="E4DED3"/>
+            </w:tcBorders>
+            <w:shd w:val="clear" w:color="auto" w:fill="F8F4ED"/>
+          </w:tcPr>
+          <w:p>
+            <w:r>
+              <w:rPr>
+                <w:b/>
+                <w:sz w:val="18"/>
+              </w:rPr>
+              <w:t>What you cover</w:t>
+            </w:r>
+          </w:p>
+        </w:tc>
+        <w:tc>
+          <w:tcPr>
+            <w:tcW w:type="dxa" w:w="3489"/>
+            <w:tcBorders>
+              <w:top w:val="single" w:sz="4" w:space="0" w:color="E4DED3"/>
+              <w:left w:val="single" w:sz="4" w:space="0" w:color="E4DED3"/>
+              <w:bottom w:val="single" w:sz="4" w:space="0" w:color="E4DED3"/>
+              <w:right w:val="single" w:sz="4" w:space="0" w:color="E4DED3"/>
+            </w:tcBorders>
+            <w:shd w:val="clear" w:color="auto" w:fill="F8F4ED"/>
+          </w:tcPr>
+          <w:p>
+            <w:r>
+              <w:rPr>
+                <w:b/>
+                <w:sz w:val="18"/>
+              </w:rPr>
+              <w:t>The one point Sam should take away</w:t>
+            </w:r>
+          </w:p>
+        </w:tc>
+        <w:tc>
+          <w:tcPr>
+            <w:tcW w:type="dxa" w:w="3489"/>
+            <w:tcBorders>
+              <w:top w:val="single" w:sz="4" w:space="0" w:color="E4DED3"/>
+              <w:left w:val="single" w:sz="4" w:space="0" w:color="E4DED3"/>
+              <w:bottom w:val="single" w:sz="4" w:space="0" w:color="E4DED3"/>
+              <w:right w:val="single" w:sz="4" w:space="0" w:color="E4DED3"/>
+            </w:tcBorders>
+            <w:shd w:val="clear" w:color="auto" w:fill="F8F4ED"/>
+          </w:tcPr>
+          <w:p>
+            <w:r>
+              <w:rPr>
+                <w:b/>
+                <w:sz w:val="18"/>
+              </w:rPr>
+              <w:t>Roughly how long</w:t>
+            </w:r>
+          </w:p>
+        </w:tc>
+      </w:tr>
+      <w:tr>
+        <w:tc>
+          <w:tcPr>
+            <w:tcW w:type="dxa" w:w="3489"/>
+            <w:tcBorders>
+              <w:top w:val="single" w:sz="4" w:space="0" w:color="E4DED3"/>
+              <w:left w:val="single" w:sz="4" w:space="0" w:color="E4DED3"/>
+              <w:bottom w:val="single" w:sz="4" w:space="0" w:color="E4DED3"/>
+              <w:right w:val="single" w:sz="4" w:space="0" w:color="E4DED3"/>
+            </w:tcBorders>
+          </w:tcPr>
+          <w:p>
+            <w:r>
+              <w:rPr>
+                <w:sz w:val="18"/>
+              </w:rPr>
+              <w:t>What you found</w:t>
+            </w:r>
+          </w:p>
+        </w:tc>
+        <w:tc>
+          <w:tcPr>
+            <w:tcW w:type="dxa" w:w="3489"/>
+            <w:tcBorders>
+              <w:top w:val="single" w:sz="4" w:space="0" w:color="E4DED3"/>
+              <w:left w:val="single" w:sz="4" w:space="0" w:color="E4DED3"/>
+              <w:bottom w:val="single" w:sz="4" w:space="0" w:color="E4DED3"/>
+              <w:right w:val="single" w:sz="4" w:space="0" w:color="E4DED3"/>
+            </w:tcBorders>
+          </w:tcPr>
+          <w:p>
+            <w:r>
+              <w:rPr>
+                <w:sz w:val="18"/>
+              </w:rPr>
+            </w:r>
+          </w:p>
+        </w:tc>
+        <w:tc>
+          <w:tcPr>
+            <w:tcW w:type="dxa" w:w="3489"/>
+            <w:tcBorders>
+              <w:top w:val="single" w:sz="4" w:space="0" w:color="E4DED3"/>
+              <w:left w:val="single" w:sz="4" w:space="0" w:color="E4DED3"/>
+              <w:bottom w:val="single" w:sz="4" w:space="0" w:color="E4DED3"/>
+              <w:right w:val="single" w:sz="4" w:space="0" w:color="E4DED3"/>
+            </w:tcBorders>
+          </w:tcPr>
+          <w:p>
+            <w:r>
+              <w:rPr>
+                <w:sz w:val="18"/>
+              </w:rPr>
+            </w:r>
+          </w:p>
+        </w:tc>
+      </w:tr>
+      <w:tr>
+        <w:tc>
+          <w:tcPr>
+            <w:tcW w:type="dxa" w:w="3489"/>
+            <w:tcBorders>
+              <w:top w:val="single" w:sz="4" w:space="0" w:color="E4DED3"/>
+              <w:left w:val="single" w:sz="4" w:space="0" w:color="E4DED3"/>
+              <w:bottom w:val="single" w:sz="4" w:space="0" w:color="E4DED3"/>
+              <w:right w:val="single" w:sz="4" w:space="0" w:color="E4DED3"/>
+            </w:tcBorders>
+          </w:tcPr>
+          <w:p>
+            <w:r>
+              <w:rPr>
+                <w:sz w:val="18"/>
+              </w:rPr>
+              <w:t>The goals you set</w:t>
+            </w:r>
+          </w:p>
+        </w:tc>
+        <w:tc>
+          <w:tcPr>
+            <w:tcW w:type="dxa" w:w="3489"/>
+            <w:tcBorders>
+              <w:top w:val="single" w:sz="4" w:space="0" w:color="E4DED3"/>
+              <w:left w:val="single" w:sz="4" w:space="0" w:color="E4DED3"/>
+              <w:bottom w:val="single" w:sz="4" w:space="0" w:color="E4DED3"/>
+              <w:right w:val="single" w:sz="4" w:space="0" w:color="E4DED3"/>
+            </w:tcBorders>
+          </w:tcPr>
+          <w:p>
+            <w:r>
+              <w:rPr>
+                <w:sz w:val="18"/>
+              </w:rPr>
+            </w:r>
+          </w:p>
+        </w:tc>
+        <w:tc>
+          <w:tcPr>
+            <w:tcW w:type="dxa" w:w="3489"/>
+            <w:tcBorders>
+              <w:top w:val="single" w:sz="4" w:space="0" w:color="E4DED3"/>
+              <w:left w:val="single" w:sz="4" w:space="0" w:color="E4DED3"/>
+              <w:bottom w:val="single" w:sz="4" w:space="0" w:color="E4DED3"/>
+              <w:right w:val="single" w:sz="4" w:space="0" w:color="E4DED3"/>
+            </w:tcBorders>
+          </w:tcPr>
+          <w:p>
+            <w:r>
+              <w:rPr>
+                <w:sz w:val="18"/>
+              </w:rPr>
+            </w:r>
+          </w:p>
+        </w:tc>
+      </w:tr>
+      <w:tr>
+        <w:tc>
+          <w:tcPr>
+            <w:tcW w:type="dxa" w:w="3489"/>
+            <w:tcBorders>
+              <w:top w:val="single" w:sz="4" w:space="0" w:color="E4DED3"/>
+              <w:left w:val="single" w:sz="4" w:space="0" w:color="E4DED3"/>
+              <w:bottom w:val="single" w:sz="4" w:space="0" w:color="E4DED3"/>
+              <w:right w:val="single" w:sz="4" w:space="0" w:color="E4DED3"/>
+            </w:tcBorders>
+          </w:tcPr>
+          <w:p>
+            <w:r>
+              <w:rPr>
+                <w:sz w:val="18"/>
+              </w:rPr>
+              <w:t>What you propose</w:t>
+            </w:r>
+          </w:p>
+        </w:tc>
+        <w:tc>
+          <w:tcPr>
+            <w:tcW w:type="dxa" w:w="3489"/>
+            <w:tcBorders>
+              <w:top w:val="single" w:sz="4" w:space="0" w:color="E4DED3"/>
+              <w:left w:val="single" w:sz="4" w:space="0" w:color="E4DED3"/>
+              <w:bottom w:val="single" w:sz="4" w:space="0" w:color="E4DED3"/>
+              <w:right w:val="single" w:sz="4" w:space="0" w:color="E4DED3"/>
+            </w:tcBorders>
+          </w:tcPr>
+          <w:p>
+            <w:r>
+              <w:rPr>
+                <w:sz w:val="18"/>
+              </w:rPr>
+            </w:r>
+          </w:p>
+        </w:tc>
+        <w:tc>
+          <w:tcPr>
+            <w:tcW w:type="dxa" w:w="3489"/>
+            <w:tcBorders>
+              <w:top w:val="single" w:sz="4" w:space="0" w:color="E4DED3"/>
+              <w:left w:val="single" w:sz="4" w:space="0" w:color="E4DED3"/>
+              <w:bottom w:val="single" w:sz="4" w:space="0" w:color="E4DED3"/>
+              <w:right w:val="single" w:sz="4" w:space="0" w:color="E4DED3"/>
+            </w:tcBorders>
+          </w:tcPr>
+          <w:p>
+            <w:r>
+              <w:rPr>
+                <w:sz w:val="18"/>
+              </w:rPr>
+            </w:r>
+          </w:p>
+        </w:tc>
+      </w:tr>
+      <w:tr>
+        <w:tc>
+          <w:tcPr>
+            <w:tcW w:type="dxa" w:w="3489"/>
+            <w:tcBorders>
+              <w:top w:val="single" w:sz="4" w:space="0" w:color="E4DED3"/>
+              <w:left w:val="single" w:sz="4" w:space="0" w:color="E4DED3"/>
+              <w:bottom w:val="single" w:sz="4" w:space="0" w:color="E4DED3"/>
+              <w:right w:val="single" w:sz="4" w:space="0" w:color="E4DED3"/>
+            </w:tcBorders>
+          </w:tcPr>
+          <w:p>
+            <w:r>
+              <w:rPr>
+                <w:sz w:val="18"/>
+              </w:rPr>
+              <w:t>The database decision</w:t>
+            </w:r>
+          </w:p>
+        </w:tc>
+        <w:tc>
+          <w:tcPr>
+            <w:tcW w:type="dxa" w:w="3489"/>
+            <w:tcBorders>
+              <w:top w:val="single" w:sz="4" w:space="0" w:color="E4DED3"/>
+              <w:left w:val="single" w:sz="4" w:space="0" w:color="E4DED3"/>
+              <w:bottom w:val="single" w:sz="4" w:space="0" w:color="E4DED3"/>
+              <w:right w:val="single" w:sz="4" w:space="0" w:color="E4DED3"/>
+            </w:tcBorders>
+          </w:tcPr>
+          <w:p>
+            <w:r>
+              <w:rPr>
+                <w:sz w:val="18"/>
+              </w:rPr>
+            </w:r>
+          </w:p>
+        </w:tc>
+        <w:tc>
+          <w:tcPr>
+            <w:tcW w:type="dxa" w:w="3489"/>
+            <w:tcBorders>
+              <w:top w:val="single" w:sz="4" w:space="0" w:color="E4DED3"/>
+              <w:left w:val="single" w:sz="4" w:space="0" w:color="E4DED3"/>
+              <w:bottom w:val="single" w:sz="4" w:space="0" w:color="E4DED3"/>
+              <w:right w:val="single" w:sz="4" w:space="0" w:color="E4DED3"/>
+            </w:tcBorders>
+          </w:tcPr>
+          <w:p>
+            <w:r>
+              <w:rPr>
+                <w:sz w:val="18"/>
+              </w:rPr>
+            </w:r>
+          </w:p>
+        </w:tc>
+      </w:tr>
+      <w:tr>
+        <w:tc>
+          <w:tcPr>
+            <w:tcW w:type="dxa" w:w="3489"/>
+            <w:tcBorders>
+              <w:top w:val="single" w:sz="4" w:space="0" w:color="E4DED3"/>
+              <w:left w:val="single" w:sz="4" w:space="0" w:color="E4DED3"/>
+              <w:bottom w:val="single" w:sz="4" w:space="0" w:color="E4DED3"/>
+              <w:right w:val="single" w:sz="4" w:space="0" w:color="E4DED3"/>
+            </w:tcBorders>
+          </w:tcPr>
+          <w:p>
+            <w:r>
+              <w:rPr>
+                <w:sz w:val="18"/>
+              </w:rPr>
+              <w:t>What it costs</w:t>
+            </w:r>
+          </w:p>
+        </w:tc>
+        <w:tc>
+          <w:tcPr>
+            <w:tcW w:type="dxa" w:w="3489"/>
+            <w:tcBorders>
+              <w:top w:val="single" w:sz="4" w:space="0" w:color="E4DED3"/>
+              <w:left w:val="single" w:sz="4" w:space="0" w:color="E4DED3"/>
+              <w:bottom w:val="single" w:sz="4" w:space="0" w:color="E4DED3"/>
+              <w:right w:val="single" w:sz="4" w:space="0" w:color="E4DED3"/>
+            </w:tcBorders>
+          </w:tcPr>
+          <w:p>
+            <w:r>
+              <w:rPr>
+                <w:sz w:val="18"/>
+              </w:rPr>
+            </w:r>
+          </w:p>
+        </w:tc>
+        <w:tc>
+          <w:tcPr>
+            <w:tcW w:type="dxa" w:w="3489"/>
+            <w:tcBorders>
+              <w:top w:val="single" w:sz="4" w:space="0" w:color="E4DED3"/>
+              <w:left w:val="single" w:sz="4" w:space="0" w:color="E4DED3"/>
+              <w:bottom w:val="single" w:sz="4" w:space="0" w:color="E4DED3"/>
+              <w:right w:val="single" w:sz="4" w:space="0" w:color="E4DED3"/>
+            </w:tcBorders>
+          </w:tcPr>
+          <w:p>
+            <w:r>
+              <w:rPr>
+                <w:sz w:val="18"/>
+              </w:rPr>
+            </w:r>
+          </w:p>
+        </w:tc>
+      </w:tr>
+      <w:tr>
+        <w:tc>
+          <w:tcPr>
+            <w:tcW w:type="dxa" w:w="3489"/>
+            <w:tcBorders>
+              <w:top w:val="single" w:sz="4" w:space="0" w:color="E4DED3"/>
+              <w:left w:val="single" w:sz="4" w:space="0" w:color="E4DED3"/>
+              <w:bottom w:val="single" w:sz="4" w:space="0" w:color="E4DED3"/>
+              <w:right w:val="single" w:sz="4" w:space="0" w:color="E4DED3"/>
+            </w:tcBorders>
+          </w:tcPr>
+          <w:p>
+            <w:r>
+              <w:rPr>
+                <w:sz w:val="18"/>
+              </w:rPr>
+              <w:t>What you are asking for</w:t>
+            </w:r>
+          </w:p>
+        </w:tc>
+        <w:tc>
+          <w:tcPr>
+            <w:tcW w:type="dxa" w:w="3489"/>
+            <w:tcBorders>
+              <w:top w:val="single" w:sz="4" w:space="0" w:color="E4DED3"/>
+              <w:left w:val="single" w:sz="4" w:space="0" w:color="E4DED3"/>
+              <w:bottom w:val="single" w:sz="4" w:space="0" w:color="E4DED3"/>
+              <w:right w:val="single" w:sz="4" w:space="0" w:color="E4DED3"/>
+            </w:tcBorders>
+          </w:tcPr>
+          <w:p>
+            <w:r>
+              <w:rPr>
+                <w:sz w:val="18"/>
+              </w:rPr>
+            </w:r>
+          </w:p>
+        </w:tc>
+        <w:tc>
+          <w:tcPr>
+            <w:tcW w:type="dxa" w:w="3489"/>
+            <w:tcBorders>
+              <w:top w:val="single" w:sz="4" w:space="0" w:color="E4DED3"/>
+              <w:left w:val="single" w:sz="4" w:space="0" w:color="E4DED3"/>
+              <w:bottom w:val="single" w:sz="4" w:space="0" w:color="E4DED3"/>
+              <w:right w:val="single" w:sz="4" w:space="0" w:color="E4DED3"/>
+            </w:tcBorders>
+          </w:tcPr>
+          <w:p>
+            <w:r>
+              <w:rPr>
+                <w:sz w:val="18"/>
+              </w:rPr>
+            </w:r>
+          </w:p>
+        </w:tc>
+      </w:tr>
+    </w:tbl>
+    <w:p/>
+    <w:p>
+      <w:pPr>
+        <w:spacing w:before="200" w:after="0"/>
+      </w:pPr>
+      <w:r>
+        <w:rPr>
+          <w:b/>
+          <w:color w:val="1F5A5C"/>
+          <w:sz w:val="16"/>
+        </w:rPr>
+        <w:t>TASK 17</w:t>
+      </w:r>
+    </w:p>
+    <w:p>
+      <w:pPr>
+        <w:pStyle w:val="Heading2"/>
+      </w:pPr>
+      <w:r>
+        <w:rPr>
+          <w:color w:val="1F5A5C"/>
+        </w:rPr>
+        <w:t>Present the proposed architecture for review</w:t>
+      </w:r>
+    </w:p>
+    <w:p>
+      <w:pPr>
+        <w:spacing w:after="120"/>
+      </w:pPr>
+      <w:r>
+        <w:rPr>
+          <w:b w:val="0"/>
+          <w:i w:val="0"/>
+          <w:sz w:val="21"/>
+        </w:rPr>
+        <w:t>Present your proposed architecture to Sam Walker (YAT ICT Manager, role-played by your assessor) for review. Walk through the design and the reasoning, and answer questions on both. Record the session immediately afterwards.</w:t>
+      </w:r>
+    </w:p>
+    <w:tbl>
+      <w:tblPr>
+        <w:tblW w:type="auto" w:w="0"/>
+        <w:tblLook w:firstColumn="1" w:firstRow="1" w:lastColumn="0" w:lastRow="0" w:noHBand="0" w:noVBand="1" w:val="04A0"/>
+      </w:tblPr>
+      <w:tblGrid>
+        <w:gridCol w:w="5233"/>
+        <w:gridCol w:w="5233"/>
+      </w:tblGrid>
+      <w:tr>
+        <w:tc>
+          <w:tcPr>
+            <w:tcW w:type="dxa" w:w="5233"/>
+            <w:tcBorders>
+              <w:top w:val="single" w:sz="4" w:space="0" w:color="E4DED3"/>
+              <w:left w:val="single" w:sz="4" w:space="0" w:color="E4DED3"/>
+              <w:bottom w:val="single" w:sz="4" w:space="0" w:color="E4DED3"/>
+              <w:right w:val="single" w:sz="4" w:space="0" w:color="E4DED3"/>
+            </w:tcBorders>
+            <w:shd w:val="clear" w:color="auto" w:fill="F8F4ED"/>
+          </w:tcPr>
+          <w:p>
+            <w:r>
+              <w:rPr>
+                <w:b/>
+                <w:sz w:val="18"/>
+              </w:rPr>
+              <w:t>Record</w:t>
+            </w:r>
+          </w:p>
+        </w:tc>
+        <w:tc>
+          <w:tcPr>
+            <w:tcW w:type="dxa" w:w="5233"/>
+            <w:tcBorders>
+              <w:top w:val="single" w:sz="4" w:space="0" w:color="E4DED3"/>
+              <w:left w:val="single" w:sz="4" w:space="0" w:color="E4DED3"/>
+              <w:bottom w:val="single" w:sz="4" w:space="0" w:color="E4DED3"/>
+              <w:right w:val="single" w:sz="4" w:space="0" w:color="E4DED3"/>
+            </w:tcBorders>
+            <w:shd w:val="clear" w:color="auto" w:fill="F8F4ED"/>
+          </w:tcPr>
+          <w:p>
+            <w:r>
+              <w:rPr>
+                <w:b/>
+                <w:sz w:val="18"/>
+              </w:rPr>
+              <w:t>Your entry</w:t>
+            </w:r>
+          </w:p>
+        </w:tc>
+      </w:tr>
+      <w:tr>
+        <w:tc>
+          <w:tcPr>
+            <w:tcW w:type="dxa" w:w="5233"/>
+            <w:tcBorders>
+              <w:top w:val="single" w:sz="4" w:space="0" w:color="E4DED3"/>
+              <w:left w:val="single" w:sz="4" w:space="0" w:color="E4DED3"/>
+              <w:bottom w:val="single" w:sz="4" w:space="0" w:color="E4DED3"/>
+              <w:right w:val="single" w:sz="4" w:space="0" w:color="E4DED3"/>
+            </w:tcBorders>
+          </w:tcPr>
+          <w:p>
+            <w:r>
+              <w:rPr>
+                <w:sz w:val="18"/>
+              </w:rPr>
+              <w:t>Date and time</w:t>
+            </w:r>
+          </w:p>
+        </w:tc>
+        <w:tc>
+          <w:tcPr>
+            <w:tcW w:type="dxa" w:w="5233"/>
+            <w:tcBorders>
+              <w:top w:val="single" w:sz="4" w:space="0" w:color="E4DED3"/>
+              <w:left w:val="single" w:sz="4" w:space="0" w:color="E4DED3"/>
+              <w:bottom w:val="single" w:sz="4" w:space="0" w:color="E4DED3"/>
+              <w:right w:val="single" w:sz="4" w:space="0" w:color="E4DED3"/>
+            </w:tcBorders>
+          </w:tcPr>
+          <w:p>
+            <w:r>
+              <w:rPr>
+                <w:sz w:val="18"/>
+              </w:rPr>
+            </w:r>
+          </w:p>
+        </w:tc>
+      </w:tr>
+      <w:tr>
+        <w:tc>
+          <w:tcPr>
+            <w:tcW w:type="dxa" w:w="5233"/>
+            <w:tcBorders>
+              <w:top w:val="single" w:sz="4" w:space="0" w:color="E4DED3"/>
+              <w:left w:val="single" w:sz="4" w:space="0" w:color="E4DED3"/>
+              <w:bottom w:val="single" w:sz="4" w:space="0" w:color="E4DED3"/>
+              <w:right w:val="single" w:sz="4" w:space="0" w:color="E4DED3"/>
+            </w:tcBorders>
+          </w:tcPr>
+          <w:p>
+            <w:r>
+              <w:rPr>
+                <w:sz w:val="18"/>
+              </w:rPr>
+              <w:t>Attendees and roles</w:t>
+            </w:r>
+          </w:p>
+        </w:tc>
+        <w:tc>
+          <w:tcPr>
+            <w:tcW w:type="dxa" w:w="5233"/>
+            <w:tcBorders>
+              <w:top w:val="single" w:sz="4" w:space="0" w:color="E4DED3"/>
+              <w:left w:val="single" w:sz="4" w:space="0" w:color="E4DED3"/>
+              <w:bottom w:val="single" w:sz="4" w:space="0" w:color="E4DED3"/>
+              <w:right w:val="single" w:sz="4" w:space="0" w:color="E4DED3"/>
+            </w:tcBorders>
+          </w:tcPr>
+          <w:p>
+            <w:r>
+              <w:rPr>
+                <w:sz w:val="18"/>
+              </w:rPr>
+            </w:r>
+          </w:p>
+        </w:tc>
+      </w:tr>
+      <w:tr>
+        <w:tc>
+          <w:tcPr>
+            <w:tcW w:type="dxa" w:w="5233"/>
+            <w:tcBorders>
+              <w:top w:val="single" w:sz="4" w:space="0" w:color="E4DED3"/>
+              <w:left w:val="single" w:sz="4" w:space="0" w:color="E4DED3"/>
+              <w:bottom w:val="single" w:sz="4" w:space="0" w:color="E4DED3"/>
+              <w:right w:val="single" w:sz="4" w:space="0" w:color="E4DED3"/>
+            </w:tcBorders>
+          </w:tcPr>
+          <w:p>
+            <w:r>
+              <w:rPr>
+                <w:sz w:val="18"/>
+              </w:rPr>
+              <w:t>What you presented</w:t>
+            </w:r>
+          </w:p>
+        </w:tc>
+        <w:tc>
+          <w:tcPr>
+            <w:tcW w:type="dxa" w:w="5233"/>
+            <w:tcBorders>
+              <w:top w:val="single" w:sz="4" w:space="0" w:color="E4DED3"/>
+              <w:left w:val="single" w:sz="4" w:space="0" w:color="E4DED3"/>
+              <w:bottom w:val="single" w:sz="4" w:space="0" w:color="E4DED3"/>
+              <w:right w:val="single" w:sz="4" w:space="0" w:color="E4DED3"/>
+            </w:tcBorders>
+          </w:tcPr>
+          <w:p>
+            <w:r>
+              <w:rPr>
+                <w:sz w:val="18"/>
+              </w:rPr>
+            </w:r>
+          </w:p>
+        </w:tc>
+      </w:tr>
+      <w:tr>
+        <w:tc>
+          <w:tcPr>
+            <w:tcW w:type="dxa" w:w="5233"/>
+            <w:tcBorders>
+              <w:top w:val="single" w:sz="4" w:space="0" w:color="E4DED3"/>
+              <w:left w:val="single" w:sz="4" w:space="0" w:color="E4DED3"/>
+              <w:bottom w:val="single" w:sz="4" w:space="0" w:color="E4DED3"/>
+              <w:right w:val="single" w:sz="4" w:space="0" w:color="E4DED3"/>
+            </w:tcBorders>
+          </w:tcPr>
+          <w:p>
+            <w:r>
+              <w:rPr>
+                <w:sz w:val="18"/>
+              </w:rPr>
+              <w:t>Questions you were asked</w:t>
+            </w:r>
+          </w:p>
+        </w:tc>
+        <w:tc>
+          <w:tcPr>
+            <w:tcW w:type="dxa" w:w="5233"/>
+            <w:tcBorders>
+              <w:top w:val="single" w:sz="4" w:space="0" w:color="E4DED3"/>
+              <w:left w:val="single" w:sz="4" w:space="0" w:color="E4DED3"/>
+              <w:bottom w:val="single" w:sz="4" w:space="0" w:color="E4DED3"/>
+              <w:right w:val="single" w:sz="4" w:space="0" w:color="E4DED3"/>
+            </w:tcBorders>
+          </w:tcPr>
+          <w:p>
+            <w:r>
+              <w:rPr>
+                <w:sz w:val="18"/>
+              </w:rPr>
+            </w:r>
+          </w:p>
+        </w:tc>
+      </w:tr>
+      <w:tr>
+        <w:tc>
+          <w:tcPr>
+            <w:tcW w:type="dxa" w:w="5233"/>
+            <w:tcBorders>
+              <w:top w:val="single" w:sz="4" w:space="0" w:color="E4DED3"/>
+              <w:left w:val="single" w:sz="4" w:space="0" w:color="E4DED3"/>
+              <w:bottom w:val="single" w:sz="4" w:space="0" w:color="E4DED3"/>
+              <w:right w:val="single" w:sz="4" w:space="0" w:color="E4DED3"/>
+            </w:tcBorders>
+          </w:tcPr>
+          <w:p>
+            <w:r>
+              <w:rPr>
+                <w:sz w:val="18"/>
+              </w:rPr>
+              <w:t>Feedback given, and your response</w:t>
+            </w:r>
+          </w:p>
+        </w:tc>
+        <w:tc>
+          <w:tcPr>
+            <w:tcW w:type="dxa" w:w="5233"/>
+            <w:tcBorders>
+              <w:top w:val="single" w:sz="4" w:space="0" w:color="E4DED3"/>
+              <w:left w:val="single" w:sz="4" w:space="0" w:color="E4DED3"/>
+              <w:bottom w:val="single" w:sz="4" w:space="0" w:color="E4DED3"/>
+              <w:right w:val="single" w:sz="4" w:space="0" w:color="E4DED3"/>
+            </w:tcBorders>
+          </w:tcPr>
+          <w:p>
+            <w:r>
+              <w:rPr>
+                <w:sz w:val="18"/>
+              </w:rPr>
+            </w:r>
+          </w:p>
+        </w:tc>
+      </w:tr>
+    </w:tbl>
+    <w:p/>
+    <w:p>
+      <w:pPr>
+        <w:spacing w:before="200" w:after="0"/>
+      </w:pPr>
+      <w:r>
+        <w:rPr>
+          <w:b/>
+          <w:color w:val="1F5A5C"/>
+          <w:sz w:val="16"/>
+        </w:rPr>
+        <w:t>TASK 18</w:t>
+      </w:r>
+    </w:p>
+    <w:p>
+      <w:pPr>
+        <w:pStyle w:val="Heading2"/>
+      </w:pPr>
+      <w:r>
+        <w:rPr>
+          <w:color w:val="1F5A5C"/>
+        </w:rPr>
+        <w:t>Obtain sign-off to proceed to deployment</w:t>
+      </w:r>
+    </w:p>
+    <w:p>
+      <w:pPr>
+        <w:spacing w:after="120"/>
+      </w:pPr>
+      <w:r>
+        <w:rPr>
+          <w:b w:val="0"/>
+          <w:i w:val="0"/>
+          <w:sz w:val="21"/>
+        </w:rPr>
+        <w:t>Obtain Sam Walker's sign-off to proceed to deployment, and record which improvements were approved. Approval with conditions, or approval of only some of your proposals, are real outcomes — record exactly what was agreed, because AT3 deploys what was approved and nothing else.</w:t>
+      </w:r>
+    </w:p>
+    <w:tbl>
+      <w:tblPr>
+        <w:tblW w:type="auto" w:w="0"/>
+        <w:tblLook w:firstColumn="1" w:firstRow="1" w:lastColumn="0" w:lastRow="0" w:noHBand="0" w:noVBand="1" w:val="04A0"/>
+      </w:tblPr>
+      <w:tblGrid>
+        <w:gridCol w:w="5233"/>
+        <w:gridCol w:w="5233"/>
+      </w:tblGrid>
+      <w:tr>
+        <w:tc>
+          <w:tcPr>
+            <w:tcW w:type="dxa" w:w="5233"/>
+            <w:tcBorders>
+              <w:top w:val="single" w:sz="4" w:space="0" w:color="E4DED3"/>
+              <w:left w:val="single" w:sz="4" w:space="0" w:color="E4DED3"/>
+              <w:bottom w:val="single" w:sz="4" w:space="0" w:color="E4DED3"/>
+              <w:right w:val="single" w:sz="4" w:space="0" w:color="E4DED3"/>
+            </w:tcBorders>
+            <w:shd w:val="clear" w:color="auto" w:fill="F8F4ED"/>
+          </w:tcPr>
+          <w:p>
+            <w:r>
+              <w:rPr>
+                <w:b/>
+                <w:sz w:val="18"/>
+              </w:rPr>
+              <w:t>Sign-off record</w:t>
+            </w:r>
+          </w:p>
+        </w:tc>
+        <w:tc>
+          <w:tcPr>
+            <w:tcW w:type="dxa" w:w="5233"/>
+            <w:tcBorders>
+              <w:top w:val="single" w:sz="4" w:space="0" w:color="E4DED3"/>
+              <w:left w:val="single" w:sz="4" w:space="0" w:color="E4DED3"/>
+              <w:bottom w:val="single" w:sz="4" w:space="0" w:color="E4DED3"/>
+              <w:right w:val="single" w:sz="4" w:space="0" w:color="E4DED3"/>
+            </w:tcBorders>
+            <w:shd w:val="clear" w:color="auto" w:fill="F8F4ED"/>
+          </w:tcPr>
+          <w:p>
+            <w:r>
+              <w:rPr>
+                <w:b/>
+                <w:sz w:val="18"/>
+              </w:rPr>
+              <w:t>Your entry</w:t>
+            </w:r>
+          </w:p>
+        </w:tc>
+      </w:tr>
+      <w:tr>
+        <w:tc>
+          <w:tcPr>
+            <w:tcW w:type="dxa" w:w="5233"/>
+            <w:tcBorders>
+              <w:top w:val="single" w:sz="4" w:space="0" w:color="E4DED3"/>
+              <w:left w:val="single" w:sz="4" w:space="0" w:color="E4DED3"/>
+              <w:bottom w:val="single" w:sz="4" w:space="0" w:color="E4DED3"/>
+              <w:right w:val="single" w:sz="4" w:space="0" w:color="E4DED3"/>
+            </w:tcBorders>
+          </w:tcPr>
+          <w:p>
+            <w:r>
+              <w:rPr>
+                <w:sz w:val="18"/>
+              </w:rPr>
+              <w:t>Decision</w:t>
+            </w:r>
+          </w:p>
+        </w:tc>
+        <w:tc>
+          <w:tcPr>
+            <w:tcW w:type="dxa" w:w="5233"/>
+            <w:tcBorders>
+              <w:top w:val="single" w:sz="4" w:space="0" w:color="E4DED3"/>
+              <w:left w:val="single" w:sz="4" w:space="0" w:color="E4DED3"/>
+              <w:bottom w:val="single" w:sz="4" w:space="0" w:color="E4DED3"/>
+              <w:right w:val="single" w:sz="4" w:space="0" w:color="E4DED3"/>
+            </w:tcBorders>
+          </w:tcPr>
+          <w:p>
+            <w:r>
+              <w:rPr>
+                <w:sz w:val="18"/>
+              </w:rPr>
+            </w:r>
+          </w:p>
+        </w:tc>
+      </w:tr>
+      <w:tr>
+        <w:tc>
+          <w:tcPr>
+            <w:tcW w:type="dxa" w:w="5233"/>
+            <w:tcBorders>
+              <w:top w:val="single" w:sz="4" w:space="0" w:color="E4DED3"/>
+              <w:left w:val="single" w:sz="4" w:space="0" w:color="E4DED3"/>
+              <w:bottom w:val="single" w:sz="4" w:space="0" w:color="E4DED3"/>
+              <w:right w:val="single" w:sz="4" w:space="0" w:color="E4DED3"/>
+            </w:tcBorders>
+          </w:tcPr>
+          <w:p>
+            <w:r>
+              <w:rPr>
+                <w:sz w:val="18"/>
+              </w:rPr>
+              <w:t>Improvements approved</w:t>
+            </w:r>
+          </w:p>
+        </w:tc>
+        <w:tc>
+          <w:tcPr>
+            <w:tcW w:type="dxa" w:w="5233"/>
+            <w:tcBorders>
+              <w:top w:val="single" w:sz="4" w:space="0" w:color="E4DED3"/>
+              <w:left w:val="single" w:sz="4" w:space="0" w:color="E4DED3"/>
+              <w:bottom w:val="single" w:sz="4" w:space="0" w:color="E4DED3"/>
+              <w:right w:val="single" w:sz="4" w:space="0" w:color="E4DED3"/>
+            </w:tcBorders>
+          </w:tcPr>
+          <w:p>
+            <w:r>
+              <w:rPr>
+                <w:sz w:val="18"/>
+              </w:rPr>
+            </w:r>
+          </w:p>
+        </w:tc>
+      </w:tr>
+      <w:tr>
+        <w:tc>
+          <w:tcPr>
+            <w:tcW w:type="dxa" w:w="5233"/>
+            <w:tcBorders>
+              <w:top w:val="single" w:sz="4" w:space="0" w:color="E4DED3"/>
+              <w:left w:val="single" w:sz="4" w:space="0" w:color="E4DED3"/>
+              <w:bottom w:val="single" w:sz="4" w:space="0" w:color="E4DED3"/>
+              <w:right w:val="single" w:sz="4" w:space="0" w:color="E4DED3"/>
+            </w:tcBorders>
+          </w:tcPr>
+          <w:p>
+            <w:r>
+              <w:rPr>
+                <w:sz w:val="18"/>
+              </w:rPr>
+              <w:t>Improvements not approved, and why</w:t>
+            </w:r>
+          </w:p>
+        </w:tc>
+        <w:tc>
+          <w:tcPr>
+            <w:tcW w:type="dxa" w:w="5233"/>
+            <w:tcBorders>
+              <w:top w:val="single" w:sz="4" w:space="0" w:color="E4DED3"/>
+              <w:left w:val="single" w:sz="4" w:space="0" w:color="E4DED3"/>
+              <w:bottom w:val="single" w:sz="4" w:space="0" w:color="E4DED3"/>
+              <w:right w:val="single" w:sz="4" w:space="0" w:color="E4DED3"/>
+            </w:tcBorders>
+          </w:tcPr>
+          <w:p>
+            <w:r>
+              <w:rPr>
+                <w:sz w:val="18"/>
+              </w:rPr>
+            </w:r>
+          </w:p>
+        </w:tc>
+      </w:tr>
+      <w:tr>
+        <w:tc>
+          <w:tcPr>
+            <w:tcW w:type="dxa" w:w="5233"/>
+            <w:tcBorders>
+              <w:top w:val="single" w:sz="4" w:space="0" w:color="E4DED3"/>
+              <w:left w:val="single" w:sz="4" w:space="0" w:color="E4DED3"/>
+              <w:bottom w:val="single" w:sz="4" w:space="0" w:color="E4DED3"/>
+              <w:right w:val="single" w:sz="4" w:space="0" w:color="E4DED3"/>
+            </w:tcBorders>
+          </w:tcPr>
+          <w:p>
+            <w:r>
+              <w:rPr>
+                <w:sz w:val="18"/>
+              </w:rPr>
+              <w:t>Conditions attached</w:t>
+            </w:r>
+          </w:p>
+        </w:tc>
+        <w:tc>
+          <w:tcPr>
+            <w:tcW w:type="dxa" w:w="5233"/>
+            <w:tcBorders>
+              <w:top w:val="single" w:sz="4" w:space="0" w:color="E4DED3"/>
+              <w:left w:val="single" w:sz="4" w:space="0" w:color="E4DED3"/>
+              <w:bottom w:val="single" w:sz="4" w:space="0" w:color="E4DED3"/>
+              <w:right w:val="single" w:sz="4" w:space="0" w:color="E4DED3"/>
+            </w:tcBorders>
+          </w:tcPr>
+          <w:p>
+            <w:r>
+              <w:rPr>
+                <w:sz w:val="18"/>
+              </w:rPr>
+            </w:r>
+          </w:p>
+        </w:tc>
+      </w:tr>
+      <w:tr>
+        <w:tc>
+          <w:tcPr>
+            <w:tcW w:type="dxa" w:w="5233"/>
+            <w:tcBorders>
+              <w:top w:val="single" w:sz="4" w:space="0" w:color="E4DED3"/>
+              <w:left w:val="single" w:sz="4" w:space="0" w:color="E4DED3"/>
+              <w:bottom w:val="single" w:sz="4" w:space="0" w:color="E4DED3"/>
+              <w:right w:val="single" w:sz="4" w:space="0" w:color="E4DED3"/>
+            </w:tcBorders>
+          </w:tcPr>
+          <w:p>
+            <w:r>
+              <w:rPr>
+                <w:sz w:val="18"/>
+              </w:rPr>
+              <w:t>Signed by, and date</w:t>
+            </w:r>
+          </w:p>
+        </w:tc>
+        <w:tc>
+          <w:tcPr>
+            <w:tcW w:type="dxa" w:w="5233"/>
+            <w:tcBorders>
+              <w:top w:val="single" w:sz="4" w:space="0" w:color="E4DED3"/>
+              <w:left w:val="single" w:sz="4" w:space="0" w:color="E4DED3"/>
+              <w:bottom w:val="single" w:sz="4" w:space="0" w:color="E4DED3"/>
+              <w:right w:val="single" w:sz="4" w:space="0" w:color="E4DED3"/>
+            </w:tcBorders>
+          </w:tcPr>
+          <w:p>
+            <w:r>
+              <w:rPr>
+                <w:sz w:val="18"/>
+              </w:rPr>
+            </w:r>
+          </w:p>
+        </w:tc>
+      </w:tr>
+    </w:tbl>
+    <w:p/>
+    <w:p>
+      <w:pPr>
+        <w:pStyle w:val="Heading1"/>
+      </w:pPr>
+      <w:r>
+        <w:t>Knowledge questions</w:t>
+      </w:r>
+    </w:p>
+    <w:p>
+      <w:pPr>
+        <w:spacing w:after="200"/>
+      </w:pPr>
+      <w:r>
+        <w:rPr>
+          <w:b w:val="0"/>
+          <w:i/>
+          <w:color w:val="6B6660"/>
+          <w:sz w:val="19"/>
+        </w:rPr>
+        <w:t>Answer these about your own design. Generic answers about cloud architecture will not pass.</w:t>
+      </w:r>
+    </w:p>
+    <w:p>
+      <w:pPr>
+        <w:spacing w:before="200" w:after="0"/>
+      </w:pPr>
+      <w:r>
+        <w:rPr>
+          <w:b/>
+          <w:color w:val="1F5A5C"/>
+          <w:sz w:val="16"/>
+        </w:rPr>
+        <w:t>QUESTION 1</w:t>
+      </w:r>
+    </w:p>
+    <w:p>
+      <w:pPr>
+        <w:pStyle w:val="Heading2"/>
+      </w:pPr>
+      <w:r>
+        <w:rPr>
+          <w:color w:val="1F5A5C"/>
+        </w:rPr>
+        <w:t>Which industry standards and standard products does your design rely on?</w:t>
+      </w:r>
+    </w:p>
+    <w:p>
+      <w:pPr>
+        <w:spacing w:after="120"/>
+      </w:pPr>
+      <w:r>
+        <w:rPr>
+          <w:b w:val="0"/>
+          <w:i w:val="0"/>
+          <w:sz w:val="21"/>
+        </w:rPr>
+        <w:t>Name the industry technology standards and the standard hardware and software products your design uses, and for each say what it contributes here.</w:t>
+      </w:r>
+    </w:p>
+    <w:tbl>
+      <w:tblPr>
+        <w:tblW w:type="auto" w:w="0"/>
+        <w:tblLook w:firstColumn="1" w:firstRow="1" w:lastColumn="0" w:lastRow="0" w:noHBand="0" w:noVBand="1" w:val="04A0"/>
+      </w:tblPr>
+      <w:tblGrid>
+        <w:gridCol w:w="10466"/>
+      </w:tblGrid>
+      <w:tr>
+        <w:tc>
+          <w:tcPr>
+            <w:tcW w:type="dxa" w:w="9411"/>
+            <w:tcBorders>
+              <w:top w:val="single" w:sz="4" w:space="0" w:color="E4DED3"/>
+              <w:left w:val="single" w:sz="4" w:space="0" w:color="E4DED3"/>
+              <w:bottom w:val="single" w:sz="4" w:space="0" w:color="E4DED3"/>
+              <w:right w:val="single" w:sz="4" w:space="0" w:color="E4DED3"/>
+            </w:tcBorders>
+            <w:shd w:val="clear" w:color="auto" w:fill="F8F4ED"/>
+          </w:tcPr>
+          <w:p>
+            <w:pPr>
+              <w:jc w:val="center"/>
+            </w:pPr>
+            <w:r>
+              <w:rPr>
+                <w:b/>
+                <w:i w:val="0"/>
+                <w:sz w:val="20"/>
+              </w:rPr>
+              <w:t>[ WRITE YOUR ANSWER HERE ]</w:t>
+            </w:r>
+          </w:p>
+        </w:tc>
+      </w:tr>
+    </w:tbl>
+    <w:p/>
+    <w:p>
+      <w:pPr>
+        <w:spacing w:before="200" w:after="0"/>
+      </w:pPr>
+      <w:r>
+        <w:rPr>
+          <w:b/>
+          <w:color w:val="1F5A5C"/>
+          <w:sz w:val="16"/>
+        </w:rPr>
+        <w:t>QUESTION 2</w:t>
+      </w:r>
+    </w:p>
+    <w:p>
+      <w:pPr>
+        <w:pStyle w:val="Heading2"/>
+      </w:pPr>
+      <w:r>
+        <w:rPr>
+          <w:color w:val="1F5A5C"/>
+        </w:rPr>
+        <w:t>Where would object storage be the right answer, and why not here?</w:t>
+      </w:r>
+    </w:p>
+    <w:p>
+      <w:pPr>
+        <w:spacing w:after="120"/>
+      </w:pPr>
+      <w:r>
+        <w:rPr>
+          <w:b w:val="0"/>
+          <w:i w:val="0"/>
+          <w:sz w:val="21"/>
+        </w:rPr>
+        <w:t>Ledgerline uses no object storage. Contrast it with a system that depends on object storage for static content — the YAT public website is the obvious example — and explain how you would provision that storage and serve content from it if this system needed it.</w:t>
+      </w:r>
+    </w:p>
+    <w:tbl>
+      <w:tblPr>
+        <w:tblW w:type="auto" w:w="0"/>
+        <w:tblLook w:firstColumn="1" w:firstRow="1" w:lastColumn="0" w:lastRow="0" w:noHBand="0" w:noVBand="1" w:val="04A0"/>
+      </w:tblPr>
+      <w:tblGrid>
+        <w:gridCol w:w="10466"/>
+      </w:tblGrid>
+      <w:tr>
+        <w:tc>
+          <w:tcPr>
+            <w:tcW w:type="dxa" w:w="9411"/>
+            <w:tcBorders>
+              <w:top w:val="single" w:sz="4" w:space="0" w:color="E4DED3"/>
+              <w:left w:val="single" w:sz="4" w:space="0" w:color="E4DED3"/>
+              <w:bottom w:val="single" w:sz="4" w:space="0" w:color="E4DED3"/>
+              <w:right w:val="single" w:sz="4" w:space="0" w:color="E4DED3"/>
+            </w:tcBorders>
+            <w:shd w:val="clear" w:color="auto" w:fill="F8F4ED"/>
+          </w:tcPr>
+          <w:p>
+            <w:pPr>
+              <w:jc w:val="center"/>
+            </w:pPr>
+            <w:r>
+              <w:rPr>
+                <w:b/>
+                <w:i w:val="0"/>
+                <w:sz w:val="20"/>
+              </w:rPr>
+              <w:t>[ WRITE YOUR ANSWER HERE ]</w:t>
+            </w:r>
+          </w:p>
+        </w:tc>
+      </w:tr>
+    </w:tbl>
+    <w:p/>
+    <w:p>
+      <w:pPr>
+        <w:spacing w:before="200" w:after="0"/>
+      </w:pPr>
+      <w:r>
+        <w:rPr>
+          <w:b/>
+          <w:color w:val="1F5A5C"/>
+          <w:sz w:val="16"/>
+        </w:rPr>
+        <w:t>QUESTION 3</w:t>
+      </w:r>
+    </w:p>
+    <w:p>
+      <w:pPr>
+        <w:pStyle w:val="Heading2"/>
+      </w:pPr>
+      <w:r>
+        <w:rPr>
+          <w:color w:val="1F5A5C"/>
+        </w:rPr>
+        <w:t>What did cloud adoption change for Ledgerline, and what would migrating further change?</w:t>
+      </w:r>
+    </w:p>
+    <w:p>
+      <w:pPr>
+        <w:spacing w:after="120"/>
+      </w:pPr>
+      <w:r>
+        <w:rPr>
+          <w:b w:val="0"/>
+          <w:i w:val="0"/>
+          <w:sz w:val="21"/>
+        </w:rPr>
+        <w:t>Ledgerline moved from a server under a desk to a managed cloud environment. Explain what that change actually gave YAT, what it did not, and what principles would apply if YAT migrated more of this system — for instance to a fully managed or serverless model.</w:t>
+      </w:r>
+    </w:p>
+    <w:tbl>
+      <w:tblPr>
+        <w:tblW w:type="auto" w:w="0"/>
+        <w:tblLook w:firstColumn="1" w:firstRow="1" w:lastColumn="0" w:lastRow="0" w:noHBand="0" w:noVBand="1" w:val="04A0"/>
+      </w:tblPr>
+      <w:tblGrid>
+        <w:gridCol w:w="10466"/>
+      </w:tblGrid>
+      <w:tr>
+        <w:tc>
+          <w:tcPr>
+            <w:tcW w:type="dxa" w:w="9411"/>
+            <w:tcBorders>
+              <w:top w:val="single" w:sz="4" w:space="0" w:color="E4DED3"/>
+              <w:left w:val="single" w:sz="4" w:space="0" w:color="E4DED3"/>
+              <w:bottom w:val="single" w:sz="4" w:space="0" w:color="E4DED3"/>
+              <w:right w:val="single" w:sz="4" w:space="0" w:color="E4DED3"/>
+            </w:tcBorders>
+            <w:shd w:val="clear" w:color="auto" w:fill="F8F4ED"/>
+          </w:tcPr>
+          <w:p>
+            <w:pPr>
+              <w:jc w:val="center"/>
+            </w:pPr>
+            <w:r>
+              <w:rPr>
+                <w:b/>
+                <w:i w:val="0"/>
+                <w:sz w:val="20"/>
+              </w:rPr>
+              <w:t>[ WRITE YOUR ANSWER HERE ]</w:t>
+            </w:r>
+          </w:p>
+        </w:tc>
+      </w:tr>
+    </w:tbl>
+    <w:p/>
     <w:sectPr>
       <w:headerReference w:type="even" r:id="rId11"/>
       <w:headerReference w:type="default" r:id="rId12"/>
